--- a/quickSearch/Bibliotek.docx
+++ b/quickSearch/Bibliotek.docx
@@ -251,7 +251,7 @@
                 <w:noProof/>
                 <w:webHidden/>
               </w:rPr>
-              <w:t>2</w:t>
+              <w:t>5</w:t>
             </w:r>
             <w:r>
               <w:rPr>
@@ -324,7 +324,7 @@
                 <w:noProof/>
                 <w:webHidden/>
               </w:rPr>
-              <w:t>2</w:t>
+              <w:t>5</w:t>
             </w:r>
             <w:r>
               <w:rPr>
@@ -397,7 +397,7 @@
                 <w:noProof/>
                 <w:webHidden/>
               </w:rPr>
-              <w:t>2</w:t>
+              <w:t>5</w:t>
             </w:r>
             <w:r>
               <w:rPr>
@@ -470,7 +470,7 @@
                 <w:noProof/>
                 <w:webHidden/>
               </w:rPr>
-              <w:t>2</w:t>
+              <w:t>5</w:t>
             </w:r>
             <w:r>
               <w:rPr>
@@ -543,7 +543,7 @@
                 <w:noProof/>
                 <w:webHidden/>
               </w:rPr>
-              <w:t>2</w:t>
+              <w:t>5</w:t>
             </w:r>
             <w:r>
               <w:rPr>
@@ -616,7 +616,7 @@
                 <w:noProof/>
                 <w:webHidden/>
               </w:rPr>
-              <w:t>2</w:t>
+              <w:t>6</w:t>
             </w:r>
             <w:r>
               <w:rPr>
@@ -689,7 +689,7 @@
                 <w:noProof/>
                 <w:webHidden/>
               </w:rPr>
-              <w:t>2</w:t>
+              <w:t>6</w:t>
             </w:r>
             <w:r>
               <w:rPr>
@@ -762,7 +762,7 @@
                 <w:noProof/>
                 <w:webHidden/>
               </w:rPr>
-              <w:t>3</w:t>
+              <w:t>7</w:t>
             </w:r>
             <w:r>
               <w:rPr>
@@ -835,7 +835,7 @@
                 <w:noProof/>
                 <w:webHidden/>
               </w:rPr>
-              <w:t>3</w:t>
+              <w:t>7</w:t>
             </w:r>
             <w:r>
               <w:rPr>
@@ -908,7 +908,7 @@
                 <w:noProof/>
                 <w:webHidden/>
               </w:rPr>
-              <w:t>3</w:t>
+              <w:t>7</w:t>
             </w:r>
             <w:r>
               <w:rPr>
@@ -981,7 +981,7 @@
                 <w:noProof/>
                 <w:webHidden/>
               </w:rPr>
-              <w:t>4</w:t>
+              <w:t>8</w:t>
             </w:r>
             <w:r>
               <w:rPr>
@@ -1054,7 +1054,7 @@
                 <w:noProof/>
                 <w:webHidden/>
               </w:rPr>
-              <w:t>4</w:t>
+              <w:t>8</w:t>
             </w:r>
             <w:r>
               <w:rPr>
@@ -1128,7 +1128,7 @@
                 <w:noProof/>
                 <w:webHidden/>
               </w:rPr>
-              <w:t>5</w:t>
+              <w:t>9</w:t>
             </w:r>
             <w:r>
               <w:rPr>
@@ -1202,7 +1202,7 @@
                 <w:noProof/>
                 <w:webHidden/>
               </w:rPr>
-              <w:t>8</w:t>
+              <w:t>12</w:t>
             </w:r>
             <w:r>
               <w:rPr>
@@ -1275,7 +1275,7 @@
                 <w:noProof/>
                 <w:webHidden/>
               </w:rPr>
-              <w:t>10</w:t>
+              <w:t>14</w:t>
             </w:r>
             <w:r>
               <w:rPr>
@@ -1348,7 +1348,7 @@
                 <w:noProof/>
                 <w:webHidden/>
               </w:rPr>
-              <w:t>11</w:t>
+              <w:t>15</w:t>
             </w:r>
             <w:r>
               <w:rPr>
@@ -1421,7 +1421,7 @@
                 <w:noProof/>
                 <w:webHidden/>
               </w:rPr>
-              <w:t>12</w:t>
+              <w:t>16</w:t>
             </w:r>
             <w:r>
               <w:rPr>
@@ -1494,7 +1494,7 @@
                 <w:noProof/>
                 <w:webHidden/>
               </w:rPr>
-              <w:t>13</w:t>
+              <w:t>17</w:t>
             </w:r>
             <w:r>
               <w:rPr>
@@ -1567,7 +1567,7 @@
                 <w:noProof/>
                 <w:webHidden/>
               </w:rPr>
-              <w:t>13</w:t>
+              <w:t>17</w:t>
             </w:r>
             <w:r>
               <w:rPr>
@@ -1640,7 +1640,7 @@
                 <w:noProof/>
                 <w:webHidden/>
               </w:rPr>
-              <w:t>13</w:t>
+              <w:t>17</w:t>
             </w:r>
             <w:r>
               <w:rPr>
@@ -1713,7 +1713,7 @@
                 <w:noProof/>
                 <w:webHidden/>
               </w:rPr>
-              <w:t>13</w:t>
+              <w:t>17</w:t>
             </w:r>
             <w:r>
               <w:rPr>
@@ -1786,7 +1786,7 @@
                 <w:noProof/>
                 <w:webHidden/>
               </w:rPr>
-              <w:t>13</w:t>
+              <w:t>17</w:t>
             </w:r>
             <w:r>
               <w:rPr>
@@ -1859,7 +1859,7 @@
                 <w:noProof/>
                 <w:webHidden/>
               </w:rPr>
-              <w:t>13</w:t>
+              <w:t>17</w:t>
             </w:r>
             <w:r>
               <w:rPr>
@@ -1932,7 +1932,7 @@
                 <w:noProof/>
                 <w:webHidden/>
               </w:rPr>
-              <w:t>17</w:t>
+              <w:t>22</w:t>
             </w:r>
             <w:r>
               <w:rPr>
@@ -2005,7 +2005,7 @@
                 <w:noProof/>
                 <w:webHidden/>
               </w:rPr>
-              <w:t>17</w:t>
+              <w:t>22</w:t>
             </w:r>
             <w:r>
               <w:rPr>
@@ -2078,7 +2078,7 @@
                 <w:noProof/>
                 <w:webHidden/>
               </w:rPr>
-              <w:t>18</w:t>
+              <w:t>23</w:t>
             </w:r>
             <w:r>
               <w:rPr>
@@ -2151,7 +2151,7 @@
                 <w:noProof/>
                 <w:webHidden/>
               </w:rPr>
-              <w:t>19</w:t>
+              <w:t>24</w:t>
             </w:r>
             <w:r>
               <w:rPr>
@@ -2224,7 +2224,7 @@
                 <w:noProof/>
                 <w:webHidden/>
               </w:rPr>
-              <w:t>19</w:t>
+              <w:t>24</w:t>
             </w:r>
             <w:r>
               <w:rPr>
@@ -2297,7 +2297,7 @@
                 <w:noProof/>
                 <w:webHidden/>
               </w:rPr>
-              <w:t>21</w:t>
+              <w:t>28</w:t>
             </w:r>
             <w:r>
               <w:rPr>
@@ -2370,7 +2370,7 @@
                 <w:noProof/>
                 <w:webHidden/>
               </w:rPr>
-              <w:t>21</w:t>
+              <w:t>28</w:t>
             </w:r>
             <w:r>
               <w:rPr>
@@ -2443,7 +2443,7 @@
                 <w:noProof/>
                 <w:webHidden/>
               </w:rPr>
-              <w:t>21</w:t>
+              <w:t>28</w:t>
             </w:r>
             <w:r>
               <w:rPr>
@@ -2467,993 +2467,779 @@
       </w:sdtContent>
     </w:sdt>
     <w:p>
+      <w:bookmarkStart w:id="2" w:name="_Toc201655547"/>
+    </w:p>
+    <w:p/>
+    <w:p/>
+    <w:p/>
+    <w:p/>
+    <w:p/>
+    <w:p/>
+    <w:p/>
+    <w:p/>
+    <w:p/>
+    <w:p/>
+    <w:p/>
+    <w:p/>
+    <w:p/>
+    <w:p/>
+    <w:p>
       <w:pPr>
         <w:pStyle w:val="Rubrik1"/>
       </w:pPr>
-      <w:bookmarkStart w:id="2" w:name="_Toc201655547"/>
-      <w:r>
-        <w:t>För tillgång till test EDI &amp; TIS</w:t>
-      </w:r>
-    </w:p>
-    <w:p>
-      <w:r>
-        <w:t xml:space="preserve">I utforskaren högerklicka på ’Den här datorn’. </w:t>
-      </w:r>
-      <w:r>
-        <w:t>Lägg till en nätverksplats</w:t>
-      </w:r>
-    </w:p>
-    <w:p>
-      <w:pPr>
-        <w:numPr>
-          <w:ilvl w:val="0"/>
-          <w:numId w:val="8"/>
-        </w:numPr>
-      </w:pPr>
-      <w:proofErr w:type="spellStart"/>
-      <w:r>
-        <w:t>Document</w:t>
-      </w:r>
-      <w:proofErr w:type="spellEnd"/>
-      <w:r>
-        <w:t xml:space="preserve"> store TEST (fraktsedlar och blandade dokument): </w:t>
-      </w:r>
-      <w:hyperlink r:id="rId6" w:tgtFrame="_blank" w:tooltip="https://documentstorewebdav-development.nowastelogistics.com/" w:history="1">
+      <w:r>
+        <w:t xml:space="preserve">Hur kontrollerar jag använda eller lediga </w:t>
+      </w:r>
+      <w:proofErr w:type="spellStart"/>
+      <w:r>
+        <w:t>binsar</w:t>
+      </w:r>
+      <w:proofErr w:type="spellEnd"/>
+      <w:r>
+        <w:t xml:space="preserve"> i </w:t>
+      </w:r>
+      <w:proofErr w:type="spellStart"/>
+      <w:r>
+        <w:t>AutoStore</w:t>
+      </w:r>
+      <w:proofErr w:type="spellEnd"/>
+      <w:r>
+        <w:t>?</w:t>
+      </w:r>
+    </w:p>
+    <w:p>
+      <w:proofErr w:type="spellStart"/>
+      <w:r>
+        <w:t>SynQ</w:t>
+      </w:r>
+      <w:proofErr w:type="spellEnd"/>
+      <w:r>
+        <w:t>. Sök</w:t>
+      </w:r>
+      <w:r>
+        <w:t xml:space="preserve"> </w:t>
+      </w:r>
+      <w:r>
+        <w:t>-&gt;</w:t>
+      </w:r>
+      <w:r>
+        <w:t xml:space="preserve"> </w:t>
+      </w:r>
+      <w:proofErr w:type="spellStart"/>
+      <w:r>
+        <w:t>FillGrade</w:t>
+      </w:r>
+      <w:proofErr w:type="spellEnd"/>
+      <w:r>
+        <w:br/>
+      </w:r>
+      <w:r>
+        <w:rPr>
+          <w:noProof/>
+        </w:rPr>
+        <w:drawing>
+          <wp:inline distT="0" distB="0" distL="0" distR="0" wp14:anchorId="7C3AC981" wp14:editId="0951CE24">
+            <wp:extent cx="5759450" cy="2838450"/>
+            <wp:effectExtent l="0" t="0" r="0" b="0"/>
+            <wp:docPr id="1087510499" name="Bildobjekt 1" descr="En bild som visar text, skärmbild, dator, programvara&#10;&#10;AI-genererat innehåll kan vara felaktigt."/>
+            <wp:cNvGraphicFramePr>
+              <a:graphicFrameLocks xmlns:a="http://schemas.openxmlformats.org/drawingml/2006/main" noChangeAspect="1"/>
+            </wp:cNvGraphicFramePr>
+            <a:graphic xmlns:a="http://schemas.openxmlformats.org/drawingml/2006/main">
+              <a:graphicData uri="http://schemas.openxmlformats.org/drawingml/2006/picture">
+                <pic:pic xmlns:pic="http://schemas.openxmlformats.org/drawingml/2006/picture">
+                  <pic:nvPicPr>
+                    <pic:cNvPr id="1087510499" name="Bildobjekt 1" descr="En bild som visar text, skärmbild, dator, programvara&#10;&#10;AI-genererat innehåll kan vara felaktigt."/>
+                    <pic:cNvPicPr>
+                      <a:picLocks noChangeAspect="1" noChangeArrowheads="1"/>
+                    </pic:cNvPicPr>
+                  </pic:nvPicPr>
+                  <pic:blipFill>
+                    <a:blip r:embed="rId6" cstate="print">
+                      <a:extLst>
+                        <a:ext uri="{28A0092B-C50C-407E-A947-70E740481C1C}">
+                          <a14:useLocalDpi xmlns:a14="http://schemas.microsoft.com/office/drawing/2010/main" val="0"/>
+                        </a:ext>
+                      </a:extLst>
+                    </a:blip>
+                    <a:srcRect/>
+                    <a:stretch>
+                      <a:fillRect/>
+                    </a:stretch>
+                  </pic:blipFill>
+                  <pic:spPr bwMode="auto">
+                    <a:xfrm>
+                      <a:off x="0" y="0"/>
+                      <a:ext cx="5759450" cy="2838450"/>
+                    </a:xfrm>
+                    <a:prstGeom prst="rect">
+                      <a:avLst/>
+                    </a:prstGeom>
+                    <a:noFill/>
+                    <a:ln>
+                      <a:noFill/>
+                    </a:ln>
+                  </pic:spPr>
+                </pic:pic>
+              </a:graphicData>
+            </a:graphic>
+          </wp:inline>
+        </w:drawing>
+      </w:r>
+    </w:p>
+    <w:p>
+      <w:r>
+        <w:t xml:space="preserve">SÖKORD: </w:t>
+      </w:r>
+      <w:r>
+        <w:t xml:space="preserve">Swisslogg </w:t>
+      </w:r>
+      <w:proofErr w:type="spellStart"/>
+      <w:r>
+        <w:t>SynQ</w:t>
+      </w:r>
+      <w:proofErr w:type="spellEnd"/>
+      <w:r>
+        <w:t xml:space="preserve"> </w:t>
+      </w:r>
+      <w:proofErr w:type="spellStart"/>
+      <w:r>
+        <w:t>AutoStore</w:t>
+      </w:r>
+      <w:proofErr w:type="spellEnd"/>
+    </w:p>
+    <w:p>
+      <w:pPr>
+        <w:pStyle w:val="Rubrik1"/>
+      </w:pPr>
+      <w:r>
+        <w:lastRenderedPageBreak/>
+        <w:t>Hur kontrollerar jag använda eller lediga pallplatser i Kranen?</w:t>
+      </w:r>
+    </w:p>
+    <w:p>
+      <w:proofErr w:type="spellStart"/>
+      <w:r>
+        <w:t>SynQ</w:t>
+      </w:r>
+      <w:proofErr w:type="spellEnd"/>
+      <w:r>
+        <w:t>. Sök-&gt;</w:t>
+      </w:r>
+      <w:proofErr w:type="spellStart"/>
+      <w:r>
+        <w:t>FillRate</w:t>
+      </w:r>
+      <w:proofErr w:type="spellEnd"/>
+      <w:r>
+        <w:br/>
+      </w:r>
+      <w:r>
+        <w:rPr>
+          <w:noProof/>
+        </w:rPr>
+        <w:drawing>
+          <wp:inline distT="0" distB="0" distL="0" distR="0" wp14:anchorId="161111EB" wp14:editId="27E92B1B">
+            <wp:extent cx="5759450" cy="2838450"/>
+            <wp:effectExtent l="0" t="0" r="0" b="0"/>
+            <wp:docPr id="1814425070" name="Bildobjekt 2" descr="En bild som visar text, dator, skärmbild, programvara&#10;&#10;AI-genererat innehåll kan vara felaktigt."/>
+            <wp:cNvGraphicFramePr>
+              <a:graphicFrameLocks xmlns:a="http://schemas.openxmlformats.org/drawingml/2006/main" noChangeAspect="1"/>
+            </wp:cNvGraphicFramePr>
+            <a:graphic xmlns:a="http://schemas.openxmlformats.org/drawingml/2006/main">
+              <a:graphicData uri="http://schemas.openxmlformats.org/drawingml/2006/picture">
+                <pic:pic xmlns:pic="http://schemas.openxmlformats.org/drawingml/2006/picture">
+                  <pic:nvPicPr>
+                    <pic:cNvPr id="1814425070" name="Bildobjekt 2" descr="En bild som visar text, dator, skärmbild, programvara&#10;&#10;AI-genererat innehåll kan vara felaktigt."/>
+                    <pic:cNvPicPr>
+                      <a:picLocks noChangeAspect="1" noChangeArrowheads="1"/>
+                    </pic:cNvPicPr>
+                  </pic:nvPicPr>
+                  <pic:blipFill>
+                    <a:blip r:embed="rId7" cstate="print">
+                      <a:extLst>
+                        <a:ext uri="{28A0092B-C50C-407E-A947-70E740481C1C}">
+                          <a14:useLocalDpi xmlns:a14="http://schemas.microsoft.com/office/drawing/2010/main" val="0"/>
+                        </a:ext>
+                      </a:extLst>
+                    </a:blip>
+                    <a:srcRect/>
+                    <a:stretch>
+                      <a:fillRect/>
+                    </a:stretch>
+                  </pic:blipFill>
+                  <pic:spPr bwMode="auto">
+                    <a:xfrm>
+                      <a:off x="0" y="0"/>
+                      <a:ext cx="5759450" cy="2838450"/>
+                    </a:xfrm>
+                    <a:prstGeom prst="rect">
+                      <a:avLst/>
+                    </a:prstGeom>
+                    <a:noFill/>
+                    <a:ln>
+                      <a:noFill/>
+                    </a:ln>
+                  </pic:spPr>
+                </pic:pic>
+              </a:graphicData>
+            </a:graphic>
+          </wp:inline>
+        </w:drawing>
+      </w:r>
+    </w:p>
+    <w:p>
+      <w:r>
+        <w:t xml:space="preserve">SÖKORD: </w:t>
+      </w:r>
+      <w:r>
+        <w:t xml:space="preserve">Swisslogg </w:t>
+      </w:r>
+      <w:proofErr w:type="spellStart"/>
+      <w:r>
+        <w:t>SynQ</w:t>
+      </w:r>
+      <w:proofErr w:type="spellEnd"/>
+      <w:r>
+        <w:t xml:space="preserve"> Kran</w:t>
+      </w:r>
+    </w:p>
+    <w:p>
+      <w:pPr>
+        <w:pStyle w:val="Rubrik1"/>
+      </w:pPr>
+      <w:r>
+        <w:t>Bottenpalls</w:t>
+      </w:r>
+      <w:r>
+        <w:t xml:space="preserve"> </w:t>
+      </w:r>
+      <w:proofErr w:type="spellStart"/>
+      <w:r>
+        <w:t>prio</w:t>
+      </w:r>
+      <w:proofErr w:type="spellEnd"/>
+    </w:p>
+    <w:p>
+      <w:r>
+        <w:t xml:space="preserve">Hur funkar bottenpalls </w:t>
+      </w:r>
+      <w:proofErr w:type="spellStart"/>
+      <w:r>
+        <w:t>prio</w:t>
+      </w:r>
+      <w:proofErr w:type="spellEnd"/>
+      <w:r>
+        <w:t>?</w:t>
+      </w:r>
+    </w:p>
+    <w:p>
+      <w:r>
+        <w:t xml:space="preserve">Det funkar som så att du kan sätta ett </w:t>
+      </w:r>
+      <w:proofErr w:type="gramStart"/>
+      <w:r>
+        <w:t>värde(1-3</w:t>
+      </w:r>
+      <w:proofErr w:type="gramEnd"/>
+      <w:r>
+        <w:t xml:space="preserve">) per </w:t>
+      </w:r>
+      <w:proofErr w:type="spellStart"/>
+      <w:r>
+        <w:t>palltyp</w:t>
+      </w:r>
+      <w:proofErr w:type="spellEnd"/>
+      <w:r>
+        <w:t xml:space="preserve"> och de betyder följande:</w:t>
+      </w:r>
+    </w:p>
+    <w:p>
+      <w:r>
+        <w:t>1= Första prioritet för bottenpall, dessa väljs först vid körandet av kommando.</w:t>
+      </w:r>
+    </w:p>
+    <w:p>
+      <w:r>
+        <w:t xml:space="preserve">2= Andra prioritet, dessa blir botten endast om det inte finns tillräckligt många av </w:t>
+      </w:r>
+      <w:proofErr w:type="spellStart"/>
+      <w:r>
+        <w:t>prio</w:t>
+      </w:r>
+      <w:proofErr w:type="spellEnd"/>
+      <w:r>
+        <w:t xml:space="preserve"> 1</w:t>
+      </w:r>
+    </w:p>
+    <w:p>
+      <w:r>
+        <w:t>3= Lägsta prioritet de palltyper du sätter som 3 kommer aldrig att flippas</w:t>
+      </w:r>
+    </w:p>
+    <w:p>
+      <w:r>
+        <w:t> </w:t>
+      </w:r>
+    </w:p>
+    <w:p>
+      <w:r>
+        <w:t xml:space="preserve">Vi har även lagt in så att alla som inte blir B kommer flippas till M1 </w:t>
+      </w:r>
+      <w:r>
+        <w:t xml:space="preserve">om de inte har </w:t>
+      </w:r>
+      <w:proofErr w:type="spellStart"/>
+      <w:r>
+        <w:t>prio</w:t>
+      </w:r>
+      <w:proofErr w:type="spellEnd"/>
+      <w:r>
+        <w:t xml:space="preserve"> 3</w:t>
+      </w:r>
+      <w:r>
+        <w:t> </w:t>
+      </w:r>
+    </w:p>
+    <w:p>
+      <w:r>
+        <w:t> </w:t>
+      </w:r>
+    </w:p>
+    <w:p>
+      <w:r>
+        <w:rPr>
+          <w:noProof/>
+        </w:rPr>
+        <w:drawing>
+          <wp:inline distT="0" distB="0" distL="0" distR="0" wp14:anchorId="1BA56658" wp14:editId="1B5E0990">
+            <wp:extent cx="5760720" cy="619125"/>
+            <wp:effectExtent l="0" t="0" r="0" b="9525"/>
+            <wp:docPr id="1006357052" name="Bildobjekt 2" descr="bild"/>
+            <wp:cNvGraphicFramePr>
+              <a:graphicFrameLocks xmlns:a="http://schemas.openxmlformats.org/drawingml/2006/main" noChangeAspect="1"/>
+            </wp:cNvGraphicFramePr>
+            <a:graphic xmlns:a="http://schemas.openxmlformats.org/drawingml/2006/main">
+              <a:graphicData uri="http://schemas.openxmlformats.org/drawingml/2006/picture">
+                <pic:pic xmlns:pic="http://schemas.openxmlformats.org/drawingml/2006/picture">
+                  <pic:nvPicPr>
+                    <pic:cNvPr id="0" name="Picture 10" descr="bild"/>
+                    <pic:cNvPicPr>
+                      <a:picLocks noChangeAspect="1" noChangeArrowheads="1"/>
+                    </pic:cNvPicPr>
+                  </pic:nvPicPr>
+                  <pic:blipFill>
+                    <a:blip r:embed="rId8">
+                      <a:extLst>
+                        <a:ext uri="{28A0092B-C50C-407E-A947-70E740481C1C}">
+                          <a14:useLocalDpi xmlns:a14="http://schemas.microsoft.com/office/drawing/2010/main" val="0"/>
+                        </a:ext>
+                      </a:extLst>
+                    </a:blip>
+                    <a:srcRect/>
+                    <a:stretch>
+                      <a:fillRect/>
+                    </a:stretch>
+                  </pic:blipFill>
+                  <pic:spPr bwMode="auto">
+                    <a:xfrm>
+                      <a:off x="0" y="0"/>
+                      <a:ext cx="5760720" cy="619125"/>
+                    </a:xfrm>
+                    <a:prstGeom prst="rect">
+                      <a:avLst/>
+                    </a:prstGeom>
+                    <a:noFill/>
+                    <a:ln>
+                      <a:noFill/>
+                    </a:ln>
+                  </pic:spPr>
+                </pic:pic>
+              </a:graphicData>
+            </a:graphic>
+          </wp:inline>
+        </w:drawing>
+      </w:r>
+    </w:p>
+    <w:p/>
+    <w:p>
+      <w:pPr>
+        <w:pStyle w:val="Rubrik1"/>
+      </w:pPr>
+      <w:r>
+        <w:t>Test för om skrivare når nätet</w:t>
+      </w:r>
+    </w:p>
+    <w:p>
+      <w:r>
+        <w:t xml:space="preserve">Inställningar -&gt; Skrivare -&gt; Högerklicka på skrivaren -&gt; Skrivare egenskaper -&gt; port visar vilken </w:t>
+      </w:r>
+      <w:proofErr w:type="spellStart"/>
+      <w:r>
+        <w:t>ip-adress</w:t>
+      </w:r>
+      <w:proofErr w:type="spellEnd"/>
+      <w:r>
+        <w:br/>
+        <w:t>Öppna CMD</w:t>
+      </w:r>
+      <w:r>
+        <w:t xml:space="preserve"> -&gt; skriv: </w:t>
+      </w:r>
+      <w:proofErr w:type="spellStart"/>
+      <w:r>
+        <w:t>ping</w:t>
+      </w:r>
+      <w:proofErr w:type="spellEnd"/>
+      <w:r>
+        <w:t xml:space="preserve"> *</w:t>
+      </w:r>
+      <w:proofErr w:type="spellStart"/>
+      <w:r>
+        <w:t>ipadress</w:t>
+      </w:r>
+      <w:proofErr w:type="spellEnd"/>
+      <w:r>
+        <w:t>*</w:t>
+      </w:r>
+      <w:r>
+        <w:br/>
+      </w:r>
+      <w:r>
+        <w:t xml:space="preserve">Man kan även se om datorn är på samma nätverk genom att skriva </w:t>
+      </w:r>
+      <w:proofErr w:type="spellStart"/>
+      <w:r>
+        <w:t>ipadressen</w:t>
+      </w:r>
+      <w:proofErr w:type="spellEnd"/>
+      <w:r>
+        <w:t xml:space="preserve"> i webbläsaren.</w:t>
+      </w:r>
+    </w:p>
+    <w:p>
+      <w:pPr>
+        <w:pStyle w:val="Rubrik1"/>
+      </w:pPr>
+      <w:r>
+        <w:lastRenderedPageBreak/>
+        <w:t xml:space="preserve">För att få </w:t>
+      </w:r>
+      <w:proofErr w:type="gramStart"/>
+      <w:r>
+        <w:t>mail</w:t>
+      </w:r>
+      <w:proofErr w:type="gramEnd"/>
+      <w:r>
+        <w:t xml:space="preserve"> från delade mailadress som lagerkontoret</w:t>
+      </w:r>
+      <w:bookmarkEnd w:id="2"/>
+    </w:p>
+    <w:p>
+      <w:hyperlink r:id="rId9" w:history="1">
         <w:r>
           <w:rPr>
             <w:rStyle w:val="Hyperlnk"/>
           </w:rPr>
-          <w:t>https://documentstorewebdav-development.nowastelogistics.com</w:t>
+          <w:t>operationssupport@dolenordic.com</w:t>
         </w:r>
       </w:hyperlink>
     </w:p>
     <w:p>
       <w:pPr>
-        <w:numPr>
-          <w:ilvl w:val="0"/>
-          <w:numId w:val="8"/>
-        </w:numPr>
-        <w:rPr>
-          <w:lang w:val="en-GB"/>
-        </w:rPr>
-      </w:pPr>
-      <w:r>
-        <w:rPr>
-          <w:lang w:val="en-GB"/>
-        </w:rPr>
-        <w:t xml:space="preserve">EDI Atria TEST: </w:t>
-      </w:r>
-      <w:hyperlink r:id="rId7" w:tgtFrame="_blank" w:tooltip="https://ediservicewebdav-development-atria.nowastelogistics.com/" w:history="1">
-        <w:r>
-          <w:rPr>
-            <w:rStyle w:val="Hyperlnk"/>
-            <w:lang w:val="en-GB"/>
-          </w:rPr>
-          <w:t>https://ediservicewebdav-development-atria.nowastelogistics.com</w:t>
-        </w:r>
-      </w:hyperlink>
-    </w:p>
-    <w:p>
-      <w:pPr>
-        <w:numPr>
-          <w:ilvl w:val="0"/>
-          <w:numId w:val="8"/>
-        </w:numPr>
-        <w:rPr>
-          <w:lang w:val="en-GB"/>
-        </w:rPr>
-      </w:pPr>
-      <w:r>
-        <w:rPr>
-          <w:lang w:val="en-GB"/>
-        </w:rPr>
-        <w:t xml:space="preserve">EDI Frey TEST: </w:t>
-      </w:r>
-      <w:hyperlink r:id="rId8" w:tgtFrame="_blank" w:tooltip="https://ediservicewebdav-development-frey.nowastelogistics.com/" w:history="1">
-        <w:r>
-          <w:rPr>
-            <w:rStyle w:val="Hyperlnk"/>
-            <w:lang w:val="en-GB"/>
-          </w:rPr>
-          <w:t>https://ediservicewebdav-development-frey.nowastelogistics.com</w:t>
-        </w:r>
-      </w:hyperlink>
-    </w:p>
-    <w:p>
-      <w:pPr>
-        <w:numPr>
-          <w:ilvl w:val="0"/>
-          <w:numId w:val="8"/>
-        </w:numPr>
-        <w:rPr>
-          <w:lang w:val="en-GB"/>
-        </w:rPr>
-      </w:pPr>
-      <w:r>
-        <w:rPr>
-          <w:lang w:val="en-GB"/>
-        </w:rPr>
-        <w:t xml:space="preserve">EDI </w:t>
-      </w:r>
-      <w:proofErr w:type="spellStart"/>
-      <w:r>
-        <w:rPr>
-          <w:lang w:val="en-GB"/>
-        </w:rPr>
-        <w:t>ItWorks</w:t>
-      </w:r>
-      <w:proofErr w:type="spellEnd"/>
-      <w:r>
-        <w:rPr>
-          <w:lang w:val="en-GB"/>
-        </w:rPr>
-        <w:t xml:space="preserve"> TEST: </w:t>
-      </w:r>
-      <w:hyperlink r:id="rId9" w:tgtFrame="_blank" w:tooltip="https://ediservicewebdav-development-itworks.nowastelogistics.com/" w:history="1">
-        <w:r>
-          <w:rPr>
-            <w:rStyle w:val="Hyperlnk"/>
-            <w:lang w:val="en-GB"/>
-          </w:rPr>
-          <w:t>https://ediservicewebdav-development-itworks.nowastelogistics.com</w:t>
-        </w:r>
-      </w:hyperlink>
-    </w:p>
-    <w:p>
-      <w:pPr>
-        <w:numPr>
-          <w:ilvl w:val="0"/>
-          <w:numId w:val="8"/>
-        </w:numPr>
-      </w:pPr>
-      <w:r>
-        <w:t xml:space="preserve">EDI </w:t>
-      </w:r>
-      <w:proofErr w:type="spellStart"/>
-      <w:r>
-        <w:t>Loki</w:t>
-      </w:r>
-      <w:proofErr w:type="spellEnd"/>
-      <w:r>
-        <w:t xml:space="preserve"> TEST: </w:t>
-      </w:r>
-      <w:hyperlink r:id="rId10" w:tgtFrame="_blank" w:tooltip="https://ediservicewebdav-development-loki.nowastelogistics.com/" w:history="1">
+        <w:pStyle w:val="Rubrik1"/>
+      </w:pPr>
+      <w:r>
+        <w:t>Orderlinjer i status 31 vid möjlig automatio</w:t>
+      </w:r>
+      <w:r>
+        <w:t>n</w:t>
+      </w:r>
+    </w:p>
+    <w:p>
+      <w:r>
+        <w:t xml:space="preserve">För att slå på, ändra </w:t>
+      </w:r>
+      <w:proofErr w:type="spellStart"/>
+      <w:r>
+        <w:t>effect</w:t>
+      </w:r>
+      <w:proofErr w:type="spellEnd"/>
+      <w:r>
+        <w:t xml:space="preserve"> optioner – 225 till </w:t>
+      </w:r>
+    </w:p>
+    <w:p>
+      <w:pPr>
+        <w:pStyle w:val="Rubrik1"/>
+      </w:pPr>
+      <w:bookmarkStart w:id="3" w:name="_Toc201655548"/>
+      <w:r>
+        <w:t xml:space="preserve">Skicka </w:t>
+      </w:r>
+      <w:proofErr w:type="spellStart"/>
+      <w:r>
+        <w:t>ordrar</w:t>
+      </w:r>
+      <w:proofErr w:type="spellEnd"/>
+      <w:r>
+        <w:t xml:space="preserve"> i test</w:t>
+      </w:r>
+      <w:bookmarkEnd w:id="3"/>
+    </w:p>
+    <w:p>
+      <w:r>
+        <w:t xml:space="preserve">Skapa en </w:t>
+      </w:r>
+      <w:proofErr w:type="spellStart"/>
+      <w:r>
+        <w:t>excell</w:t>
+      </w:r>
+      <w:proofErr w:type="spellEnd"/>
+      <w:r>
+        <w:t xml:space="preserve"> efter tömningsordermallen</w:t>
+      </w:r>
+      <w:r>
+        <w:t xml:space="preserve"> men välj kund som finns i </w:t>
+      </w:r>
+      <w:proofErr w:type="gramStart"/>
+      <w:r>
+        <w:t>test registret</w:t>
+      </w:r>
+      <w:proofErr w:type="gramEnd"/>
+      <w:r>
+        <w:t xml:space="preserve">. Ladda upp denna på </w:t>
+      </w:r>
+      <w:hyperlink r:id="rId10" w:history="1">
         <w:r>
           <w:rPr>
             <w:rStyle w:val="Hyperlnk"/>
           </w:rPr>
-          <w:t>https://ediservicewebdav-development-loki.nowastelogistics.com</w:t>
+          <w:t>https://api.nowaste.se/NowasteOrder/</w:t>
         </w:r>
       </w:hyperlink>
-    </w:p>
-    <w:p>
-      <w:pPr>
-        <w:numPr>
-          <w:ilvl w:val="0"/>
-          <w:numId w:val="8"/>
-        </w:numPr>
-      </w:pPr>
-      <w:r>
-        <w:t xml:space="preserve">EDI Mestergruppen TEST: </w:t>
-      </w:r>
-      <w:hyperlink r:id="rId11" w:tgtFrame="_blank" w:tooltip="https://ediservicewebdav-development-mestergruppen.nowastelogistics.com/" w:history="1">
-        <w:r>
-          <w:rPr>
-            <w:rStyle w:val="Hyperlnk"/>
-          </w:rPr>
-          <w:t>https://ediservicewebdav-development-mestergruppen.nowastelogistics.com</w:t>
-        </w:r>
-      </w:hyperlink>
-    </w:p>
-    <w:p>
-      <w:pPr>
-        <w:numPr>
-          <w:ilvl w:val="0"/>
-          <w:numId w:val="8"/>
-        </w:numPr>
-        <w:rPr>
-          <w:lang w:val="en-GB"/>
-        </w:rPr>
-      </w:pPr>
-      <w:r>
-        <w:rPr>
-          <w:lang w:val="en-GB"/>
-        </w:rPr>
-        <w:t xml:space="preserve">TIS </w:t>
-      </w:r>
-      <w:proofErr w:type="spellStart"/>
-      <w:r>
-        <w:rPr>
-          <w:lang w:val="en-GB"/>
-        </w:rPr>
-        <w:t>ItWorks</w:t>
-      </w:r>
-      <w:proofErr w:type="spellEnd"/>
-      <w:r>
-        <w:rPr>
-          <w:lang w:val="en-GB"/>
-        </w:rPr>
-        <w:t xml:space="preserve"> TEST: </w:t>
-      </w:r>
-      <w:hyperlink r:id="rId12" w:tgtFrame="_blank" w:tooltip="https://tiscustomswebdav-development-itworks.nowastelogistics.com/" w:history="1">
-        <w:r>
-          <w:rPr>
-            <w:rStyle w:val="Hyperlnk"/>
-            <w:lang w:val="en-GB"/>
-          </w:rPr>
-          <w:t>https://tiscustomswebdav-development-itworks.nowastelogistics.com</w:t>
-        </w:r>
-      </w:hyperlink>
-    </w:p>
-    <w:p>
-      <w:pPr>
-        <w:numPr>
-          <w:ilvl w:val="0"/>
-          <w:numId w:val="8"/>
-        </w:numPr>
-        <w:rPr>
-          <w:lang w:val="en-GB"/>
-        </w:rPr>
-      </w:pPr>
-      <w:r>
-        <w:rPr>
-          <w:lang w:val="en-GB"/>
-        </w:rPr>
-        <w:t xml:space="preserve">TIS Mi17 TEST: </w:t>
-      </w:r>
-      <w:hyperlink r:id="rId13" w:tgtFrame="_blank" w:tooltip="https://tiscustomswebdav-development-mi17.nowastelogistics.com/" w:history="1">
-        <w:r>
-          <w:rPr>
-            <w:rStyle w:val="Hyperlnk"/>
-            <w:lang w:val="en-GB"/>
-          </w:rPr>
-          <w:t>https://tiscustomswebdav-development-mi17.nowastelogistics.com</w:t>
-        </w:r>
-      </w:hyperlink>
-    </w:p>
-    <w:p>
-      <w:pPr>
-        <w:rPr>
-          <w:lang w:val="en-GB"/>
-        </w:rPr>
-      </w:pPr>
-      <w:r>
-        <w:rPr>
-          <w:lang w:val="en-GB"/>
-        </w:rPr>
-        <w:t> </w:t>
-      </w:r>
-    </w:p>
-    <w:p>
-      <w:proofErr w:type="spellStart"/>
-      <w:r>
-        <w:t>newadmin</w:t>
-      </w:r>
-      <w:proofErr w:type="spellEnd"/>
-    </w:p>
-    <w:p>
-      <w:proofErr w:type="spellStart"/>
-      <w:r>
-        <w:t>newpassword</w:t>
-      </w:r>
-      <w:proofErr w:type="spellEnd"/>
+      <w:r>
+        <w:t xml:space="preserve"> -&gt; Log -&gt; Import Excell -&gt; </w:t>
+      </w:r>
+      <w:r>
+        <w:t xml:space="preserve">ladda upp din </w:t>
+      </w:r>
+      <w:proofErr w:type="spellStart"/>
+      <w:r>
+        <w:t>excell</w:t>
+      </w:r>
+      <w:proofErr w:type="spellEnd"/>
+      <w:r>
+        <w:t xml:space="preserve"> </w:t>
+      </w:r>
     </w:p>
     <w:p>
       <w:pPr>
         <w:pStyle w:val="Rubrik1"/>
       </w:pPr>
-      <w:r>
-        <w:t>För att leta fram fraktsedlar</w:t>
-      </w:r>
-    </w:p>
-    <w:p>
-      <w:r>
-        <w:t xml:space="preserve">Ladda ner </w:t>
-      </w:r>
-      <w:proofErr w:type="spellStart"/>
-      <w:r>
-        <w:t>bruno</w:t>
-      </w:r>
-      <w:proofErr w:type="spellEnd"/>
+      <w:bookmarkStart w:id="4" w:name="_Toc201655549"/>
+      <w:r>
+        <w:t xml:space="preserve">För att </w:t>
+      </w:r>
+      <w:r>
+        <w:t>kunna sätta yta</w:t>
+      </w:r>
+      <w:bookmarkEnd w:id="4"/>
+    </w:p>
+    <w:p>
+      <w:r>
+        <w:t xml:space="preserve">Sätt sändningsnummer och transportör. Trigga </w:t>
+      </w:r>
+      <w:proofErr w:type="spellStart"/>
+      <w:r>
+        <w:t>shimpent</w:t>
+      </w:r>
+      <w:proofErr w:type="spellEnd"/>
+      <w:r>
+        <w:t xml:space="preserve"> i orderlogg</w:t>
+      </w:r>
     </w:p>
     <w:p>
       <w:pPr>
         <w:pStyle w:val="Rubrik1"/>
       </w:pPr>
-      <w:proofErr w:type="spellStart"/>
-      <w:r>
-        <w:t>För</w:t>
-      </w:r>
-      <w:proofErr w:type="spellEnd"/>
-      <w:r>
-        <w:t xml:space="preserve"> att få </w:t>
+      <w:bookmarkStart w:id="5" w:name="_Toc201655550"/>
+      <w:r>
+        <w:t>För att kunna återrapportera order i test</w:t>
+      </w:r>
+      <w:bookmarkEnd w:id="5"/>
+    </w:p>
+    <w:p>
+      <w:r>
+        <w:t xml:space="preserve">Sätt </w:t>
       </w:r>
       <w:proofErr w:type="gramStart"/>
       <w:r>
-        <w:t>mail</w:t>
+        <w:t>dummy transportör</w:t>
       </w:r>
       <w:proofErr w:type="gramEnd"/>
       <w:r>
-        <w:t xml:space="preserve"> från delade mailadress som lagerkontoret</w:t>
-      </w:r>
-      <w:bookmarkEnd w:id="2"/>
-    </w:p>
-    <w:p>
-      <w:r>
-        <w:t>operationssupport@dolenordic.com</w:t>
+        <w:t xml:space="preserve"> och trigga </w:t>
+      </w:r>
+      <w:proofErr w:type="spellStart"/>
+      <w:r>
+        <w:t>shipment</w:t>
+      </w:r>
+      <w:proofErr w:type="spellEnd"/>
+      <w:r>
+        <w:t xml:space="preserve"> sen testa igen. Glöm inte avisera</w:t>
       </w:r>
     </w:p>
     <w:p>
       <w:pPr>
         <w:pStyle w:val="Rubrik1"/>
       </w:pPr>
-      <w:bookmarkStart w:id="3" w:name="_Toc201655548"/>
-      <w:r>
-        <w:t xml:space="preserve">Skicka </w:t>
-      </w:r>
-      <w:proofErr w:type="spellStart"/>
-      <w:r>
-        <w:t>ordrar</w:t>
-      </w:r>
-      <w:proofErr w:type="spellEnd"/>
-      <w:r>
-        <w:t xml:space="preserve"> i test</w:t>
-      </w:r>
-      <w:bookmarkEnd w:id="3"/>
-    </w:p>
-    <w:p>
-      <w:r>
-        <w:t xml:space="preserve">Samma som tömning men välj kund som finns i </w:t>
+      <w:bookmarkStart w:id="6" w:name="_Toc201655551"/>
+      <w:r>
+        <w:t>Plockplatslogg</w:t>
+      </w:r>
+      <w:bookmarkEnd w:id="6"/>
+    </w:p>
+    <w:p>
+      <w:r>
+        <w:t>Vy av logg för transaktioner mellan plockplatser</w:t>
+      </w:r>
+      <w:r>
+        <w:t>.</w:t>
+      </w:r>
+      <w:r>
+        <w:br/>
+        <w:t xml:space="preserve">Denna kan användas om man vill se </w:t>
+      </w:r>
+      <w:r>
+        <w:t>hur saldo är flyttats mellan plockplatser.</w:t>
+      </w:r>
+    </w:p>
+    <w:p>
+      <w:pPr>
+        <w:pStyle w:val="Rubrik1"/>
+      </w:pPr>
+      <w:bookmarkStart w:id="7" w:name="_Toc201655552"/>
+      <w:r>
+        <w:t>Logg för palluppdrag</w:t>
+      </w:r>
+      <w:bookmarkEnd w:id="7"/>
+    </w:p>
+    <w:p>
+      <w:r>
+        <w:t xml:space="preserve">Vill du kolla logg för palluppdrag så kan du göra det i </w:t>
+      </w:r>
+      <w:r>
+        <w:t>ask – ’</w:t>
+      </w:r>
+      <w:r>
+        <w:t>plocklogg full</w:t>
+      </w:r>
+      <w:r>
+        <w:t>’</w:t>
+      </w:r>
+      <w:r>
+        <w:t xml:space="preserve"> om det handlar om pallar till kund och </w:t>
+      </w:r>
+      <w:r>
+        <w:t xml:space="preserve">ask ’translogg’ om den har flyttats till </w:t>
+      </w:r>
+      <w:proofErr w:type="spellStart"/>
+      <w:r>
+        <w:t>location</w:t>
+      </w:r>
+      <w:proofErr w:type="spellEnd"/>
+      <w:r>
+        <w:t xml:space="preserve"> </w:t>
+      </w:r>
+      <w:r>
+        <w:t xml:space="preserve">inom terminalen. </w:t>
+      </w:r>
+    </w:p>
+    <w:p>
+      <w:pPr>
+        <w:pStyle w:val="Rubrik1"/>
+      </w:pPr>
+      <w:r>
+        <w:t>Va</w:t>
+      </w:r>
+      <w:r>
+        <w:t xml:space="preserve">d är </w:t>
+      </w:r>
+      <w:proofErr w:type="spellStart"/>
+      <w:r>
+        <w:t>location</w:t>
+      </w:r>
+      <w:proofErr w:type="spellEnd"/>
+      <w:r>
+        <w:t xml:space="preserve"> LO</w:t>
+      </w:r>
+    </w:p>
+    <w:p>
+      <w:r>
+        <w:t>Om det står i transloggen att en pall flyttats till plats LO</w:t>
+      </w:r>
+    </w:p>
+    <w:p>
+      <w:r>
+        <w:t xml:space="preserve">Anledningen till att det skrivs ut “LO” är att det hanteras ett dekanteringsuppdrag för en </w:t>
+      </w:r>
+      <w:r>
+        <w:t>artikel</w:t>
+      </w:r>
+      <w:r>
+        <w:t xml:space="preserve"> som inte har robotindikator “Y”</w:t>
+      </w:r>
+    </w:p>
+    <w:p>
+      <w:r>
+        <w:t>Här är en task som körs när man hanterar dessa kö 42 uppdrag (kan även vara vanlig flytt till inlagringskön</w:t>
       </w:r>
       <w:proofErr w:type="gramStart"/>
       <w:r>
-        <w:t>test registret</w:t>
+        <w:t>) ,</w:t>
       </w:r>
       <w:proofErr w:type="gramEnd"/>
+      <w:r>
+        <w:t xml:space="preserve"> markerad rad säger att fältet TO_LOC ska få värdet “CRANE” om </w:t>
+      </w:r>
+      <w:proofErr w:type="spellStart"/>
+      <w:r>
+        <w:t>lagerts</w:t>
+      </w:r>
+      <w:proofErr w:type="spellEnd"/>
+      <w:r>
+        <w:t xml:space="preserve"> robotindikator är “Y”, annars ska den få “LO”</w:t>
+      </w:r>
     </w:p>
     <w:p>
       <w:pPr>
         <w:pStyle w:val="Rubrik1"/>
       </w:pPr>
-      <w:bookmarkStart w:id="4" w:name="_Toc201655549"/>
-      <w:r>
-        <w:t xml:space="preserve">För att </w:t>
-      </w:r>
-      <w:r>
-        <w:t>kunna sätta yta i test</w:t>
-      </w:r>
-      <w:bookmarkEnd w:id="4"/>
-    </w:p>
-    <w:p>
-      <w:r>
-        <w:t xml:space="preserve">Sätt sändningsnummer och transportör. Trigga </w:t>
-      </w:r>
-      <w:proofErr w:type="spellStart"/>
-      <w:r>
-        <w:t>shimpent</w:t>
-      </w:r>
-      <w:proofErr w:type="spellEnd"/>
-      <w:r>
-        <w:t xml:space="preserve"> i orderlogg</w:t>
+      <w:bookmarkStart w:id="8" w:name="_Toc201655553"/>
+      <w:r>
+        <w:t>Beräkna Starttid</w:t>
+      </w:r>
+      <w:bookmarkEnd w:id="8"/>
+    </w:p>
+    <w:p>
+      <w:r>
+        <w:t xml:space="preserve">Orderstart = </w:t>
+      </w:r>
+      <w:r>
+        <w:t>Tider för kund + Orderdatum + Leveransdatum + orderstorlek</w:t>
       </w:r>
     </w:p>
     <w:p>
       <w:pPr>
         <w:pStyle w:val="Rubrik1"/>
       </w:pPr>
-      <w:bookmarkStart w:id="5" w:name="_Toc201655550"/>
-      <w:r>
-        <w:t>För att kunna återrapportera order i test</w:t>
-      </w:r>
-      <w:bookmarkEnd w:id="5"/>
-    </w:p>
-    <w:p>
-      <w:r>
-        <w:t xml:space="preserve">Sätt </w:t>
-      </w:r>
-      <w:proofErr w:type="gramStart"/>
-      <w:r>
-        <w:t>dummy transportör</w:t>
-      </w:r>
-      <w:proofErr w:type="gramEnd"/>
-      <w:r>
-        <w:t xml:space="preserve"> och trigga </w:t>
-      </w:r>
-      <w:proofErr w:type="spellStart"/>
-      <w:r>
-        <w:t>shipment</w:t>
-      </w:r>
-      <w:proofErr w:type="spellEnd"/>
-      <w:r>
-        <w:t xml:space="preserve"> sen testa igen. Glöm inte avisera</w:t>
-      </w:r>
-    </w:p>
-    <w:p>
-      <w:pPr>
-        <w:pStyle w:val="Rubrik1"/>
-      </w:pPr>
-      <w:bookmarkStart w:id="6" w:name="_Toc201655551"/>
-      <w:r>
-        <w:lastRenderedPageBreak/>
-        <w:t>Plockplatslogg</w:t>
-      </w:r>
-      <w:bookmarkEnd w:id="6"/>
-    </w:p>
-    <w:p>
-      <w:r>
-        <w:t>Vy av logg för transaktioner mellan plockplatser</w:t>
-      </w:r>
-    </w:p>
-    <w:p>
-      <w:pPr>
-        <w:pStyle w:val="Rubrik1"/>
-      </w:pPr>
-      <w:bookmarkStart w:id="7" w:name="_Toc201655552"/>
-      <w:r>
-        <w:t>Logg för palluppdrag</w:t>
-      </w:r>
-      <w:bookmarkEnd w:id="7"/>
-    </w:p>
-    <w:p>
-      <w:r>
-        <w:t xml:space="preserve">Vill du kolla logg för palluppdrag så kan du göra det i </w:t>
-      </w:r>
-    </w:p>
-    <w:p>
-      <w:pPr>
-        <w:pStyle w:val="Rubrik1"/>
-      </w:pPr>
-      <w:r>
-        <w:t>Va</w:t>
-      </w:r>
-      <w:r>
-        <w:t xml:space="preserve">d är </w:t>
-      </w:r>
-      <w:proofErr w:type="spellStart"/>
-      <w:r>
-        <w:t>location</w:t>
-      </w:r>
-      <w:proofErr w:type="spellEnd"/>
-      <w:r>
-        <w:t xml:space="preserve"> LO</w:t>
-      </w:r>
-    </w:p>
-    <w:p>
-      <w:r>
-        <w:t>Om det står i transloggen att en pall flyttats till plats LO</w:t>
-      </w:r>
-    </w:p>
-    <w:p>
-      <w:r>
-        <w:t>Anledningen till att det skrivs ut “LO” är att det hanteras ett dekanteringsuppdrag för en lager som inte har robotindikator “Y”</w:t>
-      </w:r>
-    </w:p>
-    <w:p>
-      <w:r>
-        <w:t>Här är en task som körs när man hanterar dessa kö 42 uppdrag (kan även vara vanlig flytt till inlagringskön</w:t>
-      </w:r>
-      <w:proofErr w:type="gramStart"/>
-      <w:r>
-        <w:t>) ,</w:t>
-      </w:r>
-      <w:proofErr w:type="gramEnd"/>
-      <w:r>
-        <w:t xml:space="preserve"> markerad rad säger att fältet TO_LOC ska få värdet “CRANE” om </w:t>
-      </w:r>
-      <w:proofErr w:type="spellStart"/>
-      <w:r>
-        <w:t>lagerts</w:t>
-      </w:r>
-      <w:proofErr w:type="spellEnd"/>
-      <w:r>
-        <w:t xml:space="preserve"> robotindikator är “Y”, annars ska den få “LO”</w:t>
-      </w:r>
-    </w:p>
-    <w:p>
-      <w:pPr>
-        <w:pStyle w:val="Rubrik1"/>
-      </w:pPr>
-      <w:bookmarkStart w:id="8" w:name="_Toc201655553"/>
-      <w:r>
-        <w:t>Beräkna Starttid</w:t>
-      </w:r>
-      <w:bookmarkEnd w:id="8"/>
-    </w:p>
-    <w:p>
-      <w:r>
-        <w:t xml:space="preserve">Orderstart = </w:t>
-      </w:r>
-      <w:r>
-        <w:t>Tider för kund + Orderdatum + Leveransdatum + orderstorlek</w:t>
-      </w:r>
-    </w:p>
-    <w:p>
-      <w:pPr>
-        <w:pStyle w:val="Rubrik1"/>
-      </w:pPr>
-      <w:bookmarkStart w:id="9" w:name="_Toc201655554"/>
-      <w:r>
-        <w:t xml:space="preserve">Logik för bokstav bakom </w:t>
-      </w:r>
-      <w:proofErr w:type="spellStart"/>
-      <w:r>
-        <w:t>pall</w:t>
-      </w:r>
-      <w:r>
-        <w:t>:</w:t>
-      </w:r>
-      <w:r>
-        <w:t>id</w:t>
-      </w:r>
-      <w:proofErr w:type="spellEnd"/>
-      <w:r>
-        <w:t xml:space="preserve"> VM-Etikett</w:t>
-      </w:r>
-      <w:bookmarkEnd w:id="9"/>
-    </w:p>
-    <w:p>
-      <w:pPr>
-        <w:rPr>
-          <w:rFonts w:ascii="Consolas" w:hAnsi="Consolas"/>
-        </w:rPr>
-      </w:pPr>
-      <w:r>
-        <w:rPr>
-          <w:rFonts w:ascii="Consolas" w:hAnsi="Consolas"/>
-        </w:rPr>
-        <w:t> </w:t>
-      </w:r>
-      <w:r>
-        <w:rPr>
-          <w:rFonts w:ascii="Consolas" w:hAnsi="Consolas"/>
-        </w:rPr>
-        <w:t> </w:t>
-      </w:r>
-      <w:r>
-        <w:rPr>
-          <w:rFonts w:ascii="Consolas" w:hAnsi="Consolas"/>
-        </w:rPr>
-        <w:t>-- </w:t>
-      </w:r>
-      <w:proofErr w:type="spellStart"/>
-      <w:r>
-        <w:rPr>
-          <w:rFonts w:ascii="Consolas" w:hAnsi="Consolas"/>
-        </w:rPr>
-        <w:t>Logic</w:t>
-      </w:r>
-      <w:proofErr w:type="spellEnd"/>
-      <w:r>
-        <w:rPr>
-          <w:rFonts w:ascii="Consolas" w:hAnsi="Consolas"/>
-        </w:rPr>
-        <w:t> </w:t>
-      </w:r>
-      <w:r>
-        <w:rPr>
-          <w:rFonts w:ascii="Consolas" w:hAnsi="Consolas"/>
-        </w:rPr>
-        <w:br/>
-      </w:r>
-      <w:r>
-        <w:rPr>
-          <w:rFonts w:ascii="Consolas" w:hAnsi="Consolas"/>
-        </w:rPr>
-        <w:t> </w:t>
-      </w:r>
-      <w:r>
-        <w:rPr>
-          <w:rFonts w:ascii="Consolas" w:hAnsi="Consolas"/>
-        </w:rPr>
-        <w:t> </w:t>
-      </w:r>
-      <w:r>
-        <w:rPr>
-          <w:rFonts w:ascii="Consolas" w:hAnsi="Consolas"/>
-        </w:rPr>
-        <w:t>IF @company IN ('GG')</w:t>
-      </w:r>
-      <w:r>
-        <w:rPr>
-          <w:rFonts w:ascii="Consolas" w:hAnsi="Consolas"/>
-        </w:rPr>
-        <w:br/>
-      </w:r>
-      <w:r>
-        <w:rPr>
-          <w:rFonts w:ascii="Consolas" w:hAnsi="Consolas"/>
-        </w:rPr>
-        <w:t> </w:t>
-      </w:r>
-      <w:r>
-        <w:rPr>
-          <w:rFonts w:ascii="Consolas" w:hAnsi="Consolas"/>
-        </w:rPr>
-        <w:t> </w:t>
-      </w:r>
-      <w:r>
-        <w:rPr>
-          <w:rFonts w:ascii="Consolas" w:hAnsi="Consolas"/>
-        </w:rPr>
-        <w:t>BEGIN</w:t>
-      </w:r>
-      <w:r>
-        <w:rPr>
-          <w:rFonts w:ascii="Consolas" w:hAnsi="Consolas"/>
-        </w:rPr>
-        <w:br/>
-      </w:r>
-      <w:r>
-        <w:rPr>
-          <w:rFonts w:ascii="Consolas" w:hAnsi="Consolas"/>
-        </w:rPr>
-        <w:br/>
-      </w:r>
-      <w:r>
-        <w:rPr>
-          <w:rFonts w:ascii="Consolas" w:hAnsi="Consolas"/>
-        </w:rPr>
-        <w:t> </w:t>
-      </w:r>
-      <w:r>
-        <w:rPr>
-          <w:rFonts w:ascii="Consolas" w:hAnsi="Consolas"/>
-        </w:rPr>
-        <w:t> </w:t>
-      </w:r>
-      <w:r>
-        <w:rPr>
-          <w:rFonts w:ascii="Consolas" w:hAnsi="Consolas"/>
-        </w:rPr>
-        <w:t> </w:t>
-      </w:r>
-      <w:r>
-        <w:rPr>
-          <w:rFonts w:ascii="Consolas" w:hAnsi="Consolas"/>
-        </w:rPr>
-        <w:t> </w:t>
-      </w:r>
-      <w:r>
-        <w:rPr>
-          <w:rFonts w:ascii="Consolas" w:hAnsi="Consolas"/>
-        </w:rPr>
-        <w:t>-- A = Om de finns med i prognosen.</w:t>
-      </w:r>
-      <w:r>
-        <w:rPr>
-          <w:rFonts w:ascii="Consolas" w:hAnsi="Consolas"/>
-        </w:rPr>
-        <w:br/>
-      </w:r>
-      <w:r>
-        <w:rPr>
-          <w:rFonts w:ascii="Consolas" w:hAnsi="Consolas"/>
-        </w:rPr>
-        <w:t> </w:t>
-      </w:r>
-      <w:r>
-        <w:rPr>
-          <w:rFonts w:ascii="Consolas" w:hAnsi="Consolas"/>
-        </w:rPr>
-        <w:t> </w:t>
-      </w:r>
-      <w:r>
-        <w:rPr>
-          <w:rFonts w:ascii="Consolas" w:hAnsi="Consolas"/>
-        </w:rPr>
-        <w:t> </w:t>
-      </w:r>
-      <w:r>
-        <w:rPr>
-          <w:rFonts w:ascii="Consolas" w:hAnsi="Consolas"/>
-        </w:rPr>
-        <w:t> </w:t>
-      </w:r>
-      <w:r>
-        <w:rPr>
-          <w:rFonts w:ascii="Consolas" w:hAnsi="Consolas"/>
-        </w:rPr>
-        <w:t>IF 1 = (SELECT TOP 1 1 FROM [ITEM_FORECAST] WHERE [ITEM_NUM] = @itemId AND [COMPANY] = @company AND GETDATE() BETWEEN [FROM_DATE] AND [TO_DATE])</w:t>
-      </w:r>
-      <w:r>
-        <w:rPr>
-          <w:rFonts w:ascii="Consolas" w:hAnsi="Consolas"/>
-        </w:rPr>
-        <w:br/>
-      </w:r>
-      <w:r>
-        <w:rPr>
-          <w:rFonts w:ascii="Consolas" w:hAnsi="Consolas"/>
-        </w:rPr>
-        <w:t> </w:t>
-      </w:r>
-      <w:r>
-        <w:rPr>
-          <w:rFonts w:ascii="Consolas" w:hAnsi="Consolas"/>
-        </w:rPr>
-        <w:t> </w:t>
-      </w:r>
-      <w:r>
-        <w:rPr>
-          <w:rFonts w:ascii="Consolas" w:hAnsi="Consolas"/>
-        </w:rPr>
-        <w:t> </w:t>
-      </w:r>
-      <w:r>
-        <w:rPr>
-          <w:rFonts w:ascii="Consolas" w:hAnsi="Consolas"/>
-        </w:rPr>
-        <w:t> </w:t>
-      </w:r>
-      <w:r>
-        <w:rPr>
-          <w:rFonts w:ascii="Consolas" w:hAnsi="Consolas"/>
-        </w:rPr>
-        <w:t> </w:t>
-      </w:r>
-      <w:r>
-        <w:rPr>
-          <w:rFonts w:ascii="Consolas" w:hAnsi="Consolas"/>
-        </w:rPr>
-        <w:t> </w:t>
-      </w:r>
-      <w:r>
-        <w:rPr>
-          <w:rFonts w:ascii="Consolas" w:hAnsi="Consolas"/>
-        </w:rPr>
-        <w:t>SET @expectedItemPriority = 'A'</w:t>
-      </w:r>
-      <w:r>
-        <w:rPr>
-          <w:rFonts w:ascii="Consolas" w:hAnsi="Consolas"/>
-        </w:rPr>
-        <w:br/>
-      </w:r>
-      <w:r>
-        <w:rPr>
-          <w:rFonts w:ascii="Consolas" w:hAnsi="Consolas"/>
-        </w:rPr>
-        <w:t> </w:t>
-      </w:r>
-      <w:r>
-        <w:rPr>
-          <w:rFonts w:ascii="Consolas" w:hAnsi="Consolas"/>
-        </w:rPr>
-        <w:t> </w:t>
-      </w:r>
-      <w:r>
-        <w:rPr>
-          <w:rFonts w:ascii="Consolas" w:hAnsi="Consolas"/>
-        </w:rPr>
-        <w:t> </w:t>
-      </w:r>
-      <w:r>
-        <w:rPr>
-          <w:rFonts w:ascii="Consolas" w:hAnsi="Consolas"/>
-        </w:rPr>
-        <w:t> </w:t>
-      </w:r>
-      <w:r>
-        <w:rPr>
-          <w:rFonts w:ascii="Consolas" w:hAnsi="Consolas"/>
-        </w:rPr>
-        <w:t>-- P = Om den har plockplats som inte finns i LOCATION_CRANE (grav-banor).</w:t>
-      </w:r>
-      <w:r>
-        <w:rPr>
-          <w:rFonts w:ascii="Consolas" w:hAnsi="Consolas"/>
-        </w:rPr>
-        <w:br/>
-      </w:r>
-      <w:r>
-        <w:rPr>
-          <w:rFonts w:ascii="Consolas" w:hAnsi="Consolas"/>
-        </w:rPr>
-        <w:t> </w:t>
-      </w:r>
-      <w:r>
-        <w:rPr>
-          <w:rFonts w:ascii="Consolas" w:hAnsi="Consolas"/>
-        </w:rPr>
-        <w:t> </w:t>
-      </w:r>
-      <w:r>
-        <w:rPr>
-          <w:rFonts w:ascii="Consolas" w:hAnsi="Consolas"/>
-        </w:rPr>
-        <w:t> </w:t>
-      </w:r>
-      <w:r>
-        <w:rPr>
-          <w:rFonts w:ascii="Consolas" w:hAnsi="Consolas"/>
-        </w:rPr>
-        <w:t> </w:t>
-      </w:r>
-      <w:r>
-        <w:rPr>
-          <w:rFonts w:ascii="Consolas" w:hAnsi="Consolas"/>
-        </w:rPr>
-        <w:t>ELSE IF 1 = (SELECT TOP 1 1 FROM [BATCH_STOCK] WHERE [ITEM_NUM] = @itemId AND [COMPANY] = @company AND [WAREH_NUM] = @warehouse AND [LOCATION] NOT IN (SELECT [LOCATION] FROM [LOCATION_CRANE]))</w:t>
-      </w:r>
-      <w:r>
-        <w:rPr>
-          <w:rFonts w:ascii="Consolas" w:hAnsi="Consolas"/>
-        </w:rPr>
-        <w:br/>
-      </w:r>
-      <w:r>
-        <w:rPr>
-          <w:rFonts w:ascii="Consolas" w:hAnsi="Consolas"/>
-        </w:rPr>
-        <w:t> </w:t>
-      </w:r>
-      <w:r>
-        <w:rPr>
-          <w:rFonts w:ascii="Consolas" w:hAnsi="Consolas"/>
-        </w:rPr>
-        <w:t> </w:t>
-      </w:r>
-      <w:r>
-        <w:rPr>
-          <w:rFonts w:ascii="Consolas" w:hAnsi="Consolas"/>
-        </w:rPr>
-        <w:t> </w:t>
-      </w:r>
-      <w:r>
-        <w:rPr>
-          <w:rFonts w:ascii="Consolas" w:hAnsi="Consolas"/>
-        </w:rPr>
-        <w:t> </w:t>
-      </w:r>
-      <w:r>
-        <w:rPr>
-          <w:rFonts w:ascii="Consolas" w:hAnsi="Consolas"/>
-        </w:rPr>
-        <w:t> </w:t>
-      </w:r>
-      <w:r>
-        <w:rPr>
-          <w:rFonts w:ascii="Consolas" w:hAnsi="Consolas"/>
-        </w:rPr>
-        <w:t> </w:t>
-      </w:r>
-      <w:r>
-        <w:rPr>
-          <w:rFonts w:ascii="Consolas" w:hAnsi="Consolas"/>
-        </w:rPr>
-        <w:t>SET @expectedItemPriority = 'P'</w:t>
-      </w:r>
-      <w:r>
-        <w:rPr>
-          <w:rFonts w:ascii="Consolas" w:hAnsi="Consolas"/>
-        </w:rPr>
-        <w:br/>
-      </w:r>
-      <w:r>
-        <w:rPr>
-          <w:rFonts w:ascii="Consolas" w:hAnsi="Consolas"/>
-        </w:rPr>
-        <w:t> </w:t>
-      </w:r>
-      <w:r>
-        <w:rPr>
-          <w:rFonts w:ascii="Consolas" w:hAnsi="Consolas"/>
-        </w:rPr>
-        <w:t> </w:t>
-      </w:r>
-      <w:r>
-        <w:rPr>
-          <w:rFonts w:ascii="Consolas" w:hAnsi="Consolas"/>
-        </w:rPr>
-        <w:t> </w:t>
-      </w:r>
-      <w:r>
-        <w:rPr>
-          <w:rFonts w:ascii="Consolas" w:hAnsi="Consolas"/>
-        </w:rPr>
-        <w:t> </w:t>
-      </w:r>
-      <w:r>
-        <w:rPr>
-          <w:rFonts w:ascii="Consolas" w:hAnsi="Consolas"/>
-        </w:rPr>
-        <w:t>-- K = Allt annat.</w:t>
-      </w:r>
-      <w:r>
-        <w:rPr>
-          <w:rFonts w:ascii="Consolas" w:hAnsi="Consolas"/>
-        </w:rPr>
-        <w:br/>
-      </w:r>
-      <w:r>
-        <w:rPr>
-          <w:rFonts w:ascii="Consolas" w:hAnsi="Consolas"/>
-        </w:rPr>
-        <w:t> </w:t>
-      </w:r>
-      <w:r>
-        <w:rPr>
-          <w:rFonts w:ascii="Consolas" w:hAnsi="Consolas"/>
-        </w:rPr>
-        <w:t> </w:t>
-      </w:r>
-      <w:r>
-        <w:rPr>
-          <w:rFonts w:ascii="Consolas" w:hAnsi="Consolas"/>
-        </w:rPr>
-        <w:t> </w:t>
-      </w:r>
-      <w:r>
-        <w:rPr>
-          <w:rFonts w:ascii="Consolas" w:hAnsi="Consolas"/>
-        </w:rPr>
-        <w:t> </w:t>
-      </w:r>
-      <w:r>
-        <w:rPr>
-          <w:rFonts w:ascii="Consolas" w:hAnsi="Consolas"/>
-        </w:rPr>
-        <w:t>ELSE</w:t>
-      </w:r>
-      <w:r>
-        <w:rPr>
-          <w:rFonts w:ascii="Consolas" w:hAnsi="Consolas"/>
-        </w:rPr>
-        <w:br/>
-      </w:r>
-      <w:r>
-        <w:rPr>
-          <w:rFonts w:ascii="Consolas" w:hAnsi="Consolas"/>
-        </w:rPr>
-        <w:t> </w:t>
-      </w:r>
-      <w:r>
-        <w:rPr>
-          <w:rFonts w:ascii="Consolas" w:hAnsi="Consolas"/>
-        </w:rPr>
-        <w:t> </w:t>
-      </w:r>
-      <w:r>
-        <w:rPr>
-          <w:rFonts w:ascii="Consolas" w:hAnsi="Consolas"/>
-        </w:rPr>
-        <w:t> </w:t>
-      </w:r>
-      <w:r>
-        <w:rPr>
-          <w:rFonts w:ascii="Consolas" w:hAnsi="Consolas"/>
-        </w:rPr>
-        <w:t> </w:t>
-      </w:r>
-      <w:r>
-        <w:rPr>
-          <w:rFonts w:ascii="Consolas" w:hAnsi="Consolas"/>
-        </w:rPr>
-        <w:t> </w:t>
-      </w:r>
-      <w:r>
-        <w:rPr>
-          <w:rFonts w:ascii="Consolas" w:hAnsi="Consolas"/>
-        </w:rPr>
-        <w:t> </w:t>
-      </w:r>
-      <w:r>
-        <w:rPr>
-          <w:rFonts w:ascii="Consolas" w:hAnsi="Consolas"/>
-        </w:rPr>
-        <w:t>SET @expectedItemPriority = 'K'</w:t>
-      </w:r>
-    </w:p>
-    <w:p>
-      <w:pPr>
-        <w:pStyle w:val="Rubrik1"/>
-      </w:pPr>
-      <w:bookmarkStart w:id="10" w:name="_Toc201655555"/>
+      <w:bookmarkStart w:id="9" w:name="_Toc201655555"/>
       <w:r>
         <w:lastRenderedPageBreak/>
         <w:t>Lägga till så kund får följesedel MG</w:t>
       </w:r>
-      <w:bookmarkEnd w:id="10"/>
+      <w:bookmarkEnd w:id="9"/>
     </w:p>
     <w:p>
       <w:r>
@@ -3461,7 +3247,13 @@
       </w:r>
       <w:proofErr w:type="spellStart"/>
       <w:r>
-        <w:t>MesterORder</w:t>
+        <w:t>MesterO</w:t>
+      </w:r>
+      <w:r>
+        <w:t>r</w:t>
+      </w:r>
+      <w:r>
+        <w:t>der</w:t>
       </w:r>
       <w:proofErr w:type="spellEnd"/>
       <w:r>
@@ -3489,7 +3281,7 @@
                     </pic:cNvPicPr>
                   </pic:nvPicPr>
                   <pic:blipFill>
-                    <a:blip r:embed="rId14">
+                    <a:blip r:embed="rId11">
                       <a:extLst>
                         <a:ext uri="{28A0092B-C50C-407E-A947-70E740481C1C}">
                           <a14:useLocalDpi xmlns:a14="http://schemas.microsoft.com/office/drawing/2010/main" val="0"/>
@@ -3525,11 +3317,11 @@
       <w:pPr>
         <w:pStyle w:val="Rubrik1"/>
       </w:pPr>
-      <w:bookmarkStart w:id="11" w:name="_Toc201655556"/>
+      <w:bookmarkStart w:id="10" w:name="_Toc201655556"/>
       <w:r>
         <w:t>SPC Verifikation</w:t>
       </w:r>
-      <w:bookmarkEnd w:id="11"/>
+      <w:bookmarkEnd w:id="10"/>
     </w:p>
     <w:p>
       <w:r>
@@ -3583,7 +3375,7 @@
                     </pic:cNvPicPr>
                   </pic:nvPicPr>
                   <pic:blipFill>
-                    <a:blip r:embed="rId15">
+                    <a:blip r:embed="rId12">
                       <a:extLst>
                         <a:ext uri="{28A0092B-C50C-407E-A947-70E740481C1C}">
                           <a14:useLocalDpi xmlns:a14="http://schemas.microsoft.com/office/drawing/2010/main" val="0"/>
@@ -3638,7 +3430,7 @@
                     </pic:cNvPicPr>
                   </pic:nvPicPr>
                   <pic:blipFill>
-                    <a:blip r:embed="rId16">
+                    <a:blip r:embed="rId13">
                       <a:extLst>
                         <a:ext uri="{28A0092B-C50C-407E-A947-70E740481C1C}">
                           <a14:useLocalDpi xmlns:a14="http://schemas.microsoft.com/office/drawing/2010/main" val="0"/>
@@ -3677,11 +3469,11 @@
       <w:r>
         <w:br/>
       </w:r>
-      <w:bookmarkStart w:id="12" w:name="_Toc201655557"/>
+      <w:bookmarkStart w:id="11" w:name="_Toc201655557"/>
       <w:r>
         <w:t>Brandfarliga etiketter utskrift</w:t>
       </w:r>
-      <w:bookmarkEnd w:id="12"/>
+      <w:bookmarkEnd w:id="11"/>
     </w:p>
     <w:p>
       <w:r>
@@ -3726,6 +3518,22 @@
       </w:r>
       <w:r>
         <w:br/>
+      </w:r>
+      <w:proofErr w:type="spellStart"/>
+      <w:r>
+        <w:t>Effectoption</w:t>
+      </w:r>
+      <w:proofErr w:type="spellEnd"/>
+      <w:r>
+        <w:t xml:space="preserve"> 150 &amp; 151 Samt </w:t>
+      </w:r>
+      <w:proofErr w:type="spellStart"/>
+      <w:r>
+        <w:t>overrides</w:t>
+      </w:r>
+      <w:proofErr w:type="spellEnd"/>
+      <w:r>
+        <w:t xml:space="preserve"> för när den ska triggas</w:t>
       </w:r>
       <w:r>
         <w:br/>
@@ -3763,7 +3571,7 @@
                     </pic:cNvPicPr>
                   </pic:nvPicPr>
                   <pic:blipFill>
-                    <a:blip r:embed="rId17">
+                    <a:blip r:embed="rId14">
                       <a:extLst>
                         <a:ext uri="{28A0092B-C50C-407E-A947-70E740481C1C}">
                           <a14:useLocalDpi xmlns:a14="http://schemas.microsoft.com/office/drawing/2010/main" val="0"/>
@@ -3849,7 +3657,7 @@
                     </pic:cNvPicPr>
                   </pic:nvPicPr>
                   <pic:blipFill>
-                    <a:blip r:embed="rId18">
+                    <a:blip r:embed="rId15">
                       <a:extLst>
                         <a:ext uri="{28A0092B-C50C-407E-A947-70E740481C1C}">
                           <a14:useLocalDpi xmlns:a14="http://schemas.microsoft.com/office/drawing/2010/main" val="0"/>
@@ -3916,40 +3724,40 @@
       <w:pPr>
         <w:pStyle w:val="Rubrik1"/>
       </w:pPr>
-      <w:bookmarkStart w:id="13" w:name="_Toc201655558"/>
+      <w:bookmarkStart w:id="12" w:name="_Toc201655558"/>
       <w:r>
         <w:t xml:space="preserve">Saldo </w:t>
       </w:r>
       <w:r>
         <w:t>inte synas hos kund</w:t>
       </w:r>
+      <w:bookmarkEnd w:id="12"/>
+    </w:p>
+    <w:p>
+      <w:r>
+        <w:t>Item option -&gt; hantera saldo N</w:t>
+      </w:r>
+    </w:p>
+    <w:p>
+      <w:pPr>
+        <w:pStyle w:val="Rubrik1"/>
+      </w:pPr>
+      <w:bookmarkStart w:id="13" w:name="_Toc201655559"/>
+      <w:r>
+        <w:t xml:space="preserve">Vad styr HiB till </w:t>
+      </w:r>
+      <w:proofErr w:type="spellStart"/>
+      <w:r>
+        <w:t>ehandel</w:t>
+      </w:r>
+      <w:proofErr w:type="spellEnd"/>
+      <w:r>
+        <w:t>/</w:t>
+      </w:r>
+      <w:r>
+        <w:t>butik i AS</w:t>
+      </w:r>
       <w:bookmarkEnd w:id="13"/>
-    </w:p>
-    <w:p>
-      <w:r>
-        <w:t>Item option -&gt; hantera saldo N</w:t>
-      </w:r>
-    </w:p>
-    <w:p>
-      <w:pPr>
-        <w:pStyle w:val="Rubrik1"/>
-      </w:pPr>
-      <w:bookmarkStart w:id="14" w:name="_Toc201655559"/>
-      <w:r>
-        <w:t xml:space="preserve">Vad styr HiB till </w:t>
-      </w:r>
-      <w:proofErr w:type="spellStart"/>
-      <w:r>
-        <w:t>ehandel</w:t>
-      </w:r>
-      <w:proofErr w:type="spellEnd"/>
-      <w:r>
-        <w:t>/</w:t>
-      </w:r>
-      <w:r>
-        <w:t>butik i AS</w:t>
-      </w:r>
-      <w:bookmarkEnd w:id="14"/>
     </w:p>
     <w:p>
       <w:r>
@@ -4014,3153 +3822,13 @@
           <w:lang w:val="en-GB"/>
         </w:rPr>
       </w:pPr>
-      <w:bookmarkStart w:id="15" w:name="_Toc201655560"/>
+      <w:bookmarkStart w:id="14" w:name="_Toc201655561"/>
+      <w:proofErr w:type="spellStart"/>
       <w:r>
         <w:rPr>
           <w:lang w:val="en-GB"/>
         </w:rPr>
         <w:lastRenderedPageBreak/>
-        <w:t xml:space="preserve">Hur </w:t>
-      </w:r>
-      <w:proofErr w:type="spellStart"/>
-      <w:r>
-        <w:rPr>
-          <w:lang w:val="en-GB"/>
-        </w:rPr>
-        <w:t>fungerar</w:t>
-      </w:r>
-      <w:proofErr w:type="spellEnd"/>
-      <w:r>
-        <w:rPr>
-          <w:lang w:val="en-GB"/>
-        </w:rPr>
-        <w:t xml:space="preserve"> </w:t>
-      </w:r>
-      <w:proofErr w:type="spellStart"/>
-      <w:r>
-        <w:rPr>
-          <w:lang w:val="en-GB"/>
-        </w:rPr>
-        <w:t>logiken</w:t>
-      </w:r>
-      <w:proofErr w:type="spellEnd"/>
-      <w:r>
-        <w:rPr>
-          <w:lang w:val="en-GB"/>
-        </w:rPr>
-        <w:t xml:space="preserve"> </w:t>
-      </w:r>
-      <w:proofErr w:type="spellStart"/>
-      <w:r>
-        <w:rPr>
-          <w:lang w:val="en-GB"/>
-        </w:rPr>
-        <w:t>plockpresentationslogg</w:t>
-      </w:r>
-      <w:bookmarkEnd w:id="15"/>
-      <w:proofErr w:type="spellEnd"/>
-    </w:p>
-    <w:p>
-      <w:pPr>
-        <w:rPr>
-          <w:rFonts w:ascii="Consolas" w:hAnsi="Consolas"/>
-          <w:highlight w:val="lightGray"/>
-          <w:lang w:val="en-GB"/>
-        </w:rPr>
-      </w:pPr>
-      <w:r>
-        <w:rPr>
-          <w:rFonts w:ascii="Consolas" w:hAnsi="Consolas"/>
-          <w:highlight w:val="lightGray"/>
-          <w:lang w:val="en-GB"/>
-        </w:rPr>
-        <w:t xml:space="preserve">WITH </w:t>
-      </w:r>
-      <w:proofErr w:type="spellStart"/>
-      <w:r>
-        <w:rPr>
-          <w:rFonts w:ascii="Consolas" w:hAnsi="Consolas"/>
-          <w:highlight w:val="lightGray"/>
-          <w:lang w:val="en-GB"/>
-        </w:rPr>
-        <w:t>PalletCounts</w:t>
-      </w:r>
-      <w:proofErr w:type="spellEnd"/>
-      <w:r>
-        <w:rPr>
-          <w:rFonts w:ascii="Consolas" w:hAnsi="Consolas"/>
-          <w:highlight w:val="lightGray"/>
-          <w:lang w:val="en-GB"/>
-        </w:rPr>
-        <w:t xml:space="preserve"> AS (</w:t>
-      </w:r>
-    </w:p>
-    <w:p>
-      <w:pPr>
-        <w:rPr>
-          <w:rFonts w:ascii="Consolas" w:hAnsi="Consolas"/>
-          <w:highlight w:val="lightGray"/>
-          <w:lang w:val="en-GB"/>
-        </w:rPr>
-      </w:pPr>
-      <w:r>
-        <w:rPr>
-          <w:rFonts w:ascii="Consolas" w:hAnsi="Consolas"/>
-          <w:highlight w:val="lightGray"/>
-          <w:lang w:val="en-GB"/>
-        </w:rPr>
-        <w:t xml:space="preserve">    SELECT </w:t>
-      </w:r>
-    </w:p>
-    <w:p>
-      <w:pPr>
-        <w:rPr>
-          <w:rFonts w:ascii="Consolas" w:hAnsi="Consolas"/>
-          <w:highlight w:val="lightGray"/>
-          <w:lang w:val="en-GB"/>
-        </w:rPr>
-      </w:pPr>
-      <w:r>
-        <w:rPr>
-          <w:rFonts w:ascii="Consolas" w:hAnsi="Consolas"/>
-          <w:highlight w:val="lightGray"/>
-          <w:lang w:val="en-GB"/>
-        </w:rPr>
-        <w:t xml:space="preserve">        ORDER_NUM,</w:t>
-      </w:r>
-    </w:p>
-    <w:p>
-      <w:pPr>
-        <w:rPr>
-          <w:rFonts w:ascii="Consolas" w:hAnsi="Consolas"/>
-          <w:highlight w:val="lightGray"/>
-          <w:lang w:val="en-GB"/>
-        </w:rPr>
-      </w:pPr>
-      <w:r>
-        <w:rPr>
-          <w:rFonts w:ascii="Consolas" w:hAnsi="Consolas"/>
-          <w:highlight w:val="lightGray"/>
-          <w:lang w:val="en-GB"/>
-        </w:rPr>
-        <w:t>    CUSTOM_NUM,</w:t>
-      </w:r>
-    </w:p>
-    <w:p>
-      <w:pPr>
-        <w:rPr>
-          <w:rFonts w:ascii="Consolas" w:hAnsi="Consolas"/>
-          <w:highlight w:val="lightGray"/>
-          <w:lang w:val="en-GB"/>
-        </w:rPr>
-      </w:pPr>
-      <w:r>
-        <w:rPr>
-          <w:rFonts w:ascii="Consolas" w:hAnsi="Consolas"/>
-          <w:highlight w:val="lightGray"/>
-          <w:lang w:val="en-GB"/>
-        </w:rPr>
-        <w:t xml:space="preserve">        LINE_NUM, </w:t>
-      </w:r>
-    </w:p>
-    <w:p>
-      <w:pPr>
-        <w:rPr>
-          <w:rFonts w:ascii="Consolas" w:hAnsi="Consolas"/>
-          <w:highlight w:val="lightGray"/>
-          <w:lang w:val="en-GB"/>
-        </w:rPr>
-      </w:pPr>
-      <w:r>
-        <w:rPr>
-          <w:rFonts w:ascii="Consolas" w:hAnsi="Consolas"/>
-          <w:highlight w:val="lightGray"/>
-          <w:lang w:val="en-GB"/>
-        </w:rPr>
-        <w:t xml:space="preserve">        ITEM_NUM, </w:t>
-      </w:r>
-    </w:p>
-    <w:p>
-      <w:pPr>
-        <w:rPr>
-          <w:rFonts w:ascii="Consolas" w:hAnsi="Consolas"/>
-          <w:highlight w:val="lightGray"/>
-          <w:lang w:val="en-GB"/>
-        </w:rPr>
-      </w:pPr>
-      <w:r>
-        <w:rPr>
-          <w:rFonts w:ascii="Consolas" w:hAnsi="Consolas"/>
-          <w:highlight w:val="lightGray"/>
-          <w:lang w:val="en-GB"/>
-        </w:rPr>
-        <w:t xml:space="preserve">        WAREH_NUM, </w:t>
-      </w:r>
-    </w:p>
-    <w:p>
-      <w:pPr>
-        <w:rPr>
-          <w:rFonts w:ascii="Consolas" w:hAnsi="Consolas"/>
-          <w:highlight w:val="lightGray"/>
-          <w:lang w:val="en-GB"/>
-        </w:rPr>
-      </w:pPr>
-      <w:r>
-        <w:rPr>
-          <w:rFonts w:ascii="Consolas" w:hAnsi="Consolas"/>
-          <w:highlight w:val="lightGray"/>
-          <w:lang w:val="en-GB"/>
-        </w:rPr>
-        <w:t xml:space="preserve">        COMPANY, </w:t>
-      </w:r>
-    </w:p>
-    <w:p>
-      <w:pPr>
-        <w:rPr>
-          <w:rFonts w:ascii="Consolas" w:hAnsi="Consolas"/>
-          <w:highlight w:val="lightGray"/>
-          <w:lang w:val="en-GB"/>
-        </w:rPr>
-      </w:pPr>
-      <w:r>
-        <w:rPr>
-          <w:rFonts w:ascii="Consolas" w:hAnsi="Consolas"/>
-          <w:highlight w:val="lightGray"/>
-          <w:lang w:val="en-GB"/>
-        </w:rPr>
-        <w:t xml:space="preserve">        PICK_ZONE, </w:t>
-      </w:r>
-    </w:p>
-    <w:p>
-      <w:pPr>
-        <w:rPr>
-          <w:rFonts w:ascii="Consolas" w:hAnsi="Consolas"/>
-          <w:highlight w:val="lightGray"/>
-          <w:lang w:val="en-GB"/>
-        </w:rPr>
-      </w:pPr>
-      <w:r>
-        <w:rPr>
-          <w:rFonts w:ascii="Consolas" w:hAnsi="Consolas"/>
-          <w:highlight w:val="lightGray"/>
-          <w:lang w:val="en-GB"/>
-        </w:rPr>
-        <w:t xml:space="preserve">        </w:t>
-      </w:r>
-      <w:proofErr w:type="gramStart"/>
-      <w:r>
-        <w:rPr>
-          <w:rFonts w:ascii="Consolas" w:hAnsi="Consolas"/>
-          <w:highlight w:val="lightGray"/>
-          <w:lang w:val="en-GB"/>
-        </w:rPr>
-        <w:t>CAST(COUNT(</w:t>
-      </w:r>
-      <w:proofErr w:type="gramEnd"/>
-      <w:r>
-        <w:rPr>
-          <w:rFonts w:ascii="Consolas" w:hAnsi="Consolas"/>
-          <w:highlight w:val="lightGray"/>
-          <w:lang w:val="en-GB"/>
-        </w:rPr>
-        <w:t>DISTINCT PALL_NUM) AS FLOAT) AS PALLETS</w:t>
-      </w:r>
-    </w:p>
-    <w:p>
-      <w:pPr>
-        <w:rPr>
-          <w:rFonts w:ascii="Consolas" w:hAnsi="Consolas"/>
-          <w:highlight w:val="lightGray"/>
-          <w:lang w:val="en-GB"/>
-        </w:rPr>
-      </w:pPr>
-      <w:r>
-        <w:rPr>
-          <w:rFonts w:ascii="Consolas" w:hAnsi="Consolas"/>
-          <w:highlight w:val="lightGray"/>
-          <w:lang w:val="en-GB"/>
-        </w:rPr>
-        <w:t xml:space="preserve">    FROM PICK_LOG</w:t>
-      </w:r>
-    </w:p>
-    <w:p>
-      <w:pPr>
-        <w:rPr>
-          <w:rFonts w:ascii="Consolas" w:hAnsi="Consolas"/>
-          <w:highlight w:val="lightGray"/>
-          <w:lang w:val="en-GB"/>
-        </w:rPr>
-      </w:pPr>
-      <w:r>
-        <w:rPr>
-          <w:rFonts w:ascii="Consolas" w:hAnsi="Consolas"/>
-          <w:highlight w:val="lightGray"/>
-          <w:lang w:val="en-GB"/>
-        </w:rPr>
-        <w:t xml:space="preserve">    WHERE </w:t>
-      </w:r>
-      <w:proofErr w:type="gramStart"/>
-      <w:r>
-        <w:rPr>
-          <w:rFonts w:ascii="Consolas" w:hAnsi="Consolas"/>
-          <w:highlight w:val="lightGray"/>
-          <w:lang w:val="en-GB"/>
-        </w:rPr>
-        <w:t>ISNULL(</w:t>
-      </w:r>
-      <w:proofErr w:type="gramEnd"/>
-      <w:r>
-        <w:rPr>
-          <w:rFonts w:ascii="Consolas" w:hAnsi="Consolas"/>
-          <w:highlight w:val="lightGray"/>
-          <w:lang w:val="en-GB"/>
-        </w:rPr>
-        <w:t>PALL_NUM, 0) &gt; 0</w:t>
-      </w:r>
-    </w:p>
-    <w:p>
-      <w:pPr>
-        <w:rPr>
-          <w:rFonts w:ascii="Consolas" w:hAnsi="Consolas"/>
-          <w:highlight w:val="lightGray"/>
-          <w:lang w:val="en-GB"/>
-        </w:rPr>
-      </w:pPr>
-      <w:r>
-        <w:rPr>
-          <w:rFonts w:ascii="Consolas" w:hAnsi="Consolas"/>
-          <w:highlight w:val="lightGray"/>
-          <w:lang w:val="en-GB"/>
-        </w:rPr>
-        <w:t>  AND CUSTOM_NUM NOT IN ('888','999')</w:t>
-      </w:r>
-    </w:p>
-    <w:p>
-      <w:pPr>
-        <w:rPr>
-          <w:rFonts w:ascii="Consolas" w:hAnsi="Consolas"/>
-          <w:highlight w:val="lightGray"/>
-          <w:lang w:val="en-GB"/>
-        </w:rPr>
-      </w:pPr>
-      <w:r>
-        <w:rPr>
-          <w:rFonts w:ascii="Consolas" w:hAnsi="Consolas"/>
-          <w:highlight w:val="lightGray"/>
-          <w:lang w:val="en-GB"/>
-        </w:rPr>
-        <w:t xml:space="preserve">    GROUP BY ORDER_NUM, LINE_NUM, ITEM_NUM, WAREH_NUM, COMPANY, PICK_ZONE, CUSTOM_NUM</w:t>
-      </w:r>
-    </w:p>
-    <w:p>
-      <w:pPr>
-        <w:rPr>
-          <w:rFonts w:ascii="Consolas" w:hAnsi="Consolas"/>
-          <w:highlight w:val="lightGray"/>
-          <w:lang w:val="en-GB"/>
-        </w:rPr>
-      </w:pPr>
-      <w:r>
-        <w:rPr>
-          <w:rFonts w:ascii="Consolas" w:hAnsi="Consolas"/>
-          <w:highlight w:val="lightGray"/>
-          <w:lang w:val="en-GB"/>
-        </w:rPr>
-        <w:t>),</w:t>
-      </w:r>
-    </w:p>
-    <w:p>
-      <w:pPr>
-        <w:rPr>
-          <w:rFonts w:ascii="Consolas" w:hAnsi="Consolas"/>
-          <w:highlight w:val="lightGray"/>
-          <w:lang w:val="en-GB"/>
-        </w:rPr>
-      </w:pPr>
-      <w:proofErr w:type="spellStart"/>
-      <w:r>
-        <w:rPr>
-          <w:rFonts w:ascii="Consolas" w:hAnsi="Consolas"/>
-          <w:highlight w:val="lightGray"/>
-          <w:lang w:val="en-GB"/>
-        </w:rPr>
-        <w:t>QtySufSummed</w:t>
-      </w:r>
-      <w:proofErr w:type="spellEnd"/>
-      <w:r>
-        <w:rPr>
-          <w:rFonts w:ascii="Consolas" w:hAnsi="Consolas"/>
-          <w:highlight w:val="lightGray"/>
-          <w:lang w:val="en-GB"/>
-        </w:rPr>
-        <w:t xml:space="preserve"> AS (</w:t>
-      </w:r>
-    </w:p>
-    <w:p>
-      <w:pPr>
-        <w:rPr>
-          <w:rFonts w:ascii="Consolas" w:hAnsi="Consolas"/>
-          <w:highlight w:val="lightGray"/>
-          <w:lang w:val="en-GB"/>
-        </w:rPr>
-      </w:pPr>
-      <w:r>
-        <w:rPr>
-          <w:rFonts w:ascii="Consolas" w:hAnsi="Consolas"/>
-          <w:highlight w:val="lightGray"/>
-          <w:lang w:val="en-GB"/>
-        </w:rPr>
-        <w:t xml:space="preserve">    SELECT </w:t>
-      </w:r>
-    </w:p>
-    <w:p>
-      <w:pPr>
-        <w:rPr>
-          <w:rFonts w:ascii="Consolas" w:hAnsi="Consolas"/>
-          <w:highlight w:val="lightGray"/>
-          <w:lang w:val="en-GB"/>
-        </w:rPr>
-      </w:pPr>
-      <w:r>
-        <w:rPr>
-          <w:rFonts w:ascii="Consolas" w:hAnsi="Consolas"/>
-          <w:highlight w:val="lightGray"/>
-          <w:lang w:val="en-GB"/>
-        </w:rPr>
-        <w:t xml:space="preserve">        COMPANY,</w:t>
-      </w:r>
-    </w:p>
-    <w:p>
-      <w:pPr>
-        <w:rPr>
-          <w:rFonts w:ascii="Consolas" w:hAnsi="Consolas"/>
-          <w:highlight w:val="lightGray"/>
-          <w:lang w:val="en-GB"/>
-        </w:rPr>
-      </w:pPr>
-      <w:r>
-        <w:rPr>
-          <w:rFonts w:ascii="Consolas" w:hAnsi="Consolas"/>
-          <w:highlight w:val="lightGray"/>
-          <w:lang w:val="en-GB"/>
-        </w:rPr>
-        <w:t xml:space="preserve">        WAREH_NUM,</w:t>
-      </w:r>
-    </w:p>
-    <w:p>
-      <w:pPr>
-        <w:rPr>
-          <w:rFonts w:ascii="Consolas" w:hAnsi="Consolas"/>
-          <w:highlight w:val="lightGray"/>
-          <w:lang w:val="en-GB"/>
-        </w:rPr>
-      </w:pPr>
-      <w:r>
-        <w:rPr>
-          <w:rFonts w:ascii="Consolas" w:hAnsi="Consolas"/>
-          <w:highlight w:val="lightGray"/>
-          <w:lang w:val="en-GB"/>
-        </w:rPr>
-        <w:t>    CUSTOM_NUM,</w:t>
-      </w:r>
-    </w:p>
-    <w:p>
-      <w:pPr>
-        <w:rPr>
-          <w:rFonts w:ascii="Consolas" w:hAnsi="Consolas"/>
-          <w:highlight w:val="lightGray"/>
-          <w:lang w:val="en-GB"/>
-        </w:rPr>
-      </w:pPr>
-      <w:r>
-        <w:rPr>
-          <w:rFonts w:ascii="Consolas" w:hAnsi="Consolas"/>
-          <w:highlight w:val="lightGray"/>
-          <w:lang w:val="en-GB"/>
-        </w:rPr>
-        <w:t xml:space="preserve">        ITEM_NUM,</w:t>
-      </w:r>
-    </w:p>
-    <w:p>
-      <w:pPr>
-        <w:rPr>
-          <w:rFonts w:ascii="Consolas" w:hAnsi="Consolas"/>
-          <w:highlight w:val="lightGray"/>
-          <w:lang w:val="en-GB"/>
-        </w:rPr>
-      </w:pPr>
-      <w:r>
-        <w:rPr>
-          <w:rFonts w:ascii="Consolas" w:hAnsi="Consolas"/>
-          <w:highlight w:val="lightGray"/>
-          <w:lang w:val="en-GB"/>
-        </w:rPr>
-        <w:t xml:space="preserve">        ORDER_NUM,</w:t>
-      </w:r>
-    </w:p>
-    <w:p>
-      <w:pPr>
-        <w:rPr>
-          <w:rFonts w:ascii="Consolas" w:hAnsi="Consolas"/>
-          <w:highlight w:val="lightGray"/>
-          <w:lang w:val="en-GB"/>
-        </w:rPr>
-      </w:pPr>
-      <w:r>
-        <w:rPr>
-          <w:rFonts w:ascii="Consolas" w:hAnsi="Consolas"/>
-          <w:highlight w:val="lightGray"/>
-          <w:lang w:val="en-GB"/>
-        </w:rPr>
-        <w:t xml:space="preserve">        LINE_NUM,</w:t>
-      </w:r>
-    </w:p>
-    <w:p>
-      <w:pPr>
-        <w:rPr>
-          <w:rFonts w:ascii="Consolas" w:hAnsi="Consolas"/>
-          <w:highlight w:val="lightGray"/>
-          <w:lang w:val="en-GB"/>
-        </w:rPr>
-      </w:pPr>
-      <w:r>
-        <w:rPr>
-          <w:rFonts w:ascii="Consolas" w:hAnsi="Consolas"/>
-          <w:highlight w:val="lightGray"/>
-          <w:lang w:val="en-GB"/>
-        </w:rPr>
-        <w:t xml:space="preserve">        PICK_ZONE,</w:t>
-      </w:r>
-    </w:p>
-    <w:p>
-      <w:pPr>
-        <w:rPr>
-          <w:rFonts w:ascii="Consolas" w:hAnsi="Consolas"/>
-          <w:highlight w:val="lightGray"/>
-          <w:lang w:val="en-GB"/>
-        </w:rPr>
-      </w:pPr>
-      <w:r>
-        <w:rPr>
-          <w:rFonts w:ascii="Consolas" w:hAnsi="Consolas"/>
-          <w:highlight w:val="lightGray"/>
-          <w:lang w:val="en-GB"/>
-        </w:rPr>
-        <w:t xml:space="preserve">        SUM(QTY_PRE) AS QTY_SUF_SUM</w:t>
-      </w:r>
-    </w:p>
-    <w:p>
-      <w:pPr>
-        <w:rPr>
-          <w:rFonts w:ascii="Consolas" w:hAnsi="Consolas"/>
-          <w:highlight w:val="lightGray"/>
-          <w:lang w:val="en-GB"/>
-        </w:rPr>
-      </w:pPr>
-      <w:r>
-        <w:rPr>
-          <w:rFonts w:ascii="Consolas" w:hAnsi="Consolas"/>
-          <w:highlight w:val="lightGray"/>
-          <w:lang w:val="en-GB"/>
-        </w:rPr>
-        <w:t xml:space="preserve">    FROM PICK_LOG</w:t>
-      </w:r>
-    </w:p>
-    <w:p>
-      <w:pPr>
-        <w:rPr>
-          <w:rFonts w:ascii="Consolas" w:hAnsi="Consolas"/>
-          <w:highlight w:val="lightGray"/>
-          <w:lang w:val="en-GB"/>
-        </w:rPr>
-      </w:pPr>
-      <w:r>
-        <w:rPr>
-          <w:rFonts w:ascii="Consolas" w:hAnsi="Consolas"/>
-          <w:highlight w:val="lightGray"/>
-          <w:lang w:val="en-GB"/>
-        </w:rPr>
-        <w:t xml:space="preserve">    WHERE QTY_SUF &gt; 0</w:t>
-      </w:r>
-    </w:p>
-    <w:p>
-      <w:pPr>
-        <w:rPr>
-          <w:rFonts w:ascii="Consolas" w:hAnsi="Consolas"/>
-          <w:highlight w:val="lightGray"/>
-          <w:lang w:val="en-GB"/>
-        </w:rPr>
-      </w:pPr>
-      <w:r>
-        <w:rPr>
-          <w:rFonts w:ascii="Consolas" w:hAnsi="Consolas"/>
-          <w:highlight w:val="lightGray"/>
-          <w:lang w:val="en-GB"/>
-        </w:rPr>
-        <w:t>  AND CUSTOM_NUM NOT IN ('888','999', '6005')</w:t>
-      </w:r>
-    </w:p>
-    <w:p>
-      <w:pPr>
-        <w:rPr>
-          <w:rFonts w:ascii="Consolas" w:hAnsi="Consolas"/>
-          <w:highlight w:val="lightGray"/>
-          <w:lang w:val="en-GB"/>
-        </w:rPr>
-      </w:pPr>
-      <w:r>
-        <w:rPr>
-          <w:rFonts w:ascii="Consolas" w:hAnsi="Consolas"/>
-          <w:highlight w:val="lightGray"/>
-          <w:lang w:val="en-GB"/>
-        </w:rPr>
-        <w:t xml:space="preserve">    GROUP BY COMPANY, WAREH_NUM, ITEM_NUM, ORDER_NUM, LINE_NUM, PICK_ZONE, CUSTOM_NUM</w:t>
-      </w:r>
-    </w:p>
-    <w:p>
-      <w:pPr>
-        <w:rPr>
-          <w:rFonts w:ascii="Consolas" w:hAnsi="Consolas"/>
-          <w:highlight w:val="lightGray"/>
-          <w:lang w:val="en-GB"/>
-        </w:rPr>
-      </w:pPr>
-      <w:r>
-        <w:rPr>
-          <w:rFonts w:ascii="Consolas" w:hAnsi="Consolas"/>
-          <w:highlight w:val="lightGray"/>
-          <w:lang w:val="en-GB"/>
-        </w:rPr>
-        <w:t>),</w:t>
-      </w:r>
-    </w:p>
-    <w:p>
-      <w:pPr>
-        <w:rPr>
-          <w:rFonts w:ascii="Consolas" w:hAnsi="Consolas"/>
-          <w:highlight w:val="lightGray"/>
-          <w:lang w:val="en-GB"/>
-        </w:rPr>
-      </w:pPr>
-      <w:proofErr w:type="spellStart"/>
-      <w:r>
-        <w:rPr>
-          <w:rFonts w:ascii="Consolas" w:hAnsi="Consolas"/>
-          <w:highlight w:val="lightGray"/>
-          <w:lang w:val="en-GB"/>
-        </w:rPr>
-        <w:lastRenderedPageBreak/>
-        <w:t>QtySufRanked</w:t>
-      </w:r>
-      <w:proofErr w:type="spellEnd"/>
-      <w:r>
-        <w:rPr>
-          <w:rFonts w:ascii="Consolas" w:hAnsi="Consolas"/>
-          <w:highlight w:val="lightGray"/>
-          <w:lang w:val="en-GB"/>
-        </w:rPr>
-        <w:t xml:space="preserve"> AS (</w:t>
-      </w:r>
-    </w:p>
-    <w:p>
-      <w:pPr>
-        <w:rPr>
-          <w:rFonts w:ascii="Consolas" w:hAnsi="Consolas"/>
-          <w:highlight w:val="lightGray"/>
-          <w:lang w:val="en-GB"/>
-        </w:rPr>
-      </w:pPr>
-      <w:r>
-        <w:rPr>
-          <w:rFonts w:ascii="Consolas" w:hAnsi="Consolas"/>
-          <w:highlight w:val="lightGray"/>
-          <w:lang w:val="en-GB"/>
-        </w:rPr>
-        <w:t xml:space="preserve">    SELECT</w:t>
-      </w:r>
-    </w:p>
-    <w:p>
-      <w:pPr>
-        <w:rPr>
-          <w:rFonts w:ascii="Consolas" w:hAnsi="Consolas"/>
-          <w:highlight w:val="lightGray"/>
-          <w:lang w:val="en-GB"/>
-        </w:rPr>
-      </w:pPr>
-      <w:r>
-        <w:rPr>
-          <w:rFonts w:ascii="Consolas" w:hAnsi="Consolas"/>
-          <w:highlight w:val="lightGray"/>
-          <w:lang w:val="en-GB"/>
-        </w:rPr>
-        <w:t xml:space="preserve">        COMPANY,</w:t>
-      </w:r>
-    </w:p>
-    <w:p>
-      <w:pPr>
-        <w:rPr>
-          <w:rFonts w:ascii="Consolas" w:hAnsi="Consolas"/>
-          <w:highlight w:val="lightGray"/>
-          <w:lang w:val="en-GB"/>
-        </w:rPr>
-      </w:pPr>
-      <w:r>
-        <w:rPr>
-          <w:rFonts w:ascii="Consolas" w:hAnsi="Consolas"/>
-          <w:highlight w:val="lightGray"/>
-          <w:lang w:val="en-GB"/>
-        </w:rPr>
-        <w:t xml:space="preserve">        WAREH_NUM,</w:t>
-      </w:r>
-    </w:p>
-    <w:p>
-      <w:pPr>
-        <w:rPr>
-          <w:rFonts w:ascii="Consolas" w:hAnsi="Consolas"/>
-          <w:highlight w:val="lightGray"/>
-          <w:lang w:val="en-GB"/>
-        </w:rPr>
-      </w:pPr>
-      <w:r>
-        <w:rPr>
-          <w:rFonts w:ascii="Consolas" w:hAnsi="Consolas"/>
-          <w:highlight w:val="lightGray"/>
-          <w:lang w:val="en-GB"/>
-        </w:rPr>
-        <w:t xml:space="preserve">        ITEM_NUM,</w:t>
-      </w:r>
-    </w:p>
-    <w:p>
-      <w:pPr>
-        <w:rPr>
-          <w:rFonts w:ascii="Consolas" w:hAnsi="Consolas"/>
-          <w:highlight w:val="lightGray"/>
-          <w:lang w:val="en-GB"/>
-        </w:rPr>
-      </w:pPr>
-      <w:r>
-        <w:rPr>
-          <w:rFonts w:ascii="Consolas" w:hAnsi="Consolas"/>
-          <w:highlight w:val="lightGray"/>
-          <w:lang w:val="en-GB"/>
-        </w:rPr>
-        <w:t xml:space="preserve">        PICK_ZONE,</w:t>
-      </w:r>
-    </w:p>
-    <w:p>
-      <w:pPr>
-        <w:rPr>
-          <w:rFonts w:ascii="Consolas" w:hAnsi="Consolas"/>
-          <w:highlight w:val="lightGray"/>
-          <w:lang w:val="en-GB"/>
-        </w:rPr>
-      </w:pPr>
-      <w:r>
-        <w:rPr>
-          <w:rFonts w:ascii="Consolas" w:hAnsi="Consolas"/>
-          <w:highlight w:val="lightGray"/>
-          <w:lang w:val="en-GB"/>
-        </w:rPr>
-        <w:t>    CUSTOM_NUM,</w:t>
-      </w:r>
-    </w:p>
-    <w:p>
-      <w:pPr>
-        <w:rPr>
-          <w:rFonts w:ascii="Consolas" w:hAnsi="Consolas"/>
-          <w:highlight w:val="lightGray"/>
-          <w:lang w:val="en-GB"/>
-        </w:rPr>
-      </w:pPr>
-      <w:r>
-        <w:rPr>
-          <w:rFonts w:ascii="Consolas" w:hAnsi="Consolas"/>
-          <w:highlight w:val="lightGray"/>
-          <w:lang w:val="en-GB"/>
-        </w:rPr>
-        <w:t xml:space="preserve">        QTY_SUF_SUM,</w:t>
-      </w:r>
-    </w:p>
-    <w:p>
-      <w:pPr>
-        <w:rPr>
-          <w:rFonts w:ascii="Consolas" w:hAnsi="Consolas"/>
-          <w:highlight w:val="lightGray"/>
-          <w:lang w:val="en-GB"/>
-        </w:rPr>
-      </w:pPr>
-      <w:r>
-        <w:rPr>
-          <w:rFonts w:ascii="Consolas" w:hAnsi="Consolas"/>
-          <w:highlight w:val="lightGray"/>
-          <w:lang w:val="en-GB"/>
-        </w:rPr>
-        <w:t xml:space="preserve">        ROW_</w:t>
-      </w:r>
-      <w:proofErr w:type="gramStart"/>
-      <w:r>
-        <w:rPr>
-          <w:rFonts w:ascii="Consolas" w:hAnsi="Consolas"/>
-          <w:highlight w:val="lightGray"/>
-          <w:lang w:val="en-GB"/>
-        </w:rPr>
-        <w:t>NUMBER(</w:t>
-      </w:r>
-      <w:proofErr w:type="gramEnd"/>
-      <w:r>
-        <w:rPr>
-          <w:rFonts w:ascii="Consolas" w:hAnsi="Consolas"/>
-          <w:highlight w:val="lightGray"/>
-          <w:lang w:val="en-GB"/>
-        </w:rPr>
-        <w:t>) OVER (</w:t>
-      </w:r>
-    </w:p>
-    <w:p>
-      <w:pPr>
-        <w:rPr>
-          <w:rFonts w:ascii="Consolas" w:hAnsi="Consolas"/>
-          <w:highlight w:val="lightGray"/>
-          <w:lang w:val="en-GB"/>
-        </w:rPr>
-      </w:pPr>
-      <w:r>
-        <w:rPr>
-          <w:rFonts w:ascii="Consolas" w:hAnsi="Consolas"/>
-          <w:highlight w:val="lightGray"/>
-          <w:lang w:val="en-GB"/>
-        </w:rPr>
-        <w:t xml:space="preserve">            PARTITION BY ITEM_NUM, COMPANY, WAREH_NUM, PICK_ZONE</w:t>
-      </w:r>
-    </w:p>
-    <w:p>
-      <w:pPr>
-        <w:rPr>
-          <w:rFonts w:ascii="Consolas" w:hAnsi="Consolas"/>
-          <w:highlight w:val="lightGray"/>
-          <w:lang w:val="en-GB"/>
-        </w:rPr>
-      </w:pPr>
-      <w:r>
-        <w:rPr>
-          <w:rFonts w:ascii="Consolas" w:hAnsi="Consolas"/>
-          <w:highlight w:val="lightGray"/>
-          <w:lang w:val="en-GB"/>
-        </w:rPr>
-        <w:t xml:space="preserve">            ORDER BY QTY_SUF_SUM</w:t>
-      </w:r>
-    </w:p>
-    <w:p>
-      <w:pPr>
-        <w:rPr>
-          <w:rFonts w:ascii="Consolas" w:hAnsi="Consolas"/>
-          <w:highlight w:val="lightGray"/>
-          <w:lang w:val="en-GB"/>
-        </w:rPr>
-      </w:pPr>
-      <w:r>
-        <w:rPr>
-          <w:rFonts w:ascii="Consolas" w:hAnsi="Consolas"/>
-          <w:highlight w:val="lightGray"/>
-          <w:lang w:val="en-GB"/>
-        </w:rPr>
-        <w:t xml:space="preserve">        ) AS PARTITION_ROW,</w:t>
-      </w:r>
-    </w:p>
-    <w:p>
-      <w:pPr>
-        <w:rPr>
-          <w:rFonts w:ascii="Consolas" w:hAnsi="Consolas"/>
-          <w:highlight w:val="lightGray"/>
-          <w:lang w:val="en-GB"/>
-        </w:rPr>
-      </w:pPr>
-      <w:r>
-        <w:rPr>
-          <w:rFonts w:ascii="Consolas" w:hAnsi="Consolas"/>
-          <w:highlight w:val="lightGray"/>
-          <w:lang w:val="en-GB"/>
-        </w:rPr>
-        <w:t xml:space="preserve">        </w:t>
-      </w:r>
-      <w:proofErr w:type="gramStart"/>
-      <w:r>
-        <w:rPr>
-          <w:rFonts w:ascii="Consolas" w:hAnsi="Consolas"/>
-          <w:highlight w:val="lightGray"/>
-          <w:lang w:val="en-GB"/>
-        </w:rPr>
-        <w:t>COUNT(</w:t>
-      </w:r>
-      <w:proofErr w:type="gramEnd"/>
-      <w:r>
-        <w:rPr>
-          <w:rFonts w:ascii="Consolas" w:hAnsi="Consolas"/>
-          <w:highlight w:val="lightGray"/>
-          <w:lang w:val="en-GB"/>
-        </w:rPr>
-        <w:t>*) OVER (</w:t>
-      </w:r>
-    </w:p>
-    <w:p>
-      <w:pPr>
-        <w:rPr>
-          <w:rFonts w:ascii="Consolas" w:hAnsi="Consolas"/>
-          <w:highlight w:val="lightGray"/>
-          <w:lang w:val="en-GB"/>
-        </w:rPr>
-      </w:pPr>
-      <w:r>
-        <w:rPr>
-          <w:rFonts w:ascii="Consolas" w:hAnsi="Consolas"/>
-          <w:highlight w:val="lightGray"/>
-          <w:lang w:val="en-GB"/>
-        </w:rPr>
-        <w:t xml:space="preserve">            PARTITION BY ITEM_NUM, COMPANY, WAREH_NUM, PICK_ZONE</w:t>
-      </w:r>
-    </w:p>
-    <w:p>
-      <w:pPr>
-        <w:rPr>
-          <w:rFonts w:ascii="Consolas" w:hAnsi="Consolas"/>
-          <w:highlight w:val="lightGray"/>
-          <w:lang w:val="en-GB"/>
-        </w:rPr>
-      </w:pPr>
-      <w:r>
-        <w:rPr>
-          <w:rFonts w:ascii="Consolas" w:hAnsi="Consolas"/>
-          <w:highlight w:val="lightGray"/>
-          <w:lang w:val="en-GB"/>
-        </w:rPr>
-        <w:t xml:space="preserve">        ) AS PARTITION_COUNT</w:t>
-      </w:r>
-    </w:p>
-    <w:p>
-      <w:pPr>
-        <w:rPr>
-          <w:rFonts w:ascii="Consolas" w:hAnsi="Consolas"/>
-          <w:highlight w:val="lightGray"/>
-          <w:lang w:val="en-GB"/>
-        </w:rPr>
-      </w:pPr>
-      <w:r>
-        <w:rPr>
-          <w:rFonts w:ascii="Consolas" w:hAnsi="Consolas"/>
-          <w:highlight w:val="lightGray"/>
-          <w:lang w:val="en-GB"/>
-        </w:rPr>
-        <w:t xml:space="preserve">    FROM </w:t>
-      </w:r>
-      <w:proofErr w:type="spellStart"/>
-      <w:r>
-        <w:rPr>
-          <w:rFonts w:ascii="Consolas" w:hAnsi="Consolas"/>
-          <w:highlight w:val="lightGray"/>
-          <w:lang w:val="en-GB"/>
-        </w:rPr>
-        <w:t>QtySufSummed</w:t>
-      </w:r>
-      <w:proofErr w:type="spellEnd"/>
-    </w:p>
-    <w:p>
-      <w:pPr>
-        <w:rPr>
-          <w:rFonts w:ascii="Consolas" w:hAnsi="Consolas"/>
-          <w:highlight w:val="lightGray"/>
-          <w:lang w:val="en-GB"/>
-        </w:rPr>
-      </w:pPr>
-      <w:r>
-        <w:rPr>
-          <w:rFonts w:ascii="Consolas" w:hAnsi="Consolas"/>
-          <w:highlight w:val="lightGray"/>
-          <w:lang w:val="en-GB"/>
-        </w:rPr>
-        <w:t>),</w:t>
-      </w:r>
-    </w:p>
-    <w:p>
-      <w:pPr>
-        <w:rPr>
-          <w:rFonts w:ascii="Consolas" w:hAnsi="Consolas"/>
-          <w:highlight w:val="lightGray"/>
-          <w:lang w:val="en-GB"/>
-        </w:rPr>
-      </w:pPr>
-      <w:proofErr w:type="spellStart"/>
-      <w:r>
-        <w:rPr>
-          <w:rFonts w:ascii="Consolas" w:hAnsi="Consolas"/>
-          <w:highlight w:val="lightGray"/>
-          <w:lang w:val="en-GB"/>
-        </w:rPr>
-        <w:t>QtySufMedian</w:t>
-      </w:r>
-      <w:proofErr w:type="spellEnd"/>
-      <w:r>
-        <w:rPr>
-          <w:rFonts w:ascii="Consolas" w:hAnsi="Consolas"/>
-          <w:highlight w:val="lightGray"/>
-          <w:lang w:val="en-GB"/>
-        </w:rPr>
-        <w:t xml:space="preserve"> AS (</w:t>
-      </w:r>
-    </w:p>
-    <w:p>
-      <w:pPr>
-        <w:rPr>
-          <w:rFonts w:ascii="Consolas" w:hAnsi="Consolas"/>
-          <w:highlight w:val="lightGray"/>
-          <w:lang w:val="en-GB"/>
-        </w:rPr>
-      </w:pPr>
-      <w:r>
-        <w:rPr>
-          <w:rFonts w:ascii="Consolas" w:hAnsi="Consolas"/>
-          <w:highlight w:val="lightGray"/>
-          <w:lang w:val="en-GB"/>
-        </w:rPr>
-        <w:t xml:space="preserve">    SELECT</w:t>
-      </w:r>
-    </w:p>
-    <w:p>
-      <w:pPr>
-        <w:rPr>
-          <w:rFonts w:ascii="Consolas" w:hAnsi="Consolas"/>
-          <w:highlight w:val="lightGray"/>
-          <w:lang w:val="en-GB"/>
-        </w:rPr>
-      </w:pPr>
-      <w:r>
-        <w:rPr>
-          <w:rFonts w:ascii="Consolas" w:hAnsi="Consolas"/>
-          <w:highlight w:val="lightGray"/>
-          <w:lang w:val="en-GB"/>
-        </w:rPr>
-        <w:t xml:space="preserve">        COMPANY,</w:t>
-      </w:r>
-    </w:p>
-    <w:p>
-      <w:pPr>
-        <w:rPr>
-          <w:rFonts w:ascii="Consolas" w:hAnsi="Consolas"/>
-          <w:highlight w:val="lightGray"/>
-          <w:lang w:val="en-GB"/>
-        </w:rPr>
-      </w:pPr>
-      <w:r>
-        <w:rPr>
-          <w:rFonts w:ascii="Consolas" w:hAnsi="Consolas"/>
-          <w:highlight w:val="lightGray"/>
-          <w:lang w:val="en-GB"/>
-        </w:rPr>
-        <w:t xml:space="preserve">        WAREH_NUM,</w:t>
-      </w:r>
-    </w:p>
-    <w:p>
-      <w:pPr>
-        <w:rPr>
-          <w:rFonts w:ascii="Consolas" w:hAnsi="Consolas"/>
-          <w:highlight w:val="lightGray"/>
-          <w:lang w:val="en-GB"/>
-        </w:rPr>
-      </w:pPr>
-      <w:r>
-        <w:rPr>
-          <w:rFonts w:ascii="Consolas" w:hAnsi="Consolas"/>
-          <w:highlight w:val="lightGray"/>
-          <w:lang w:val="en-GB"/>
-        </w:rPr>
-        <w:t xml:space="preserve">        ITEM_NUM,</w:t>
-      </w:r>
-    </w:p>
-    <w:p>
-      <w:pPr>
-        <w:rPr>
-          <w:rFonts w:ascii="Consolas" w:hAnsi="Consolas"/>
-          <w:highlight w:val="lightGray"/>
-          <w:lang w:val="en-GB"/>
-        </w:rPr>
-      </w:pPr>
-      <w:r>
-        <w:rPr>
-          <w:rFonts w:ascii="Consolas" w:hAnsi="Consolas"/>
-          <w:highlight w:val="lightGray"/>
-          <w:lang w:val="en-GB"/>
-        </w:rPr>
-        <w:t xml:space="preserve">        PICK_ZONE,</w:t>
-      </w:r>
-    </w:p>
-    <w:p>
-      <w:pPr>
-        <w:rPr>
-          <w:rFonts w:ascii="Consolas" w:hAnsi="Consolas"/>
-          <w:highlight w:val="lightGray"/>
-          <w:lang w:val="en-GB"/>
-        </w:rPr>
-      </w:pPr>
-      <w:r>
-        <w:rPr>
-          <w:rFonts w:ascii="Consolas" w:hAnsi="Consolas"/>
-          <w:highlight w:val="lightGray"/>
-          <w:lang w:val="en-GB"/>
-        </w:rPr>
-        <w:t xml:space="preserve">        CAST(AVG(QTY_SUF_SUM) AS INT) AS MEDIAN_QTY_SUF</w:t>
-      </w:r>
-    </w:p>
-    <w:p>
-      <w:pPr>
-        <w:rPr>
-          <w:rFonts w:ascii="Consolas" w:hAnsi="Consolas"/>
-          <w:highlight w:val="lightGray"/>
-          <w:lang w:val="en-GB"/>
-        </w:rPr>
-      </w:pPr>
-      <w:r>
-        <w:rPr>
-          <w:rFonts w:ascii="Consolas" w:hAnsi="Consolas"/>
-          <w:highlight w:val="lightGray"/>
-          <w:lang w:val="en-GB"/>
-        </w:rPr>
-        <w:t xml:space="preserve">    FROM </w:t>
-      </w:r>
-      <w:proofErr w:type="spellStart"/>
-      <w:r>
-        <w:rPr>
-          <w:rFonts w:ascii="Consolas" w:hAnsi="Consolas"/>
-          <w:highlight w:val="lightGray"/>
-          <w:lang w:val="en-GB"/>
-        </w:rPr>
-        <w:t>QtySufRanked</w:t>
-      </w:r>
-      <w:proofErr w:type="spellEnd"/>
-    </w:p>
-    <w:p>
-      <w:pPr>
-        <w:rPr>
-          <w:rFonts w:ascii="Consolas" w:hAnsi="Consolas"/>
-          <w:highlight w:val="lightGray"/>
-          <w:lang w:val="en-GB"/>
-        </w:rPr>
-      </w:pPr>
-      <w:r>
-        <w:rPr>
-          <w:rFonts w:ascii="Consolas" w:hAnsi="Consolas"/>
-          <w:highlight w:val="lightGray"/>
-          <w:lang w:val="en-GB"/>
-        </w:rPr>
-        <w:t xml:space="preserve">    </w:t>
-      </w:r>
-      <w:proofErr w:type="gramStart"/>
-      <w:r>
-        <w:rPr>
-          <w:rFonts w:ascii="Consolas" w:hAnsi="Consolas"/>
-          <w:highlight w:val="lightGray"/>
-          <w:lang w:val="en-GB"/>
-        </w:rPr>
-        <w:t>WHERE</w:t>
-      </w:r>
-      <w:proofErr w:type="gramEnd"/>
-      <w:r>
-        <w:rPr>
-          <w:rFonts w:ascii="Consolas" w:hAnsi="Consolas"/>
-          <w:highlight w:val="lightGray"/>
-          <w:lang w:val="en-GB"/>
-        </w:rPr>
-        <w:t xml:space="preserve"> </w:t>
-      </w:r>
-    </w:p>
-    <w:p>
-      <w:pPr>
-        <w:rPr>
-          <w:rFonts w:ascii="Consolas" w:hAnsi="Consolas"/>
-          <w:highlight w:val="lightGray"/>
-          <w:lang w:val="en-GB"/>
-        </w:rPr>
-      </w:pPr>
-      <w:r>
-        <w:rPr>
-          <w:rFonts w:ascii="Consolas" w:hAnsi="Consolas"/>
-          <w:highlight w:val="lightGray"/>
-          <w:lang w:val="en-GB"/>
-        </w:rPr>
-        <w:t xml:space="preserve">        PARTITION_ROW = (PARTITION_COUNT + 1) / 2 OR</w:t>
-      </w:r>
-    </w:p>
-    <w:p>
-      <w:pPr>
-        <w:rPr>
-          <w:rFonts w:ascii="Consolas" w:hAnsi="Consolas"/>
-          <w:highlight w:val="lightGray"/>
-          <w:lang w:val="en-GB"/>
-        </w:rPr>
-      </w:pPr>
-      <w:r>
-        <w:rPr>
-          <w:rFonts w:ascii="Consolas" w:hAnsi="Consolas"/>
-          <w:highlight w:val="lightGray"/>
-          <w:lang w:val="en-GB"/>
-        </w:rPr>
-        <w:t xml:space="preserve">        PARTITION_ROW = (PARTITION_COUNT + 2) / 2</w:t>
-      </w:r>
-    </w:p>
-    <w:p>
-      <w:pPr>
-        <w:rPr>
-          <w:rFonts w:ascii="Consolas" w:hAnsi="Consolas"/>
-          <w:highlight w:val="lightGray"/>
-          <w:lang w:val="en-GB"/>
-        </w:rPr>
-      </w:pPr>
-      <w:r>
-        <w:rPr>
-          <w:rFonts w:ascii="Consolas" w:hAnsi="Consolas"/>
-          <w:highlight w:val="lightGray"/>
-          <w:lang w:val="en-GB"/>
-        </w:rPr>
-        <w:t xml:space="preserve">    GROUP BY COMPANY, WAREH_NUM, ITEM_NUM, PICK_ZONE</w:t>
-      </w:r>
-    </w:p>
-    <w:p>
-      <w:pPr>
-        <w:rPr>
-          <w:rFonts w:ascii="Consolas" w:hAnsi="Consolas"/>
-          <w:highlight w:val="lightGray"/>
-          <w:lang w:val="en-GB"/>
-        </w:rPr>
-      </w:pPr>
-      <w:r>
-        <w:rPr>
-          <w:rFonts w:ascii="Consolas" w:hAnsi="Consolas"/>
-          <w:highlight w:val="lightGray"/>
-          <w:lang w:val="en-GB"/>
-        </w:rPr>
-        <w:t>),</w:t>
-      </w:r>
-    </w:p>
-    <w:p>
-      <w:pPr>
-        <w:rPr>
-          <w:rFonts w:ascii="Consolas" w:hAnsi="Consolas"/>
-          <w:highlight w:val="lightGray"/>
-          <w:lang w:val="en-GB"/>
-        </w:rPr>
-      </w:pPr>
-      <w:proofErr w:type="spellStart"/>
-      <w:r>
-        <w:rPr>
-          <w:rFonts w:ascii="Consolas" w:hAnsi="Consolas"/>
-          <w:highlight w:val="lightGray"/>
-          <w:lang w:val="en-GB"/>
-        </w:rPr>
-        <w:t>QtySufAvgPreGrouped</w:t>
-      </w:r>
-      <w:proofErr w:type="spellEnd"/>
-      <w:r>
-        <w:rPr>
-          <w:rFonts w:ascii="Consolas" w:hAnsi="Consolas"/>
-          <w:highlight w:val="lightGray"/>
-          <w:lang w:val="en-GB"/>
-        </w:rPr>
-        <w:t xml:space="preserve"> AS (</w:t>
-      </w:r>
-    </w:p>
-    <w:p>
-      <w:pPr>
-        <w:rPr>
-          <w:rFonts w:ascii="Consolas" w:hAnsi="Consolas"/>
-          <w:highlight w:val="lightGray"/>
-          <w:lang w:val="en-GB"/>
-        </w:rPr>
-      </w:pPr>
-      <w:r>
-        <w:rPr>
-          <w:rFonts w:ascii="Consolas" w:hAnsi="Consolas"/>
-          <w:highlight w:val="lightGray"/>
-          <w:lang w:val="en-GB"/>
-        </w:rPr>
-        <w:t xml:space="preserve">    SELECT </w:t>
-      </w:r>
-    </w:p>
-    <w:p>
-      <w:pPr>
-        <w:rPr>
-          <w:rFonts w:ascii="Consolas" w:hAnsi="Consolas"/>
-          <w:highlight w:val="lightGray"/>
-          <w:lang w:val="en-GB"/>
-        </w:rPr>
-      </w:pPr>
-      <w:r>
-        <w:rPr>
-          <w:rFonts w:ascii="Consolas" w:hAnsi="Consolas"/>
-          <w:highlight w:val="lightGray"/>
-          <w:lang w:val="en-GB"/>
-        </w:rPr>
-        <w:lastRenderedPageBreak/>
-        <w:t xml:space="preserve">        COMPANY,</w:t>
-      </w:r>
-    </w:p>
-    <w:p>
-      <w:pPr>
-        <w:rPr>
-          <w:rFonts w:ascii="Consolas" w:hAnsi="Consolas"/>
-          <w:highlight w:val="lightGray"/>
-          <w:lang w:val="en-GB"/>
-        </w:rPr>
-      </w:pPr>
-      <w:r>
-        <w:rPr>
-          <w:rFonts w:ascii="Consolas" w:hAnsi="Consolas"/>
-          <w:highlight w:val="lightGray"/>
-          <w:lang w:val="en-GB"/>
-        </w:rPr>
-        <w:t xml:space="preserve">        WAREH_NUM,</w:t>
-      </w:r>
-    </w:p>
-    <w:p>
-      <w:pPr>
-        <w:rPr>
-          <w:rFonts w:ascii="Consolas" w:hAnsi="Consolas"/>
-          <w:highlight w:val="lightGray"/>
-          <w:lang w:val="en-GB"/>
-        </w:rPr>
-      </w:pPr>
-      <w:r>
-        <w:rPr>
-          <w:rFonts w:ascii="Consolas" w:hAnsi="Consolas"/>
-          <w:highlight w:val="lightGray"/>
-          <w:lang w:val="en-GB"/>
-        </w:rPr>
-        <w:t xml:space="preserve">        ITEM_NUM,</w:t>
-      </w:r>
-    </w:p>
-    <w:p>
-      <w:pPr>
-        <w:rPr>
-          <w:rFonts w:ascii="Consolas" w:hAnsi="Consolas"/>
-          <w:highlight w:val="lightGray"/>
-          <w:lang w:val="en-GB"/>
-        </w:rPr>
-      </w:pPr>
-      <w:r>
-        <w:rPr>
-          <w:rFonts w:ascii="Consolas" w:hAnsi="Consolas"/>
-          <w:highlight w:val="lightGray"/>
-          <w:lang w:val="en-GB"/>
-        </w:rPr>
-        <w:t xml:space="preserve">        ORDER_NUM,</w:t>
-      </w:r>
-    </w:p>
-    <w:p>
-      <w:pPr>
-        <w:rPr>
-          <w:rFonts w:ascii="Consolas" w:hAnsi="Consolas"/>
-          <w:highlight w:val="lightGray"/>
-          <w:lang w:val="en-GB"/>
-        </w:rPr>
-      </w:pPr>
-      <w:r>
-        <w:rPr>
-          <w:rFonts w:ascii="Consolas" w:hAnsi="Consolas"/>
-          <w:highlight w:val="lightGray"/>
-          <w:lang w:val="en-GB"/>
-        </w:rPr>
-        <w:t xml:space="preserve">        LINE_NUM,</w:t>
-      </w:r>
-    </w:p>
-    <w:p>
-      <w:pPr>
-        <w:rPr>
-          <w:rFonts w:ascii="Consolas" w:hAnsi="Consolas"/>
-          <w:highlight w:val="lightGray"/>
-          <w:lang w:val="en-GB"/>
-        </w:rPr>
-      </w:pPr>
-      <w:r>
-        <w:rPr>
-          <w:rFonts w:ascii="Consolas" w:hAnsi="Consolas"/>
-          <w:highlight w:val="lightGray"/>
-          <w:lang w:val="en-GB"/>
-        </w:rPr>
-        <w:t xml:space="preserve">        PICK_ZONE,</w:t>
-      </w:r>
-    </w:p>
-    <w:p>
-      <w:pPr>
-        <w:rPr>
-          <w:rFonts w:ascii="Consolas" w:hAnsi="Consolas"/>
-          <w:highlight w:val="lightGray"/>
-          <w:lang w:val="en-GB"/>
-        </w:rPr>
-      </w:pPr>
-      <w:r>
-        <w:rPr>
-          <w:rFonts w:ascii="Consolas" w:hAnsi="Consolas"/>
-          <w:highlight w:val="lightGray"/>
-          <w:lang w:val="en-GB"/>
-        </w:rPr>
-        <w:t xml:space="preserve">        SUM(QTY_PRE) AS SUM_QTY_SUF</w:t>
-      </w:r>
-    </w:p>
-    <w:p>
-      <w:pPr>
-        <w:rPr>
-          <w:rFonts w:ascii="Consolas" w:hAnsi="Consolas"/>
-          <w:highlight w:val="lightGray"/>
-          <w:lang w:val="en-GB"/>
-        </w:rPr>
-      </w:pPr>
-      <w:r>
-        <w:rPr>
-          <w:rFonts w:ascii="Consolas" w:hAnsi="Consolas"/>
-          <w:highlight w:val="lightGray"/>
-          <w:lang w:val="en-GB"/>
-        </w:rPr>
-        <w:t xml:space="preserve">    FROM PICK_LOG</w:t>
-      </w:r>
-    </w:p>
-    <w:p>
-      <w:pPr>
-        <w:rPr>
-          <w:rFonts w:ascii="Consolas" w:hAnsi="Consolas"/>
-          <w:highlight w:val="lightGray"/>
-          <w:lang w:val="en-GB"/>
-        </w:rPr>
-      </w:pPr>
-      <w:r>
-        <w:rPr>
-          <w:rFonts w:ascii="Consolas" w:hAnsi="Consolas"/>
-          <w:highlight w:val="lightGray"/>
-          <w:lang w:val="en-GB"/>
-        </w:rPr>
-        <w:t xml:space="preserve">    WHERE QTY_SUF &gt; 0</w:t>
-      </w:r>
-    </w:p>
-    <w:p>
-      <w:pPr>
-        <w:rPr>
-          <w:rFonts w:ascii="Consolas" w:hAnsi="Consolas"/>
-          <w:highlight w:val="lightGray"/>
-          <w:lang w:val="en-GB"/>
-        </w:rPr>
-      </w:pPr>
-      <w:r>
-        <w:rPr>
-          <w:rFonts w:ascii="Consolas" w:hAnsi="Consolas"/>
-          <w:highlight w:val="lightGray"/>
-          <w:lang w:val="en-GB"/>
-        </w:rPr>
-        <w:t>  AND CUSTOM_NUM NOT IN ('888','999')</w:t>
-      </w:r>
-    </w:p>
-    <w:p>
-      <w:pPr>
-        <w:rPr>
-          <w:rFonts w:ascii="Consolas" w:hAnsi="Consolas"/>
-          <w:highlight w:val="lightGray"/>
-          <w:lang w:val="en-GB"/>
-        </w:rPr>
-      </w:pPr>
-      <w:r>
-        <w:rPr>
-          <w:rFonts w:ascii="Consolas" w:hAnsi="Consolas"/>
-          <w:highlight w:val="lightGray"/>
-          <w:lang w:val="en-GB"/>
-        </w:rPr>
-        <w:t xml:space="preserve">    GROUP BY COMPANY, WAREH_NUM, ITEM_NUM, ORDER_NUM, LINE_NUM, PICK_ZONE, CUSTOM_NUM</w:t>
-      </w:r>
-    </w:p>
-    <w:p>
-      <w:pPr>
-        <w:rPr>
-          <w:rFonts w:ascii="Consolas" w:hAnsi="Consolas"/>
-          <w:highlight w:val="lightGray"/>
-          <w:lang w:val="en-GB"/>
-        </w:rPr>
-      </w:pPr>
-      <w:r>
-        <w:rPr>
-          <w:rFonts w:ascii="Consolas" w:hAnsi="Consolas"/>
-          <w:highlight w:val="lightGray"/>
-          <w:lang w:val="en-GB"/>
-        </w:rPr>
-        <w:t>),</w:t>
-      </w:r>
-    </w:p>
-    <w:p>
-      <w:pPr>
-        <w:rPr>
-          <w:rFonts w:ascii="Consolas" w:hAnsi="Consolas"/>
-          <w:highlight w:val="lightGray"/>
-          <w:lang w:val="en-GB"/>
-        </w:rPr>
-      </w:pPr>
-      <w:proofErr w:type="spellStart"/>
-      <w:r>
-        <w:rPr>
-          <w:rFonts w:ascii="Consolas" w:hAnsi="Consolas"/>
-          <w:highlight w:val="lightGray"/>
-          <w:lang w:val="en-GB"/>
-        </w:rPr>
-        <w:t>QtySufAvgFinal</w:t>
-      </w:r>
-      <w:proofErr w:type="spellEnd"/>
-      <w:r>
-        <w:rPr>
-          <w:rFonts w:ascii="Consolas" w:hAnsi="Consolas"/>
-          <w:highlight w:val="lightGray"/>
-          <w:lang w:val="en-GB"/>
-        </w:rPr>
-        <w:t xml:space="preserve"> AS (</w:t>
-      </w:r>
-    </w:p>
-    <w:p>
-      <w:pPr>
-        <w:rPr>
-          <w:rFonts w:ascii="Consolas" w:hAnsi="Consolas"/>
-          <w:highlight w:val="lightGray"/>
-          <w:lang w:val="en-GB"/>
-        </w:rPr>
-      </w:pPr>
-      <w:r>
-        <w:rPr>
-          <w:rFonts w:ascii="Consolas" w:hAnsi="Consolas"/>
-          <w:highlight w:val="lightGray"/>
-          <w:lang w:val="en-GB"/>
-        </w:rPr>
-        <w:t xml:space="preserve">    SELECT </w:t>
-      </w:r>
-    </w:p>
-    <w:p>
-      <w:pPr>
-        <w:rPr>
-          <w:rFonts w:ascii="Consolas" w:hAnsi="Consolas"/>
-          <w:highlight w:val="lightGray"/>
-          <w:lang w:val="en-GB"/>
-        </w:rPr>
-      </w:pPr>
-      <w:r>
-        <w:rPr>
-          <w:rFonts w:ascii="Consolas" w:hAnsi="Consolas"/>
-          <w:highlight w:val="lightGray"/>
-          <w:lang w:val="en-GB"/>
-        </w:rPr>
-        <w:t xml:space="preserve">        COMPANY,</w:t>
-      </w:r>
-    </w:p>
-    <w:p>
-      <w:pPr>
-        <w:rPr>
-          <w:rFonts w:ascii="Consolas" w:hAnsi="Consolas"/>
-          <w:highlight w:val="lightGray"/>
-          <w:lang w:val="en-GB"/>
-        </w:rPr>
-      </w:pPr>
-      <w:r>
-        <w:rPr>
-          <w:rFonts w:ascii="Consolas" w:hAnsi="Consolas"/>
-          <w:highlight w:val="lightGray"/>
-          <w:lang w:val="en-GB"/>
-        </w:rPr>
-        <w:t xml:space="preserve">        WAREH_NUM,</w:t>
-      </w:r>
-    </w:p>
-    <w:p>
-      <w:pPr>
-        <w:rPr>
-          <w:rFonts w:ascii="Consolas" w:hAnsi="Consolas"/>
-          <w:highlight w:val="lightGray"/>
-          <w:lang w:val="en-GB"/>
-        </w:rPr>
-      </w:pPr>
-      <w:r>
-        <w:rPr>
-          <w:rFonts w:ascii="Consolas" w:hAnsi="Consolas"/>
-          <w:highlight w:val="lightGray"/>
-          <w:lang w:val="en-GB"/>
-        </w:rPr>
-        <w:t xml:space="preserve">        ITEM_NUM,</w:t>
-      </w:r>
-    </w:p>
-    <w:p>
-      <w:pPr>
-        <w:rPr>
-          <w:rFonts w:ascii="Consolas" w:hAnsi="Consolas"/>
-          <w:highlight w:val="lightGray"/>
-          <w:lang w:val="en-GB"/>
-        </w:rPr>
-      </w:pPr>
-      <w:r>
-        <w:rPr>
-          <w:rFonts w:ascii="Consolas" w:hAnsi="Consolas"/>
-          <w:highlight w:val="lightGray"/>
-          <w:lang w:val="en-GB"/>
-        </w:rPr>
-        <w:t xml:space="preserve">        PICK_ZONE,</w:t>
-      </w:r>
-    </w:p>
-    <w:p>
-      <w:pPr>
-        <w:rPr>
-          <w:rFonts w:ascii="Consolas" w:hAnsi="Consolas"/>
-          <w:highlight w:val="lightGray"/>
-          <w:lang w:val="en-GB"/>
-        </w:rPr>
-      </w:pPr>
-      <w:r>
-        <w:rPr>
-          <w:rFonts w:ascii="Consolas" w:hAnsi="Consolas"/>
-          <w:highlight w:val="lightGray"/>
-          <w:lang w:val="en-GB"/>
-        </w:rPr>
-        <w:t xml:space="preserve">        AVG(SUM_QTY_SUF) AS AVG_QTY_SUF</w:t>
-      </w:r>
-    </w:p>
-    <w:p>
-      <w:pPr>
-        <w:rPr>
-          <w:rFonts w:ascii="Consolas" w:hAnsi="Consolas"/>
-          <w:highlight w:val="lightGray"/>
-          <w:lang w:val="en-GB"/>
-        </w:rPr>
-      </w:pPr>
-      <w:r>
-        <w:rPr>
-          <w:rFonts w:ascii="Consolas" w:hAnsi="Consolas"/>
-          <w:highlight w:val="lightGray"/>
-          <w:lang w:val="en-GB"/>
-        </w:rPr>
-        <w:t xml:space="preserve">    FROM </w:t>
-      </w:r>
-      <w:proofErr w:type="spellStart"/>
-      <w:r>
-        <w:rPr>
-          <w:rFonts w:ascii="Consolas" w:hAnsi="Consolas"/>
-          <w:highlight w:val="lightGray"/>
-          <w:lang w:val="en-GB"/>
-        </w:rPr>
-        <w:t>QtySufAvgPreGrouped</w:t>
-      </w:r>
-      <w:proofErr w:type="spellEnd"/>
-    </w:p>
-    <w:p>
-      <w:pPr>
-        <w:rPr>
-          <w:rFonts w:ascii="Consolas" w:hAnsi="Consolas"/>
-          <w:highlight w:val="lightGray"/>
-          <w:lang w:val="en-GB"/>
-        </w:rPr>
-      </w:pPr>
-      <w:r>
-        <w:rPr>
-          <w:rFonts w:ascii="Consolas" w:hAnsi="Consolas"/>
-          <w:highlight w:val="lightGray"/>
-          <w:lang w:val="en-GB"/>
-        </w:rPr>
-        <w:t xml:space="preserve">    GROUP BY COMPANY, WAREH_NUM, ITEM_NUM, PICK_ZONE</w:t>
-      </w:r>
-    </w:p>
-    <w:p>
-      <w:pPr>
-        <w:rPr>
-          <w:rFonts w:ascii="Consolas" w:hAnsi="Consolas"/>
-          <w:highlight w:val="lightGray"/>
-          <w:lang w:val="en-GB"/>
-        </w:rPr>
-      </w:pPr>
-      <w:r>
-        <w:rPr>
-          <w:rFonts w:ascii="Consolas" w:hAnsi="Consolas"/>
-          <w:highlight w:val="lightGray"/>
-          <w:lang w:val="en-GB"/>
-        </w:rPr>
-        <w:t>)</w:t>
-      </w:r>
-    </w:p>
-    <w:p>
-      <w:pPr>
-        <w:rPr>
-          <w:rFonts w:ascii="Consolas" w:hAnsi="Consolas"/>
-          <w:highlight w:val="lightGray"/>
-          <w:lang w:val="en-GB"/>
-        </w:rPr>
-      </w:pPr>
-      <w:r>
-        <w:rPr>
-          <w:rFonts w:ascii="Consolas" w:hAnsi="Consolas"/>
-          <w:highlight w:val="lightGray"/>
-          <w:lang w:val="en-GB"/>
-        </w:rPr>
-        <w:t xml:space="preserve">SELECT </w:t>
-      </w:r>
-    </w:p>
-    <w:p>
-      <w:pPr>
-        <w:rPr>
-          <w:rFonts w:ascii="Consolas" w:hAnsi="Consolas"/>
-          <w:highlight w:val="lightGray"/>
-          <w:lang w:val="da-DK"/>
-        </w:rPr>
-      </w:pPr>
-      <w:r>
-        <w:rPr>
-          <w:rFonts w:ascii="Consolas" w:hAnsi="Consolas"/>
-          <w:highlight w:val="lightGray"/>
-          <w:lang w:val="en-GB"/>
-        </w:rPr>
-        <w:t xml:space="preserve">    </w:t>
-      </w:r>
-      <w:r>
-        <w:rPr>
-          <w:rFonts w:ascii="Consolas" w:hAnsi="Consolas"/>
-          <w:highlight w:val="lightGray"/>
-          <w:lang w:val="da-DK"/>
-        </w:rPr>
-        <w:t xml:space="preserve">PC.ITEM_NUM, </w:t>
-      </w:r>
-    </w:p>
-    <w:p>
-      <w:pPr>
-        <w:rPr>
-          <w:rFonts w:ascii="Consolas" w:hAnsi="Consolas"/>
-          <w:highlight w:val="lightGray"/>
-          <w:lang w:val="da-DK"/>
-        </w:rPr>
-      </w:pPr>
-      <w:r>
-        <w:rPr>
-          <w:rFonts w:ascii="Consolas" w:hAnsi="Consolas"/>
-          <w:highlight w:val="lightGray"/>
-          <w:lang w:val="da-DK"/>
-        </w:rPr>
-        <w:t xml:space="preserve">    PC.WAREH_NUM, </w:t>
-      </w:r>
-    </w:p>
-    <w:p>
-      <w:pPr>
-        <w:rPr>
-          <w:rFonts w:ascii="Consolas" w:hAnsi="Consolas"/>
-          <w:highlight w:val="lightGray"/>
-          <w:lang w:val="en-GB"/>
-        </w:rPr>
-      </w:pPr>
-      <w:r>
-        <w:rPr>
-          <w:rFonts w:ascii="Consolas" w:hAnsi="Consolas"/>
-          <w:highlight w:val="lightGray"/>
-          <w:lang w:val="da-DK"/>
-        </w:rPr>
-        <w:t xml:space="preserve">    </w:t>
-      </w:r>
-      <w:proofErr w:type="gramStart"/>
-      <w:r>
-        <w:rPr>
-          <w:rFonts w:ascii="Consolas" w:hAnsi="Consolas"/>
-          <w:highlight w:val="lightGray"/>
-          <w:lang w:val="en-GB"/>
-        </w:rPr>
-        <w:t>PC.COMPANY</w:t>
-      </w:r>
-      <w:proofErr w:type="gramEnd"/>
-      <w:r>
-        <w:rPr>
-          <w:rFonts w:ascii="Consolas" w:hAnsi="Consolas"/>
-          <w:highlight w:val="lightGray"/>
-          <w:lang w:val="en-GB"/>
-        </w:rPr>
-        <w:t xml:space="preserve">, </w:t>
-      </w:r>
-    </w:p>
-    <w:p>
-      <w:pPr>
-        <w:rPr>
-          <w:rFonts w:ascii="Consolas" w:hAnsi="Consolas"/>
-          <w:highlight w:val="lightGray"/>
-          <w:lang w:val="en-GB"/>
-        </w:rPr>
-      </w:pPr>
-      <w:r>
-        <w:rPr>
-          <w:rFonts w:ascii="Consolas" w:hAnsi="Consolas"/>
-          <w:highlight w:val="lightGray"/>
-          <w:lang w:val="en-GB"/>
-        </w:rPr>
-        <w:t xml:space="preserve">    </w:t>
-      </w:r>
-      <w:proofErr w:type="gramStart"/>
-      <w:r>
-        <w:rPr>
-          <w:rFonts w:ascii="Consolas" w:hAnsi="Consolas"/>
-          <w:highlight w:val="lightGray"/>
-          <w:lang w:val="en-GB"/>
-        </w:rPr>
-        <w:t>PC.PICK</w:t>
-      </w:r>
-      <w:proofErr w:type="gramEnd"/>
-      <w:r>
-        <w:rPr>
-          <w:rFonts w:ascii="Consolas" w:hAnsi="Consolas"/>
-          <w:highlight w:val="lightGray"/>
-          <w:lang w:val="en-GB"/>
-        </w:rPr>
-        <w:t xml:space="preserve">_ZONE, </w:t>
-      </w:r>
-    </w:p>
-    <w:p>
-      <w:pPr>
-        <w:rPr>
-          <w:rFonts w:ascii="Consolas" w:hAnsi="Consolas"/>
-          <w:highlight w:val="lightGray"/>
-          <w:lang w:val="en-GB"/>
-        </w:rPr>
-      </w:pPr>
-      <w:r>
-        <w:rPr>
-          <w:rFonts w:ascii="Consolas" w:hAnsi="Consolas"/>
-          <w:highlight w:val="lightGray"/>
-          <w:lang w:val="en-GB"/>
-        </w:rPr>
-        <w:t xml:space="preserve">    ROUND(AVG(</w:t>
-      </w:r>
-      <w:proofErr w:type="gramStart"/>
-      <w:r>
-        <w:rPr>
-          <w:rFonts w:ascii="Consolas" w:hAnsi="Consolas"/>
-          <w:highlight w:val="lightGray"/>
-          <w:lang w:val="en-GB"/>
-        </w:rPr>
-        <w:t>PC.PALLETS</w:t>
-      </w:r>
-      <w:proofErr w:type="gramEnd"/>
-      <w:r>
-        <w:rPr>
-          <w:rFonts w:ascii="Consolas" w:hAnsi="Consolas"/>
-          <w:highlight w:val="lightGray"/>
-          <w:lang w:val="en-GB"/>
-        </w:rPr>
-        <w:t>), 1) AS PALLETS_PER_ORDER,</w:t>
-      </w:r>
-    </w:p>
-    <w:p>
-      <w:pPr>
-        <w:rPr>
-          <w:rFonts w:ascii="Consolas" w:hAnsi="Consolas"/>
-          <w:highlight w:val="lightGray"/>
-          <w:lang w:val="en-GB"/>
-        </w:rPr>
-      </w:pPr>
-      <w:r>
-        <w:rPr>
-          <w:rFonts w:ascii="Consolas" w:hAnsi="Consolas"/>
-          <w:highlight w:val="lightGray"/>
-          <w:lang w:val="en-GB"/>
-        </w:rPr>
-        <w:t xml:space="preserve">    CASE</w:t>
-      </w:r>
-    </w:p>
-    <w:p>
-      <w:pPr>
-        <w:rPr>
-          <w:rFonts w:ascii="Consolas" w:hAnsi="Consolas"/>
-          <w:highlight w:val="lightGray"/>
-          <w:lang w:val="en-GB"/>
-        </w:rPr>
-      </w:pPr>
-      <w:r>
-        <w:rPr>
-          <w:rFonts w:ascii="Consolas" w:hAnsi="Consolas"/>
-          <w:highlight w:val="lightGray"/>
-          <w:lang w:val="en-GB"/>
-        </w:rPr>
-        <w:t xml:space="preserve">        WHEN </w:t>
-      </w:r>
-      <w:proofErr w:type="gramStart"/>
-      <w:r>
-        <w:rPr>
-          <w:rFonts w:ascii="Consolas" w:hAnsi="Consolas"/>
-          <w:highlight w:val="lightGray"/>
-          <w:lang w:val="en-GB"/>
-        </w:rPr>
-        <w:t>PC.PICK</w:t>
-      </w:r>
-      <w:proofErr w:type="gramEnd"/>
-      <w:r>
-        <w:rPr>
-          <w:rFonts w:ascii="Consolas" w:hAnsi="Consolas"/>
-          <w:highlight w:val="lightGray"/>
-          <w:lang w:val="en-GB"/>
-        </w:rPr>
-        <w:t>_</w:t>
-      </w:r>
-      <w:proofErr w:type="gramStart"/>
-      <w:r>
-        <w:rPr>
-          <w:rFonts w:ascii="Consolas" w:hAnsi="Consolas"/>
-          <w:highlight w:val="lightGray"/>
-          <w:lang w:val="en-GB"/>
-        </w:rPr>
-        <w:t>ZONE !</w:t>
-      </w:r>
-      <w:proofErr w:type="gramEnd"/>
-      <w:r>
-        <w:rPr>
-          <w:rFonts w:ascii="Consolas" w:hAnsi="Consolas"/>
-          <w:highlight w:val="lightGray"/>
-          <w:lang w:val="en-GB"/>
-        </w:rPr>
-        <w:t>= 'R' THEN 0</w:t>
-      </w:r>
-    </w:p>
-    <w:p>
-      <w:pPr>
-        <w:rPr>
-          <w:rFonts w:ascii="Consolas" w:hAnsi="Consolas"/>
-          <w:highlight w:val="lightGray"/>
-          <w:lang w:val="en-GB"/>
-        </w:rPr>
-      </w:pPr>
-      <w:r>
-        <w:rPr>
-          <w:rFonts w:ascii="Consolas" w:hAnsi="Consolas"/>
-          <w:highlight w:val="lightGray"/>
-          <w:lang w:val="en-GB"/>
-        </w:rPr>
-        <w:t xml:space="preserve">        ELSE </w:t>
-      </w:r>
-      <w:proofErr w:type="gramStart"/>
-      <w:r>
-        <w:rPr>
-          <w:rFonts w:ascii="Consolas" w:hAnsi="Consolas"/>
-          <w:highlight w:val="lightGray"/>
-          <w:lang w:val="en-GB"/>
-        </w:rPr>
-        <w:t>COUNT(</w:t>
-      </w:r>
-      <w:proofErr w:type="gramEnd"/>
-      <w:r>
-        <w:rPr>
-          <w:rFonts w:ascii="Consolas" w:hAnsi="Consolas"/>
-          <w:highlight w:val="lightGray"/>
-          <w:lang w:val="en-GB"/>
-        </w:rPr>
-        <w:t xml:space="preserve">DISTINCT </w:t>
-      </w:r>
-      <w:proofErr w:type="gramStart"/>
-      <w:r>
-        <w:rPr>
-          <w:rFonts w:ascii="Consolas" w:hAnsi="Consolas"/>
-          <w:highlight w:val="lightGray"/>
-          <w:lang w:val="en-GB"/>
-        </w:rPr>
-        <w:t>LEFT(PS.PALL</w:t>
-      </w:r>
-      <w:proofErr w:type="gramEnd"/>
-      <w:r>
-        <w:rPr>
-          <w:rFonts w:ascii="Consolas" w:hAnsi="Consolas"/>
-          <w:highlight w:val="lightGray"/>
-          <w:lang w:val="en-GB"/>
-        </w:rPr>
-        <w:t>_NUM, LEN(</w:t>
-      </w:r>
-      <w:proofErr w:type="gramStart"/>
-      <w:r>
-        <w:rPr>
-          <w:rFonts w:ascii="Consolas" w:hAnsi="Consolas"/>
-          <w:highlight w:val="lightGray"/>
-          <w:lang w:val="en-GB"/>
-        </w:rPr>
-        <w:t>PS.PALL</w:t>
-      </w:r>
-      <w:proofErr w:type="gramEnd"/>
-      <w:r>
-        <w:rPr>
-          <w:rFonts w:ascii="Consolas" w:hAnsi="Consolas"/>
-          <w:highlight w:val="lightGray"/>
-          <w:lang w:val="en-GB"/>
-        </w:rPr>
-        <w:t>_NUM) - 4))</w:t>
-      </w:r>
-    </w:p>
-    <w:p>
-      <w:pPr>
-        <w:rPr>
-          <w:rFonts w:ascii="Consolas" w:hAnsi="Consolas"/>
-          <w:highlight w:val="lightGray"/>
-          <w:lang w:val="en-GB"/>
-        </w:rPr>
-      </w:pPr>
-      <w:r>
-        <w:rPr>
-          <w:rFonts w:ascii="Consolas" w:hAnsi="Consolas"/>
-          <w:highlight w:val="lightGray"/>
-          <w:lang w:val="en-GB"/>
-        </w:rPr>
-        <w:lastRenderedPageBreak/>
-        <w:t xml:space="preserve">    END AS AUTOSTORE_BINS,</w:t>
-      </w:r>
-    </w:p>
-    <w:p>
-      <w:pPr>
-        <w:rPr>
-          <w:rFonts w:ascii="Consolas" w:hAnsi="Consolas"/>
-          <w:highlight w:val="lightGray"/>
-          <w:lang w:val="en-GB"/>
-        </w:rPr>
-      </w:pPr>
-      <w:r>
-        <w:rPr>
-          <w:rFonts w:ascii="Consolas" w:hAnsi="Consolas"/>
-          <w:highlight w:val="lightGray"/>
-          <w:lang w:val="en-GB"/>
-        </w:rPr>
-        <w:t xml:space="preserve">    ISNULL(MAX(</w:t>
-      </w:r>
-      <w:proofErr w:type="spellStart"/>
-      <w:r>
-        <w:rPr>
-          <w:rFonts w:ascii="Consolas" w:hAnsi="Consolas"/>
-          <w:highlight w:val="lightGray"/>
-          <w:lang w:val="en-GB"/>
-        </w:rPr>
-        <w:t>PS.qty</w:t>
-      </w:r>
-      <w:proofErr w:type="spellEnd"/>
-      <w:r>
-        <w:rPr>
-          <w:rFonts w:ascii="Consolas" w:hAnsi="Consolas"/>
-          <w:highlight w:val="lightGray"/>
-          <w:lang w:val="en-GB"/>
-        </w:rPr>
-        <w:t>), 0) as MAX_QTY,</w:t>
-      </w:r>
-    </w:p>
-    <w:p>
-      <w:pPr>
-        <w:rPr>
-          <w:rFonts w:ascii="Consolas" w:hAnsi="Consolas"/>
-          <w:highlight w:val="lightGray"/>
-          <w:lang w:val="en-GB"/>
-        </w:rPr>
-      </w:pPr>
-      <w:r>
-        <w:rPr>
-          <w:rFonts w:ascii="Consolas" w:hAnsi="Consolas"/>
-          <w:highlight w:val="lightGray"/>
-          <w:lang w:val="en-GB"/>
-        </w:rPr>
-        <w:t xml:space="preserve">    I.ROBOT_IND,</w:t>
-      </w:r>
-    </w:p>
-    <w:p>
-      <w:pPr>
-        <w:rPr>
-          <w:rFonts w:ascii="Consolas" w:hAnsi="Consolas"/>
-          <w:highlight w:val="lightGray"/>
-          <w:lang w:val="en-GB"/>
-        </w:rPr>
-      </w:pPr>
-      <w:r>
-        <w:rPr>
-          <w:rFonts w:ascii="Consolas" w:hAnsi="Consolas"/>
-          <w:highlight w:val="lightGray"/>
-          <w:lang w:val="en-GB"/>
-        </w:rPr>
-        <w:t xml:space="preserve">    </w:t>
-      </w:r>
-      <w:proofErr w:type="gramStart"/>
-      <w:r>
-        <w:rPr>
-          <w:rFonts w:ascii="Consolas" w:hAnsi="Consolas"/>
-          <w:highlight w:val="lightGray"/>
-          <w:lang w:val="en-GB"/>
-        </w:rPr>
-        <w:t>ISNULL(</w:t>
-      </w:r>
-      <w:proofErr w:type="gramEnd"/>
-      <w:r>
-        <w:rPr>
-          <w:rFonts w:ascii="Consolas" w:hAnsi="Consolas"/>
-          <w:highlight w:val="lightGray"/>
-          <w:lang w:val="en-GB"/>
-        </w:rPr>
-        <w:t>IA.VALUE, 'N') AS CONTROLLED,</w:t>
-      </w:r>
-    </w:p>
-    <w:p>
-      <w:pPr>
-        <w:rPr>
-          <w:rFonts w:ascii="Consolas" w:hAnsi="Consolas"/>
-          <w:highlight w:val="lightGray"/>
-          <w:lang w:val="en-GB"/>
-        </w:rPr>
-      </w:pPr>
-      <w:r>
-        <w:rPr>
-          <w:rFonts w:ascii="Consolas" w:hAnsi="Consolas"/>
-          <w:highlight w:val="lightGray"/>
-          <w:lang w:val="en-GB"/>
-        </w:rPr>
-        <w:t xml:space="preserve">    ISNULL(MAX(</w:t>
-      </w:r>
-      <w:proofErr w:type="gramStart"/>
-      <w:r>
-        <w:rPr>
-          <w:rFonts w:ascii="Consolas" w:hAnsi="Consolas"/>
-          <w:highlight w:val="lightGray"/>
-          <w:lang w:val="en-GB"/>
-        </w:rPr>
-        <w:t>QM.MEDIAN</w:t>
-      </w:r>
-      <w:proofErr w:type="gramEnd"/>
-      <w:r>
-        <w:rPr>
-          <w:rFonts w:ascii="Consolas" w:hAnsi="Consolas"/>
-          <w:highlight w:val="lightGray"/>
-          <w:lang w:val="en-GB"/>
-        </w:rPr>
-        <w:t>_QTY_SUF), 0) AS QTY_SUF_MEDIAN,</w:t>
-      </w:r>
-    </w:p>
-    <w:p>
-      <w:pPr>
-        <w:rPr>
-          <w:rFonts w:ascii="Consolas" w:hAnsi="Consolas"/>
-          <w:highlight w:val="lightGray"/>
-          <w:lang w:val="en-GB"/>
-        </w:rPr>
-      </w:pPr>
-      <w:r>
-        <w:rPr>
-          <w:rFonts w:ascii="Consolas" w:hAnsi="Consolas"/>
-          <w:highlight w:val="lightGray"/>
-          <w:lang w:val="en-GB"/>
-        </w:rPr>
-        <w:t>  ISNULL(MAX(QA.AVG_QTY_SUF), 0) AS QTY_SUF_AVG</w:t>
-      </w:r>
-    </w:p>
-    <w:p>
-      <w:pPr>
-        <w:rPr>
-          <w:rFonts w:ascii="Consolas" w:hAnsi="Consolas"/>
-          <w:highlight w:val="lightGray"/>
-          <w:lang w:val="en-GB"/>
-        </w:rPr>
-      </w:pPr>
-      <w:r>
-        <w:rPr>
-          <w:rFonts w:ascii="Consolas" w:hAnsi="Consolas"/>
-          <w:highlight w:val="lightGray"/>
-          <w:lang w:val="en-GB"/>
-        </w:rPr>
-        <w:t xml:space="preserve">FROM </w:t>
-      </w:r>
-      <w:proofErr w:type="spellStart"/>
-      <w:r>
-        <w:rPr>
-          <w:rFonts w:ascii="Consolas" w:hAnsi="Consolas"/>
-          <w:highlight w:val="lightGray"/>
-          <w:lang w:val="en-GB"/>
-        </w:rPr>
-        <w:t>PalletCounts</w:t>
-      </w:r>
-      <w:proofErr w:type="spellEnd"/>
-      <w:r>
-        <w:rPr>
-          <w:rFonts w:ascii="Consolas" w:hAnsi="Consolas"/>
-          <w:highlight w:val="lightGray"/>
-          <w:lang w:val="en-GB"/>
-        </w:rPr>
-        <w:t xml:space="preserve"> PC</w:t>
-      </w:r>
-    </w:p>
-    <w:p>
-      <w:pPr>
-        <w:rPr>
-          <w:rFonts w:ascii="Consolas" w:hAnsi="Consolas"/>
-          <w:highlight w:val="lightGray"/>
-          <w:lang w:val="en-GB"/>
-        </w:rPr>
-      </w:pPr>
-      <w:r>
-        <w:rPr>
-          <w:rFonts w:ascii="Consolas" w:hAnsi="Consolas"/>
-          <w:highlight w:val="lightGray"/>
-          <w:lang w:val="en-GB"/>
-        </w:rPr>
-        <w:t xml:space="preserve">LEFT JOIN PALLET_STOCK PS ON </w:t>
-      </w:r>
-      <w:proofErr w:type="gramStart"/>
-      <w:r>
-        <w:rPr>
-          <w:rFonts w:ascii="Consolas" w:hAnsi="Consolas"/>
-          <w:highlight w:val="lightGray"/>
-          <w:lang w:val="en-GB"/>
-        </w:rPr>
-        <w:t>PS.ITEM</w:t>
-      </w:r>
-      <w:proofErr w:type="gramEnd"/>
-      <w:r>
-        <w:rPr>
-          <w:rFonts w:ascii="Consolas" w:hAnsi="Consolas"/>
-          <w:highlight w:val="lightGray"/>
-          <w:lang w:val="en-GB"/>
-        </w:rPr>
-        <w:t xml:space="preserve">_NUM = </w:t>
-      </w:r>
-      <w:proofErr w:type="gramStart"/>
-      <w:r>
-        <w:rPr>
-          <w:rFonts w:ascii="Consolas" w:hAnsi="Consolas"/>
-          <w:highlight w:val="lightGray"/>
-          <w:lang w:val="en-GB"/>
-        </w:rPr>
-        <w:t>PC.ITEM</w:t>
-      </w:r>
-      <w:proofErr w:type="gramEnd"/>
-      <w:r>
-        <w:rPr>
-          <w:rFonts w:ascii="Consolas" w:hAnsi="Consolas"/>
-          <w:highlight w:val="lightGray"/>
-          <w:lang w:val="en-GB"/>
-        </w:rPr>
-        <w:t xml:space="preserve">_NUM AND </w:t>
-      </w:r>
-      <w:proofErr w:type="gramStart"/>
-      <w:r>
-        <w:rPr>
-          <w:rFonts w:ascii="Consolas" w:hAnsi="Consolas"/>
-          <w:highlight w:val="lightGray"/>
-          <w:lang w:val="en-GB"/>
-        </w:rPr>
-        <w:t>PS.COMPANY</w:t>
-      </w:r>
-      <w:proofErr w:type="gramEnd"/>
-      <w:r>
-        <w:rPr>
-          <w:rFonts w:ascii="Consolas" w:hAnsi="Consolas"/>
-          <w:highlight w:val="lightGray"/>
-          <w:lang w:val="en-GB"/>
-        </w:rPr>
-        <w:t xml:space="preserve"> = </w:t>
-      </w:r>
-      <w:proofErr w:type="gramStart"/>
-      <w:r>
-        <w:rPr>
-          <w:rFonts w:ascii="Consolas" w:hAnsi="Consolas"/>
-          <w:highlight w:val="lightGray"/>
-          <w:lang w:val="en-GB"/>
-        </w:rPr>
-        <w:t>PC.COMPANY</w:t>
-      </w:r>
-      <w:proofErr w:type="gramEnd"/>
-      <w:r>
-        <w:rPr>
-          <w:rFonts w:ascii="Consolas" w:hAnsi="Consolas"/>
-          <w:highlight w:val="lightGray"/>
-          <w:lang w:val="en-GB"/>
-        </w:rPr>
-        <w:t xml:space="preserve"> AND </w:t>
-      </w:r>
-      <w:proofErr w:type="gramStart"/>
-      <w:r>
-        <w:rPr>
-          <w:rFonts w:ascii="Consolas" w:hAnsi="Consolas"/>
-          <w:highlight w:val="lightGray"/>
-          <w:lang w:val="en-GB"/>
-        </w:rPr>
-        <w:t>PS.WAREH</w:t>
-      </w:r>
-      <w:proofErr w:type="gramEnd"/>
-      <w:r>
-        <w:rPr>
-          <w:rFonts w:ascii="Consolas" w:hAnsi="Consolas"/>
-          <w:highlight w:val="lightGray"/>
-          <w:lang w:val="en-GB"/>
-        </w:rPr>
-        <w:t xml:space="preserve">_NUM = </w:t>
-      </w:r>
-      <w:proofErr w:type="gramStart"/>
-      <w:r>
-        <w:rPr>
-          <w:rFonts w:ascii="Consolas" w:hAnsi="Consolas"/>
-          <w:highlight w:val="lightGray"/>
-          <w:lang w:val="en-GB"/>
-        </w:rPr>
-        <w:t>PC.WAREH</w:t>
-      </w:r>
-      <w:proofErr w:type="gramEnd"/>
-      <w:r>
-        <w:rPr>
-          <w:rFonts w:ascii="Consolas" w:hAnsi="Consolas"/>
-          <w:highlight w:val="lightGray"/>
-          <w:lang w:val="en-GB"/>
-        </w:rPr>
-        <w:t xml:space="preserve">_NUM AND </w:t>
-      </w:r>
-      <w:proofErr w:type="gramStart"/>
-      <w:r>
-        <w:rPr>
-          <w:rFonts w:ascii="Consolas" w:hAnsi="Consolas"/>
-          <w:highlight w:val="lightGray"/>
-          <w:lang w:val="en-GB"/>
-        </w:rPr>
-        <w:t>PS.LOCATION</w:t>
-      </w:r>
-      <w:proofErr w:type="gramEnd"/>
-      <w:r>
-        <w:rPr>
-          <w:rFonts w:ascii="Consolas" w:hAnsi="Consolas"/>
-          <w:highlight w:val="lightGray"/>
-          <w:lang w:val="en-GB"/>
-        </w:rPr>
-        <w:t xml:space="preserve"> = 'AUTOSTORE'</w:t>
-      </w:r>
-    </w:p>
-    <w:p>
-      <w:pPr>
-        <w:rPr>
-          <w:rFonts w:ascii="Consolas" w:hAnsi="Consolas"/>
-          <w:highlight w:val="lightGray"/>
-          <w:lang w:val="en-GB"/>
-        </w:rPr>
-      </w:pPr>
-      <w:r>
-        <w:rPr>
-          <w:rFonts w:ascii="Consolas" w:hAnsi="Consolas"/>
-          <w:highlight w:val="lightGray"/>
-          <w:lang w:val="en-GB"/>
-        </w:rPr>
-        <w:t xml:space="preserve">LEFT JOIN ITEM I ON </w:t>
-      </w:r>
-      <w:proofErr w:type="gramStart"/>
-      <w:r>
-        <w:rPr>
-          <w:rFonts w:ascii="Consolas" w:hAnsi="Consolas"/>
-          <w:highlight w:val="lightGray"/>
-          <w:lang w:val="en-GB"/>
-        </w:rPr>
-        <w:t>PC.ITEM</w:t>
-      </w:r>
-      <w:proofErr w:type="gramEnd"/>
-      <w:r>
-        <w:rPr>
-          <w:rFonts w:ascii="Consolas" w:hAnsi="Consolas"/>
-          <w:highlight w:val="lightGray"/>
-          <w:lang w:val="en-GB"/>
-        </w:rPr>
-        <w:t xml:space="preserve">_NUM = </w:t>
-      </w:r>
-      <w:proofErr w:type="gramStart"/>
-      <w:r>
-        <w:rPr>
-          <w:rFonts w:ascii="Consolas" w:hAnsi="Consolas"/>
-          <w:highlight w:val="lightGray"/>
-          <w:lang w:val="en-GB"/>
-        </w:rPr>
-        <w:t>I.ITEM</w:t>
-      </w:r>
-      <w:proofErr w:type="gramEnd"/>
-      <w:r>
-        <w:rPr>
-          <w:rFonts w:ascii="Consolas" w:hAnsi="Consolas"/>
-          <w:highlight w:val="lightGray"/>
-          <w:lang w:val="en-GB"/>
-        </w:rPr>
-        <w:t xml:space="preserve">_NUM AND </w:t>
-      </w:r>
-      <w:proofErr w:type="gramStart"/>
-      <w:r>
-        <w:rPr>
-          <w:rFonts w:ascii="Consolas" w:hAnsi="Consolas"/>
-          <w:highlight w:val="lightGray"/>
-          <w:lang w:val="en-GB"/>
-        </w:rPr>
-        <w:t>PC.COMPANY</w:t>
-      </w:r>
-      <w:proofErr w:type="gramEnd"/>
-      <w:r>
-        <w:rPr>
-          <w:rFonts w:ascii="Consolas" w:hAnsi="Consolas"/>
-          <w:highlight w:val="lightGray"/>
-          <w:lang w:val="en-GB"/>
-        </w:rPr>
-        <w:t xml:space="preserve"> = </w:t>
-      </w:r>
-      <w:proofErr w:type="gramStart"/>
-      <w:r>
-        <w:rPr>
-          <w:rFonts w:ascii="Consolas" w:hAnsi="Consolas"/>
-          <w:highlight w:val="lightGray"/>
-          <w:lang w:val="en-GB"/>
-        </w:rPr>
-        <w:t>I.COMPANY</w:t>
-      </w:r>
-      <w:proofErr w:type="gramEnd"/>
-      <w:r>
-        <w:rPr>
-          <w:rFonts w:ascii="Consolas" w:hAnsi="Consolas"/>
-          <w:highlight w:val="lightGray"/>
-          <w:lang w:val="en-GB"/>
-        </w:rPr>
-        <w:t xml:space="preserve"> AND </w:t>
-      </w:r>
-      <w:proofErr w:type="gramStart"/>
-      <w:r>
-        <w:rPr>
-          <w:rFonts w:ascii="Consolas" w:hAnsi="Consolas"/>
-          <w:highlight w:val="lightGray"/>
-          <w:lang w:val="en-GB"/>
-        </w:rPr>
-        <w:t>PC.WAREH</w:t>
-      </w:r>
-      <w:proofErr w:type="gramEnd"/>
-      <w:r>
-        <w:rPr>
-          <w:rFonts w:ascii="Consolas" w:hAnsi="Consolas"/>
-          <w:highlight w:val="lightGray"/>
-          <w:lang w:val="en-GB"/>
-        </w:rPr>
-        <w:t xml:space="preserve">_NUM = </w:t>
-      </w:r>
-      <w:proofErr w:type="gramStart"/>
-      <w:r>
-        <w:rPr>
-          <w:rFonts w:ascii="Consolas" w:hAnsi="Consolas"/>
-          <w:highlight w:val="lightGray"/>
-          <w:lang w:val="en-GB"/>
-        </w:rPr>
-        <w:t>I.WAREH</w:t>
-      </w:r>
-      <w:proofErr w:type="gramEnd"/>
-      <w:r>
-        <w:rPr>
-          <w:rFonts w:ascii="Consolas" w:hAnsi="Consolas"/>
-          <w:highlight w:val="lightGray"/>
-          <w:lang w:val="en-GB"/>
-        </w:rPr>
-        <w:t>_NUM</w:t>
-      </w:r>
-    </w:p>
-    <w:p>
-      <w:pPr>
-        <w:rPr>
-          <w:rFonts w:ascii="Consolas" w:hAnsi="Consolas"/>
-          <w:highlight w:val="lightGray"/>
-          <w:lang w:val="en-GB"/>
-        </w:rPr>
-      </w:pPr>
-      <w:r>
-        <w:rPr>
-          <w:rFonts w:ascii="Consolas" w:hAnsi="Consolas"/>
-          <w:highlight w:val="lightGray"/>
-          <w:lang w:val="en-GB"/>
-        </w:rPr>
-        <w:t xml:space="preserve">LEFT JOIN ITEM_ATTRIBUTE IA ON </w:t>
-      </w:r>
-      <w:proofErr w:type="gramStart"/>
-      <w:r>
-        <w:rPr>
-          <w:rFonts w:ascii="Consolas" w:hAnsi="Consolas"/>
-          <w:highlight w:val="lightGray"/>
-          <w:lang w:val="en-GB"/>
-        </w:rPr>
-        <w:t>PC.ITEM</w:t>
-      </w:r>
-      <w:proofErr w:type="gramEnd"/>
-      <w:r>
-        <w:rPr>
-          <w:rFonts w:ascii="Consolas" w:hAnsi="Consolas"/>
-          <w:highlight w:val="lightGray"/>
-          <w:lang w:val="en-GB"/>
-        </w:rPr>
-        <w:t xml:space="preserve">_NUM = </w:t>
-      </w:r>
-      <w:proofErr w:type="gramStart"/>
-      <w:r>
-        <w:rPr>
-          <w:rFonts w:ascii="Consolas" w:hAnsi="Consolas"/>
-          <w:highlight w:val="lightGray"/>
-          <w:lang w:val="en-GB"/>
-        </w:rPr>
-        <w:t>IA.ITEM</w:t>
-      </w:r>
-      <w:proofErr w:type="gramEnd"/>
-      <w:r>
-        <w:rPr>
-          <w:rFonts w:ascii="Consolas" w:hAnsi="Consolas"/>
-          <w:highlight w:val="lightGray"/>
-          <w:lang w:val="en-GB"/>
-        </w:rPr>
-        <w:t xml:space="preserve">_NUM AND </w:t>
-      </w:r>
-      <w:proofErr w:type="gramStart"/>
-      <w:r>
-        <w:rPr>
-          <w:rFonts w:ascii="Consolas" w:hAnsi="Consolas"/>
-          <w:highlight w:val="lightGray"/>
-          <w:lang w:val="en-GB"/>
-        </w:rPr>
-        <w:t>PC.COMPANY</w:t>
-      </w:r>
-      <w:proofErr w:type="gramEnd"/>
-      <w:r>
-        <w:rPr>
-          <w:rFonts w:ascii="Consolas" w:hAnsi="Consolas"/>
-          <w:highlight w:val="lightGray"/>
-          <w:lang w:val="en-GB"/>
-        </w:rPr>
-        <w:t xml:space="preserve"> = </w:t>
-      </w:r>
-      <w:proofErr w:type="gramStart"/>
-      <w:r>
-        <w:rPr>
-          <w:rFonts w:ascii="Consolas" w:hAnsi="Consolas"/>
-          <w:highlight w:val="lightGray"/>
-          <w:lang w:val="en-GB"/>
-        </w:rPr>
-        <w:t>IA.COMPANY</w:t>
-      </w:r>
-      <w:proofErr w:type="gramEnd"/>
-      <w:r>
-        <w:rPr>
-          <w:rFonts w:ascii="Consolas" w:hAnsi="Consolas"/>
-          <w:highlight w:val="lightGray"/>
-          <w:lang w:val="en-GB"/>
-        </w:rPr>
-        <w:t xml:space="preserve"> AND </w:t>
-      </w:r>
-      <w:proofErr w:type="gramStart"/>
-      <w:r>
-        <w:rPr>
-          <w:rFonts w:ascii="Consolas" w:hAnsi="Consolas"/>
-          <w:highlight w:val="lightGray"/>
-          <w:lang w:val="en-GB"/>
-        </w:rPr>
-        <w:t>PC.WAREH</w:t>
-      </w:r>
-      <w:proofErr w:type="gramEnd"/>
-      <w:r>
-        <w:rPr>
-          <w:rFonts w:ascii="Consolas" w:hAnsi="Consolas"/>
-          <w:highlight w:val="lightGray"/>
-          <w:lang w:val="en-GB"/>
-        </w:rPr>
-        <w:t xml:space="preserve">_NUM = </w:t>
-      </w:r>
-      <w:proofErr w:type="gramStart"/>
-      <w:r>
-        <w:rPr>
-          <w:rFonts w:ascii="Consolas" w:hAnsi="Consolas"/>
-          <w:highlight w:val="lightGray"/>
-          <w:lang w:val="en-GB"/>
-        </w:rPr>
-        <w:t>IA.WAREH</w:t>
-      </w:r>
-      <w:proofErr w:type="gramEnd"/>
-      <w:r>
-        <w:rPr>
-          <w:rFonts w:ascii="Consolas" w:hAnsi="Consolas"/>
-          <w:highlight w:val="lightGray"/>
-          <w:lang w:val="en-GB"/>
-        </w:rPr>
-        <w:t>_NUM AND IA.NAME = 'CONTROLLED'</w:t>
-      </w:r>
-    </w:p>
-    <w:p>
-      <w:pPr>
-        <w:rPr>
-          <w:rFonts w:ascii="Consolas" w:hAnsi="Consolas"/>
-          <w:highlight w:val="lightGray"/>
-          <w:lang w:val="en-GB"/>
-        </w:rPr>
-      </w:pPr>
-      <w:r>
-        <w:rPr>
-          <w:rFonts w:ascii="Consolas" w:hAnsi="Consolas"/>
-          <w:highlight w:val="lightGray"/>
-          <w:lang w:val="en-GB"/>
-        </w:rPr>
-        <w:t xml:space="preserve">LEFT JOIN </w:t>
-      </w:r>
-      <w:proofErr w:type="spellStart"/>
-      <w:r>
-        <w:rPr>
-          <w:rFonts w:ascii="Consolas" w:hAnsi="Consolas"/>
-          <w:highlight w:val="lightGray"/>
-          <w:lang w:val="en-GB"/>
-        </w:rPr>
-        <w:t>QtySufMedian</w:t>
-      </w:r>
-      <w:proofErr w:type="spellEnd"/>
-      <w:r>
-        <w:rPr>
-          <w:rFonts w:ascii="Consolas" w:hAnsi="Consolas"/>
-          <w:highlight w:val="lightGray"/>
-          <w:lang w:val="en-GB"/>
-        </w:rPr>
-        <w:t xml:space="preserve"> QM ON </w:t>
-      </w:r>
-      <w:proofErr w:type="gramStart"/>
-      <w:r>
-        <w:rPr>
-          <w:rFonts w:ascii="Consolas" w:hAnsi="Consolas"/>
-          <w:highlight w:val="lightGray"/>
-          <w:lang w:val="en-GB"/>
-        </w:rPr>
-        <w:t>QM.ITEM</w:t>
-      </w:r>
-      <w:proofErr w:type="gramEnd"/>
-      <w:r>
-        <w:rPr>
-          <w:rFonts w:ascii="Consolas" w:hAnsi="Consolas"/>
-          <w:highlight w:val="lightGray"/>
-          <w:lang w:val="en-GB"/>
-        </w:rPr>
-        <w:t xml:space="preserve">_NUM = </w:t>
-      </w:r>
-      <w:proofErr w:type="gramStart"/>
-      <w:r>
-        <w:rPr>
-          <w:rFonts w:ascii="Consolas" w:hAnsi="Consolas"/>
-          <w:highlight w:val="lightGray"/>
-          <w:lang w:val="en-GB"/>
-        </w:rPr>
-        <w:t>PC.ITEM</w:t>
-      </w:r>
-      <w:proofErr w:type="gramEnd"/>
-      <w:r>
-        <w:rPr>
-          <w:rFonts w:ascii="Consolas" w:hAnsi="Consolas"/>
-          <w:highlight w:val="lightGray"/>
-          <w:lang w:val="en-GB"/>
-        </w:rPr>
-        <w:t xml:space="preserve">_NUM AND </w:t>
-      </w:r>
-      <w:proofErr w:type="gramStart"/>
-      <w:r>
-        <w:rPr>
-          <w:rFonts w:ascii="Consolas" w:hAnsi="Consolas"/>
-          <w:highlight w:val="lightGray"/>
-          <w:lang w:val="en-GB"/>
-        </w:rPr>
-        <w:t>QM.COMPANY</w:t>
-      </w:r>
-      <w:proofErr w:type="gramEnd"/>
-      <w:r>
-        <w:rPr>
-          <w:rFonts w:ascii="Consolas" w:hAnsi="Consolas"/>
-          <w:highlight w:val="lightGray"/>
-          <w:lang w:val="en-GB"/>
-        </w:rPr>
-        <w:t xml:space="preserve"> = </w:t>
-      </w:r>
-      <w:proofErr w:type="gramStart"/>
-      <w:r>
-        <w:rPr>
-          <w:rFonts w:ascii="Consolas" w:hAnsi="Consolas"/>
-          <w:highlight w:val="lightGray"/>
-          <w:lang w:val="en-GB"/>
-        </w:rPr>
-        <w:t>PC.COMPANY</w:t>
-      </w:r>
-      <w:proofErr w:type="gramEnd"/>
-      <w:r>
-        <w:rPr>
-          <w:rFonts w:ascii="Consolas" w:hAnsi="Consolas"/>
-          <w:highlight w:val="lightGray"/>
-          <w:lang w:val="en-GB"/>
-        </w:rPr>
-        <w:t xml:space="preserve"> AND </w:t>
-      </w:r>
-      <w:proofErr w:type="gramStart"/>
-      <w:r>
-        <w:rPr>
-          <w:rFonts w:ascii="Consolas" w:hAnsi="Consolas"/>
-          <w:highlight w:val="lightGray"/>
-          <w:lang w:val="en-GB"/>
-        </w:rPr>
-        <w:t>QM.WAREH</w:t>
-      </w:r>
-      <w:proofErr w:type="gramEnd"/>
-      <w:r>
-        <w:rPr>
-          <w:rFonts w:ascii="Consolas" w:hAnsi="Consolas"/>
-          <w:highlight w:val="lightGray"/>
-          <w:lang w:val="en-GB"/>
-        </w:rPr>
-        <w:t xml:space="preserve">_NUM = </w:t>
-      </w:r>
-      <w:proofErr w:type="gramStart"/>
-      <w:r>
-        <w:rPr>
-          <w:rFonts w:ascii="Consolas" w:hAnsi="Consolas"/>
-          <w:highlight w:val="lightGray"/>
-          <w:lang w:val="en-GB"/>
-        </w:rPr>
-        <w:t>PC.WAREH</w:t>
-      </w:r>
-      <w:proofErr w:type="gramEnd"/>
-      <w:r>
-        <w:rPr>
-          <w:rFonts w:ascii="Consolas" w:hAnsi="Consolas"/>
-          <w:highlight w:val="lightGray"/>
-          <w:lang w:val="en-GB"/>
-        </w:rPr>
-        <w:t xml:space="preserve">_NUM AND </w:t>
-      </w:r>
-      <w:proofErr w:type="gramStart"/>
-      <w:r>
-        <w:rPr>
-          <w:rFonts w:ascii="Consolas" w:hAnsi="Consolas"/>
-          <w:highlight w:val="lightGray"/>
-          <w:lang w:val="en-GB"/>
-        </w:rPr>
-        <w:t>QM.PICK</w:t>
-      </w:r>
-      <w:proofErr w:type="gramEnd"/>
-      <w:r>
-        <w:rPr>
-          <w:rFonts w:ascii="Consolas" w:hAnsi="Consolas"/>
-          <w:highlight w:val="lightGray"/>
-          <w:lang w:val="en-GB"/>
-        </w:rPr>
-        <w:t xml:space="preserve">_ZONE = </w:t>
-      </w:r>
-      <w:proofErr w:type="gramStart"/>
-      <w:r>
-        <w:rPr>
-          <w:rFonts w:ascii="Consolas" w:hAnsi="Consolas"/>
-          <w:highlight w:val="lightGray"/>
-          <w:lang w:val="en-GB"/>
-        </w:rPr>
-        <w:t>PC.PICK</w:t>
-      </w:r>
-      <w:proofErr w:type="gramEnd"/>
-      <w:r>
-        <w:rPr>
-          <w:rFonts w:ascii="Consolas" w:hAnsi="Consolas"/>
-          <w:highlight w:val="lightGray"/>
-          <w:lang w:val="en-GB"/>
-        </w:rPr>
-        <w:t>_ZONE</w:t>
-      </w:r>
-    </w:p>
-    <w:p>
-      <w:pPr>
-        <w:rPr>
-          <w:rFonts w:ascii="Consolas" w:hAnsi="Consolas"/>
-          <w:highlight w:val="lightGray"/>
-          <w:lang w:val="en-GB"/>
-        </w:rPr>
-      </w:pPr>
-      <w:r>
-        <w:rPr>
-          <w:rFonts w:ascii="Consolas" w:hAnsi="Consolas"/>
-          <w:highlight w:val="lightGray"/>
-          <w:lang w:val="en-GB"/>
-        </w:rPr>
-        <w:t xml:space="preserve">LEFT JOIN </w:t>
-      </w:r>
-      <w:proofErr w:type="spellStart"/>
-      <w:r>
-        <w:rPr>
-          <w:rFonts w:ascii="Consolas" w:hAnsi="Consolas"/>
-          <w:highlight w:val="lightGray"/>
-          <w:lang w:val="en-GB"/>
-        </w:rPr>
-        <w:t>QtySufAvgFinal</w:t>
-      </w:r>
-      <w:proofErr w:type="spellEnd"/>
-      <w:r>
-        <w:rPr>
-          <w:rFonts w:ascii="Consolas" w:hAnsi="Consolas"/>
-          <w:highlight w:val="lightGray"/>
-          <w:lang w:val="en-GB"/>
-        </w:rPr>
-        <w:t xml:space="preserve"> QA ON </w:t>
-      </w:r>
-      <w:proofErr w:type="gramStart"/>
-      <w:r>
-        <w:rPr>
-          <w:rFonts w:ascii="Consolas" w:hAnsi="Consolas"/>
-          <w:highlight w:val="lightGray"/>
-          <w:lang w:val="en-GB"/>
-        </w:rPr>
-        <w:t>QA.ITEM</w:t>
-      </w:r>
-      <w:proofErr w:type="gramEnd"/>
-      <w:r>
-        <w:rPr>
-          <w:rFonts w:ascii="Consolas" w:hAnsi="Consolas"/>
-          <w:highlight w:val="lightGray"/>
-          <w:lang w:val="en-GB"/>
-        </w:rPr>
-        <w:t xml:space="preserve">_NUM = </w:t>
-      </w:r>
-      <w:proofErr w:type="gramStart"/>
-      <w:r>
-        <w:rPr>
-          <w:rFonts w:ascii="Consolas" w:hAnsi="Consolas"/>
-          <w:highlight w:val="lightGray"/>
-          <w:lang w:val="en-GB"/>
-        </w:rPr>
-        <w:t>PC.ITEM</w:t>
-      </w:r>
-      <w:proofErr w:type="gramEnd"/>
-      <w:r>
-        <w:rPr>
-          <w:rFonts w:ascii="Consolas" w:hAnsi="Consolas"/>
-          <w:highlight w:val="lightGray"/>
-          <w:lang w:val="en-GB"/>
-        </w:rPr>
-        <w:t xml:space="preserve">_NUM AND </w:t>
-      </w:r>
-      <w:proofErr w:type="gramStart"/>
-      <w:r>
-        <w:rPr>
-          <w:rFonts w:ascii="Consolas" w:hAnsi="Consolas"/>
-          <w:highlight w:val="lightGray"/>
-          <w:lang w:val="en-GB"/>
-        </w:rPr>
-        <w:t>QA.COMPANY</w:t>
-      </w:r>
-      <w:proofErr w:type="gramEnd"/>
-      <w:r>
-        <w:rPr>
-          <w:rFonts w:ascii="Consolas" w:hAnsi="Consolas"/>
-          <w:highlight w:val="lightGray"/>
-          <w:lang w:val="en-GB"/>
-        </w:rPr>
-        <w:t xml:space="preserve"> = </w:t>
-      </w:r>
-      <w:proofErr w:type="gramStart"/>
-      <w:r>
-        <w:rPr>
-          <w:rFonts w:ascii="Consolas" w:hAnsi="Consolas"/>
-          <w:highlight w:val="lightGray"/>
-          <w:lang w:val="en-GB"/>
-        </w:rPr>
-        <w:t>PC.COMPANY</w:t>
-      </w:r>
-      <w:proofErr w:type="gramEnd"/>
-      <w:r>
-        <w:rPr>
-          <w:rFonts w:ascii="Consolas" w:hAnsi="Consolas"/>
-          <w:highlight w:val="lightGray"/>
-          <w:lang w:val="en-GB"/>
-        </w:rPr>
-        <w:t xml:space="preserve"> AND </w:t>
-      </w:r>
-      <w:proofErr w:type="gramStart"/>
-      <w:r>
-        <w:rPr>
-          <w:rFonts w:ascii="Consolas" w:hAnsi="Consolas"/>
-          <w:highlight w:val="lightGray"/>
-          <w:lang w:val="en-GB"/>
-        </w:rPr>
-        <w:t>QA.WAREH</w:t>
-      </w:r>
-      <w:proofErr w:type="gramEnd"/>
-      <w:r>
-        <w:rPr>
-          <w:rFonts w:ascii="Consolas" w:hAnsi="Consolas"/>
-          <w:highlight w:val="lightGray"/>
-          <w:lang w:val="en-GB"/>
-        </w:rPr>
-        <w:t xml:space="preserve">_NUM = </w:t>
-      </w:r>
-      <w:proofErr w:type="gramStart"/>
-      <w:r>
-        <w:rPr>
-          <w:rFonts w:ascii="Consolas" w:hAnsi="Consolas"/>
-          <w:highlight w:val="lightGray"/>
-          <w:lang w:val="en-GB"/>
-        </w:rPr>
-        <w:t>PC.WAREH</w:t>
-      </w:r>
-      <w:proofErr w:type="gramEnd"/>
-      <w:r>
-        <w:rPr>
-          <w:rFonts w:ascii="Consolas" w:hAnsi="Consolas"/>
-          <w:highlight w:val="lightGray"/>
-          <w:lang w:val="en-GB"/>
-        </w:rPr>
-        <w:t xml:space="preserve">_NUM AND </w:t>
-      </w:r>
-      <w:proofErr w:type="gramStart"/>
-      <w:r>
-        <w:rPr>
-          <w:rFonts w:ascii="Consolas" w:hAnsi="Consolas"/>
-          <w:highlight w:val="lightGray"/>
-          <w:lang w:val="en-GB"/>
-        </w:rPr>
-        <w:t>QA.PICK</w:t>
-      </w:r>
-      <w:proofErr w:type="gramEnd"/>
-      <w:r>
-        <w:rPr>
-          <w:rFonts w:ascii="Consolas" w:hAnsi="Consolas"/>
-          <w:highlight w:val="lightGray"/>
-          <w:lang w:val="en-GB"/>
-        </w:rPr>
-        <w:t xml:space="preserve">_ZONE = </w:t>
-      </w:r>
-      <w:proofErr w:type="gramStart"/>
-      <w:r>
-        <w:rPr>
-          <w:rFonts w:ascii="Consolas" w:hAnsi="Consolas"/>
-          <w:highlight w:val="lightGray"/>
-          <w:lang w:val="en-GB"/>
-        </w:rPr>
-        <w:t>PC.PICK</w:t>
-      </w:r>
-      <w:proofErr w:type="gramEnd"/>
-      <w:r>
-        <w:rPr>
-          <w:rFonts w:ascii="Consolas" w:hAnsi="Consolas"/>
-          <w:highlight w:val="lightGray"/>
-          <w:lang w:val="en-GB"/>
-        </w:rPr>
-        <w:t>_ZONE</w:t>
-      </w:r>
-    </w:p>
-    <w:p>
-      <w:pPr>
-        <w:rPr>
-          <w:rFonts w:ascii="Consolas" w:hAnsi="Consolas"/>
-          <w:highlight w:val="lightGray"/>
-          <w:lang w:val="en-GB"/>
-        </w:rPr>
-      </w:pPr>
-      <w:r>
-        <w:rPr>
-          <w:rFonts w:ascii="Consolas" w:hAnsi="Consolas"/>
-          <w:highlight w:val="lightGray"/>
-          <w:lang w:val="en-GB"/>
-        </w:rPr>
-        <w:t xml:space="preserve">GROUP BY </w:t>
-      </w:r>
-    </w:p>
-    <w:p>
-      <w:pPr>
-        <w:rPr>
-          <w:rFonts w:ascii="Consolas" w:hAnsi="Consolas"/>
-          <w:highlight w:val="lightGray"/>
-          <w:lang w:val="da-DK"/>
-        </w:rPr>
-      </w:pPr>
-      <w:r>
-        <w:rPr>
-          <w:rFonts w:ascii="Consolas" w:hAnsi="Consolas"/>
-          <w:highlight w:val="lightGray"/>
-          <w:lang w:val="en-GB"/>
-        </w:rPr>
-        <w:t xml:space="preserve">    </w:t>
-      </w:r>
-      <w:r>
-        <w:rPr>
-          <w:rFonts w:ascii="Consolas" w:hAnsi="Consolas"/>
-          <w:highlight w:val="lightGray"/>
-          <w:lang w:val="da-DK"/>
-        </w:rPr>
-        <w:t xml:space="preserve">PC.ITEM_NUM, </w:t>
-      </w:r>
-    </w:p>
-    <w:p>
-      <w:pPr>
-        <w:rPr>
-          <w:rFonts w:ascii="Consolas" w:hAnsi="Consolas"/>
-          <w:highlight w:val="lightGray"/>
-          <w:lang w:val="da-DK"/>
-        </w:rPr>
-      </w:pPr>
-      <w:r>
-        <w:rPr>
-          <w:rFonts w:ascii="Consolas" w:hAnsi="Consolas"/>
-          <w:highlight w:val="lightGray"/>
-          <w:lang w:val="da-DK"/>
-        </w:rPr>
-        <w:t xml:space="preserve">    PC.WAREH_NUM, </w:t>
-      </w:r>
-    </w:p>
-    <w:p>
-      <w:pPr>
-        <w:rPr>
-          <w:rFonts w:ascii="Consolas" w:hAnsi="Consolas"/>
-          <w:highlight w:val="lightGray"/>
-          <w:lang w:val="en-GB"/>
-        </w:rPr>
-      </w:pPr>
-      <w:r>
-        <w:rPr>
-          <w:rFonts w:ascii="Consolas" w:hAnsi="Consolas"/>
-          <w:highlight w:val="lightGray"/>
-          <w:lang w:val="da-DK"/>
-        </w:rPr>
-        <w:t xml:space="preserve">    </w:t>
-      </w:r>
-      <w:proofErr w:type="gramStart"/>
-      <w:r>
-        <w:rPr>
-          <w:rFonts w:ascii="Consolas" w:hAnsi="Consolas"/>
-          <w:highlight w:val="lightGray"/>
-          <w:lang w:val="en-GB"/>
-        </w:rPr>
-        <w:t>PC.COMPANY</w:t>
-      </w:r>
-      <w:proofErr w:type="gramEnd"/>
-      <w:r>
-        <w:rPr>
-          <w:rFonts w:ascii="Consolas" w:hAnsi="Consolas"/>
-          <w:highlight w:val="lightGray"/>
-          <w:lang w:val="en-GB"/>
-        </w:rPr>
-        <w:t xml:space="preserve">, </w:t>
-      </w:r>
-    </w:p>
-    <w:p>
-      <w:pPr>
-        <w:rPr>
-          <w:rFonts w:ascii="Consolas" w:hAnsi="Consolas"/>
-          <w:highlight w:val="lightGray"/>
-          <w:lang w:val="en-GB"/>
-        </w:rPr>
-      </w:pPr>
-      <w:r>
-        <w:rPr>
-          <w:rFonts w:ascii="Consolas" w:hAnsi="Consolas"/>
-          <w:highlight w:val="lightGray"/>
-          <w:lang w:val="en-GB"/>
-        </w:rPr>
-        <w:t xml:space="preserve">    </w:t>
-      </w:r>
-      <w:proofErr w:type="gramStart"/>
-      <w:r>
-        <w:rPr>
-          <w:rFonts w:ascii="Consolas" w:hAnsi="Consolas"/>
-          <w:highlight w:val="lightGray"/>
-          <w:lang w:val="en-GB"/>
-        </w:rPr>
-        <w:t>PC.PICK</w:t>
-      </w:r>
-      <w:proofErr w:type="gramEnd"/>
-      <w:r>
-        <w:rPr>
-          <w:rFonts w:ascii="Consolas" w:hAnsi="Consolas"/>
-          <w:highlight w:val="lightGray"/>
-          <w:lang w:val="en-GB"/>
-        </w:rPr>
-        <w:t>_ZONE,</w:t>
-      </w:r>
-    </w:p>
-    <w:p>
-      <w:pPr>
-        <w:rPr>
-          <w:rFonts w:ascii="Consolas" w:hAnsi="Consolas"/>
-          <w:highlight w:val="lightGray"/>
-          <w:lang w:val="en-GB"/>
-        </w:rPr>
-      </w:pPr>
-      <w:r>
-        <w:rPr>
-          <w:rFonts w:ascii="Consolas" w:hAnsi="Consolas"/>
-          <w:highlight w:val="lightGray"/>
-          <w:lang w:val="en-GB"/>
-        </w:rPr>
-        <w:t xml:space="preserve">    I.ROBOT_IND,</w:t>
-      </w:r>
-    </w:p>
-    <w:p>
-      <w:pPr>
-        <w:rPr>
-          <w:rFonts w:ascii="Consolas" w:hAnsi="Consolas"/>
-          <w:highlight w:val="lightGray"/>
-          <w:lang w:val="en-GB"/>
-        </w:rPr>
-      </w:pPr>
-      <w:r>
-        <w:rPr>
-          <w:rFonts w:ascii="Consolas" w:hAnsi="Consolas"/>
-          <w:highlight w:val="lightGray"/>
-          <w:lang w:val="en-GB"/>
-        </w:rPr>
-        <w:t xml:space="preserve">    </w:t>
-      </w:r>
-      <w:proofErr w:type="gramStart"/>
-      <w:r>
-        <w:rPr>
-          <w:rFonts w:ascii="Consolas" w:hAnsi="Consolas"/>
-          <w:highlight w:val="lightGray"/>
-          <w:lang w:val="en-GB"/>
-        </w:rPr>
-        <w:t>PS.LOCATION</w:t>
-      </w:r>
-      <w:proofErr w:type="gramEnd"/>
-      <w:r>
-        <w:rPr>
-          <w:rFonts w:ascii="Consolas" w:hAnsi="Consolas"/>
-          <w:highlight w:val="lightGray"/>
-          <w:lang w:val="en-GB"/>
-        </w:rPr>
-        <w:t>,</w:t>
-      </w:r>
-    </w:p>
-    <w:p>
-      <w:pPr>
-        <w:rPr>
-          <w:rFonts w:ascii="Consolas" w:hAnsi="Consolas"/>
-          <w:highlight w:val="lightGray"/>
-          <w:lang w:val="en-GB"/>
-        </w:rPr>
-      </w:pPr>
-      <w:r>
-        <w:rPr>
-          <w:rFonts w:ascii="Consolas" w:hAnsi="Consolas"/>
-          <w:highlight w:val="lightGray"/>
-          <w:lang w:val="en-GB"/>
-        </w:rPr>
-        <w:t xml:space="preserve">    </w:t>
-      </w:r>
-      <w:r>
-        <w:rPr>
-          <w:rFonts w:ascii="Consolas" w:hAnsi="Consolas"/>
-          <w:highlight w:val="lightGray"/>
-          <w:lang w:val="en-GB"/>
-        </w:rPr>
-        <w:t>IA.VALUE</w:t>
-      </w:r>
-    </w:p>
-    <w:p>
-      <w:pPr>
-        <w:rPr>
-          <w:rFonts w:ascii="Consolas" w:hAnsi="Consolas"/>
-          <w:lang w:val="en-GB"/>
-        </w:rPr>
-      </w:pPr>
-      <w:r>
-        <w:rPr>
-          <w:rFonts w:ascii="Consolas" w:hAnsi="Consolas"/>
-          <w:highlight w:val="lightGray"/>
-          <w:lang w:val="en-GB"/>
-        </w:rPr>
-        <w:t>GO</w:t>
-      </w:r>
-    </w:p>
-    <w:p>
-      <w:pPr>
-        <w:pStyle w:val="Rubrik1"/>
-        <w:rPr>
-          <w:lang w:val="en-GB"/>
-        </w:rPr>
-      </w:pPr>
-      <w:bookmarkStart w:id="16" w:name="_Toc201655561"/>
-      <w:proofErr w:type="spellStart"/>
-      <w:r>
-        <w:rPr>
-          <w:lang w:val="en-GB"/>
-        </w:rPr>
         <w:t>Kortkommandon</w:t>
       </w:r>
       <w:proofErr w:type="spellEnd"/>
@@ -7170,7 +3838,7 @@
         </w:rPr>
         <w:t xml:space="preserve"> ask</w:t>
       </w:r>
-      <w:bookmarkEnd w:id="16"/>
+      <w:bookmarkEnd w:id="14"/>
     </w:p>
     <w:p>
       <w:pPr>
@@ -7286,7 +3954,6 @@
           <w:b/>
           <w:bCs/>
         </w:rPr>
-        <w:lastRenderedPageBreak/>
         <w:t>v n</w:t>
       </w:r>
       <w:r>
@@ -7765,6 +4432,7 @@
           <w:b/>
           <w:bCs/>
         </w:rPr>
+        <w:lastRenderedPageBreak/>
         <w:t>f 1–6</w:t>
       </w:r>
       <w:r>
@@ -7913,7 +4581,6 @@
           <w:b/>
           <w:bCs/>
         </w:rPr>
-        <w:lastRenderedPageBreak/>
         <w:t>s n</w:t>
       </w:r>
       <w:r>
@@ -8019,7 +4686,7 @@
       <w:pPr>
         <w:pStyle w:val="Rubrik1"/>
       </w:pPr>
-      <w:bookmarkStart w:id="17" w:name="_Toc201655562"/>
+      <w:bookmarkStart w:id="15" w:name="_Toc201655562"/>
       <w:r>
         <w:t xml:space="preserve">Kontrollera vilken </w:t>
       </w:r>
@@ -8031,7 +4698,7 @@
       <w:r>
         <w:t xml:space="preserve"> en pall tillhör</w:t>
       </w:r>
-      <w:bookmarkEnd w:id="17"/>
+      <w:bookmarkEnd w:id="15"/>
     </w:p>
     <w:p>
       <w:r>
@@ -8074,7 +4741,7 @@
                     </pic:cNvPicPr>
                   </pic:nvPicPr>
                   <pic:blipFill>
-                    <a:blip r:embed="rId19">
+                    <a:blip r:embed="rId16">
                       <a:extLst>
                         <a:ext uri="{28A0092B-C50C-407E-A947-70E740481C1C}">
                           <a14:useLocalDpi xmlns:a14="http://schemas.microsoft.com/office/drawing/2010/main" val="0"/>
@@ -8135,7 +4802,7 @@
                     </pic:cNvPicPr>
                   </pic:nvPicPr>
                   <pic:blipFill>
-                    <a:blip r:embed="rId20">
+                    <a:blip r:embed="rId17">
                       <a:extLst>
                         <a:ext uri="{28A0092B-C50C-407E-A947-70E740481C1C}">
                           <a14:useLocalDpi xmlns:a14="http://schemas.microsoft.com/office/drawing/2010/main" val="0"/>
@@ -8172,12 +4839,12 @@
       <w:pPr>
         <w:pStyle w:val="Rubrik1"/>
       </w:pPr>
-      <w:bookmarkStart w:id="18" w:name="_Toc201655563"/>
+      <w:bookmarkStart w:id="16" w:name="_Toc201655563"/>
       <w:proofErr w:type="spellStart"/>
       <w:r>
         <w:t>Capabilites</w:t>
       </w:r>
-      <w:bookmarkEnd w:id="18"/>
+      <w:bookmarkEnd w:id="16"/>
       <w:proofErr w:type="spellEnd"/>
     </w:p>
     <w:p>
@@ -8287,7 +4954,7 @@
                     </pic:cNvPicPr>
                   </pic:nvPicPr>
                   <pic:blipFill>
-                    <a:blip r:embed="rId21">
+                    <a:blip r:embed="rId18">
                       <a:extLst>
                         <a:ext uri="{28A0092B-C50C-407E-A947-70E740481C1C}">
                           <a14:useLocalDpi xmlns:a14="http://schemas.microsoft.com/office/drawing/2010/main" val="0"/>
@@ -8348,7 +5015,7 @@
                     </pic:cNvPicPr>
                   </pic:nvPicPr>
                   <pic:blipFill>
-                    <a:blip r:embed="rId22">
+                    <a:blip r:embed="rId19">
                       <a:extLst>
                         <a:ext uri="{28A0092B-C50C-407E-A947-70E740481C1C}">
                           <a14:useLocalDpi xmlns:a14="http://schemas.microsoft.com/office/drawing/2010/main" val="0"/>
@@ -8403,7 +5070,7 @@
                     </pic:cNvPicPr>
                   </pic:nvPicPr>
                   <pic:blipFill>
-                    <a:blip r:embed="rId23">
+                    <a:blip r:embed="rId20">
                       <a:extLst>
                         <a:ext uri="{28A0092B-C50C-407E-A947-70E740481C1C}">
                           <a14:useLocalDpi xmlns:a14="http://schemas.microsoft.com/office/drawing/2010/main" val="0"/>
@@ -8440,7 +5107,7 @@
       <w:pPr>
         <w:pStyle w:val="Rubrik1"/>
       </w:pPr>
-      <w:bookmarkStart w:id="19" w:name="_Toc201655564"/>
+      <w:bookmarkStart w:id="17" w:name="_Toc201655564"/>
       <w:r>
         <w:t xml:space="preserve">Koppla </w:t>
       </w:r>
@@ -8448,7 +5115,7 @@
       <w:r>
         <w:t>Avigilon</w:t>
       </w:r>
-      <w:bookmarkEnd w:id="19"/>
+      <w:bookmarkEnd w:id="17"/>
       <w:proofErr w:type="spellEnd"/>
     </w:p>
     <w:p>
@@ -8476,7 +5143,7 @@
       <w:r>
         <w:t xml:space="preserve"> </w:t>
       </w:r>
-      <w:hyperlink r:id="rId24" w:tgtFrame="_blank" w:tooltip="http://10.84.7.2/" w:history="1">
+      <w:hyperlink r:id="rId21" w:tgtFrame="_blank" w:tooltip="http://10.84.7.2/" w:history="1">
         <w:r>
           <w:rPr>
             <w:rStyle w:val="Hyperlnk"/>
@@ -8502,12 +5169,12 @@
       <w:pPr>
         <w:pStyle w:val="Rubrik1"/>
       </w:pPr>
-      <w:bookmarkStart w:id="20" w:name="_Toc201655565"/>
+      <w:bookmarkStart w:id="18" w:name="_Toc201655565"/>
       <w:r>
         <w:lastRenderedPageBreak/>
         <w:t>Koppla Skrivare</w:t>
       </w:r>
-      <w:bookmarkEnd w:id="20"/>
+      <w:bookmarkEnd w:id="18"/>
     </w:p>
     <w:p>
       <w:r>
@@ -8521,7 +5188,7 @@
       <w:r>
         <w:t xml:space="preserve"> </w:t>
       </w:r>
-      <w:hyperlink r:id="rId25" w:history="1">
+      <w:hyperlink r:id="rId22" w:history="1">
         <w:r>
           <w:rPr>
             <w:rStyle w:val="Hyperlnk"/>
@@ -8537,156 +5204,3130 @@
       <w:pPr>
         <w:pStyle w:val="Rubrik1"/>
       </w:pPr>
-      <w:bookmarkStart w:id="21" w:name="_Toc201655566"/>
+      <w:bookmarkStart w:id="19" w:name="_Toc201655566"/>
       <w:r>
         <w:t>Avbryta palluppdrag</w:t>
       </w:r>
+      <w:bookmarkEnd w:id="19"/>
+    </w:p>
+    <w:p>
+      <w:r>
+        <w:t>Ask&gt;Kö kran ut</w:t>
+      </w:r>
+      <w:r>
+        <w:t>&gt;Radera</w:t>
+      </w:r>
+    </w:p>
+    <w:p>
+      <w:pPr>
+        <w:pStyle w:val="Rubrik1"/>
+      </w:pPr>
+      <w:bookmarkStart w:id="20" w:name="_Toc201655567"/>
+      <w:proofErr w:type="spellStart"/>
+      <w:r>
+        <w:t>B</w:t>
+      </w:r>
+      <w:r>
+        <w:t>ästföre</w:t>
+      </w:r>
+      <w:proofErr w:type="spellEnd"/>
+      <w:r>
+        <w:t>-d</w:t>
+      </w:r>
+      <w:r>
+        <w:t>atum</w:t>
+      </w:r>
+      <w:bookmarkEnd w:id="20"/>
+    </w:p>
+    <w:p>
+      <w:r>
+        <w:t xml:space="preserve">Man kan se </w:t>
+      </w:r>
+      <w:r>
+        <w:t xml:space="preserve">utgångsdatum i buffertpallar samt </w:t>
+      </w:r>
+      <w:r>
+        <w:t>pallar på plock</w:t>
+      </w:r>
+    </w:p>
+    <w:p>
+      <w:pPr>
+        <w:pStyle w:val="Rubrik1"/>
+      </w:pPr>
+      <w:bookmarkStart w:id="21" w:name="_Toc201655568"/>
+      <w:r>
+        <w:t>Intressanta ASK flikar</w:t>
+      </w:r>
       <w:bookmarkEnd w:id="21"/>
     </w:p>
     <w:p>
       <w:r>
-        <w:t>Ask&gt;Kö kran ut</w:t>
-      </w:r>
-      <w:r>
-        <w:t>&gt;Radera</w:t>
-      </w:r>
+        <w:t xml:space="preserve">Artikelsäkerhetsinformation – </w:t>
+      </w:r>
+      <w:r>
+        <w:t>artikeldatabas för ADR</w:t>
+      </w:r>
+    </w:p>
+    <w:p>
+      <w:r>
+        <w:t xml:space="preserve">Zonpaket </w:t>
+      </w:r>
+      <w:proofErr w:type="spellStart"/>
+      <w:r>
+        <w:t>inställnignar</w:t>
+      </w:r>
+      <w:proofErr w:type="spellEnd"/>
+      <w:r>
+        <w:t xml:space="preserve"> – Vilka zoner som ska </w:t>
+      </w:r>
+      <w:proofErr w:type="gramStart"/>
+      <w:r>
+        <w:t>va</w:t>
+      </w:r>
+      <w:proofErr w:type="gramEnd"/>
+      <w:r>
+        <w:t xml:space="preserve"> kopplade till andras zoners SPC</w:t>
+      </w:r>
+    </w:p>
+    <w:p>
+      <w:proofErr w:type="spellStart"/>
+      <w:r>
+        <w:t>Palllastninglogg</w:t>
+      </w:r>
+      <w:proofErr w:type="spellEnd"/>
     </w:p>
     <w:p>
       <w:pPr>
         <w:pStyle w:val="Rubrik1"/>
       </w:pPr>
-      <w:bookmarkStart w:id="22" w:name="_Toc201655567"/>
-      <w:proofErr w:type="spellStart"/>
-      <w:r>
-        <w:t>B</w:t>
-      </w:r>
-      <w:r>
-        <w:t>ästföre</w:t>
-      </w:r>
-      <w:proofErr w:type="spellEnd"/>
-      <w:r>
-        <w:t>-d</w:t>
-      </w:r>
-      <w:r>
-        <w:t>atum</w:t>
+      <w:bookmarkStart w:id="22" w:name="_Toc201655569"/>
+      <w:r>
+        <w:t>Skapa tömningsorder</w:t>
       </w:r>
       <w:bookmarkEnd w:id="22"/>
     </w:p>
     <w:p>
       <w:r>
-        <w:t xml:space="preserve">Man kan se </w:t>
-      </w:r>
-      <w:r>
-        <w:t xml:space="preserve">utgångsdatum i buffertpallar samt </w:t>
-      </w:r>
-      <w:r>
-        <w:t>pallar på plock</w:t>
+        <w:t xml:space="preserve">Fyll i </w:t>
+      </w:r>
+      <w:proofErr w:type="spellStart"/>
+      <w:r>
+        <w:t>e</w:t>
+      </w:r>
+      <w:r>
+        <w:t>xcellen</w:t>
+      </w:r>
+      <w:proofErr w:type="spellEnd"/>
+      <w:r>
+        <w:t xml:space="preserve"> tömningsorder. </w:t>
+      </w:r>
+      <w:r>
+        <w:t xml:space="preserve">Logga in på </w:t>
+      </w:r>
+      <w:proofErr w:type="spellStart"/>
+      <w:r>
+        <w:t>A</w:t>
+      </w:r>
+      <w:r>
+        <w:t>PI:n</w:t>
+      </w:r>
+      <w:proofErr w:type="spellEnd"/>
+      <w:r>
+        <w:t xml:space="preserve"> -&gt; </w:t>
+      </w:r>
+      <w:proofErr w:type="spellStart"/>
+      <w:r>
+        <w:t>excell</w:t>
+      </w:r>
+      <w:proofErr w:type="spellEnd"/>
+      <w:r>
+        <w:t xml:space="preserve"> import och ladda upp.</w:t>
       </w:r>
     </w:p>
     <w:p>
       <w:pPr>
         <w:pStyle w:val="Rubrik1"/>
       </w:pPr>
-      <w:bookmarkStart w:id="23" w:name="_Toc201655568"/>
-      <w:r>
-        <w:t>Intressanta ASK flikar</w:t>
-      </w:r>
+      <w:r>
+        <w:t>Statusar</w:t>
+      </w:r>
+    </w:p>
+    <w:p>
+      <w:r>
+        <w:t xml:space="preserve">Vad betyder statusarna? </w:t>
+      </w:r>
+      <w:r>
+        <w:br/>
+      </w:r>
+    </w:p>
+    <w:tbl>
+      <w:tblPr>
+        <w:tblW w:w="9511" w:type="dxa"/>
+        <w:tblCellMar>
+          <w:left w:w="70" w:type="dxa"/>
+          <w:right w:w="70" w:type="dxa"/>
+        </w:tblCellMar>
+        <w:tblLook w:val="04A0" w:firstRow="1" w:lastRow="0" w:firstColumn="1" w:lastColumn="0" w:noHBand="0" w:noVBand="1"/>
+      </w:tblPr>
+      <w:tblGrid>
+        <w:gridCol w:w="718"/>
+        <w:gridCol w:w="1602"/>
+        <w:gridCol w:w="1602"/>
+        <w:gridCol w:w="2097"/>
+        <w:gridCol w:w="1602"/>
+        <w:gridCol w:w="2102"/>
+      </w:tblGrid>
+      <w:tr>
+        <w:trPr>
+          <w:trHeight w:val="328"/>
+        </w:trPr>
+        <w:tc>
+          <w:tcPr>
+            <w:tcW w:w="718" w:type="dxa"/>
+            <w:tcBorders>
+              <w:top w:val="single" w:sz="4" w:space="0" w:color="auto"/>
+              <w:left w:val="single" w:sz="4" w:space="0" w:color="auto"/>
+              <w:bottom w:val="single" w:sz="8" w:space="0" w:color="auto"/>
+              <w:right w:val="single" w:sz="4" w:space="0" w:color="auto"/>
+            </w:tcBorders>
+            <w:noWrap/>
+            <w:vAlign w:val="bottom"/>
+            <w:hideMark/>
+          </w:tcPr>
+          <w:p>
+            <w:pPr>
+              <w:spacing w:after="0" w:line="240" w:lineRule="auto"/>
+              <w:jc w:val="center"/>
+              <w:rPr>
+                <w:rFonts w:ascii="Aptos Narrow" w:eastAsia="Times New Roman" w:hAnsi="Aptos Narrow" w:cs="Times New Roman"/>
+                <w:i/>
+                <w:iCs/>
+                <w:color w:val="000000"/>
+                <w:lang w:eastAsia="sv-SE"/>
+              </w:rPr>
+            </w:pPr>
+            <w:r>
+              <w:rPr>
+                <w:rFonts w:ascii="Aptos Narrow" w:eastAsia="Times New Roman" w:hAnsi="Aptos Narrow" w:cs="Times New Roman"/>
+                <w:i/>
+                <w:iCs/>
+                <w:color w:val="000000"/>
+                <w:lang w:eastAsia="sv-SE"/>
+              </w:rPr>
+              <w:t>Status</w:t>
+            </w:r>
+          </w:p>
+        </w:tc>
+        <w:tc>
+          <w:tcPr>
+            <w:tcW w:w="1602" w:type="dxa"/>
+            <w:tcBorders>
+              <w:top w:val="single" w:sz="4" w:space="0" w:color="auto"/>
+              <w:left w:val="nil"/>
+              <w:bottom w:val="single" w:sz="8" w:space="0" w:color="auto"/>
+              <w:right w:val="single" w:sz="4" w:space="0" w:color="auto"/>
+            </w:tcBorders>
+            <w:noWrap/>
+            <w:vAlign w:val="bottom"/>
+            <w:hideMark/>
+          </w:tcPr>
+          <w:p>
+            <w:pPr>
+              <w:spacing w:after="0" w:line="240" w:lineRule="auto"/>
+              <w:jc w:val="center"/>
+              <w:rPr>
+                <w:rFonts w:ascii="Aptos Narrow" w:eastAsia="Times New Roman" w:hAnsi="Aptos Narrow" w:cs="Times New Roman"/>
+                <w:i/>
+                <w:iCs/>
+                <w:color w:val="000000"/>
+                <w:lang w:eastAsia="sv-SE"/>
+              </w:rPr>
+            </w:pPr>
+            <w:r>
+              <w:rPr>
+                <w:rFonts w:ascii="Aptos Narrow" w:eastAsia="Times New Roman" w:hAnsi="Aptos Narrow" w:cs="Times New Roman"/>
+                <w:i/>
+                <w:iCs/>
+                <w:color w:val="000000"/>
+                <w:lang w:eastAsia="sv-SE"/>
+              </w:rPr>
+              <w:t>Ordernivå</w:t>
+            </w:r>
+          </w:p>
+        </w:tc>
+        <w:tc>
+          <w:tcPr>
+            <w:tcW w:w="1602" w:type="dxa"/>
+            <w:tcBorders>
+              <w:top w:val="single" w:sz="4" w:space="0" w:color="auto"/>
+              <w:left w:val="nil"/>
+              <w:bottom w:val="single" w:sz="8" w:space="0" w:color="auto"/>
+              <w:right w:val="single" w:sz="4" w:space="0" w:color="auto"/>
+            </w:tcBorders>
+            <w:noWrap/>
+            <w:vAlign w:val="bottom"/>
+            <w:hideMark/>
+          </w:tcPr>
+          <w:p>
+            <w:pPr>
+              <w:spacing w:after="0" w:line="240" w:lineRule="auto"/>
+              <w:jc w:val="center"/>
+              <w:rPr>
+                <w:rFonts w:ascii="Aptos Narrow" w:eastAsia="Times New Roman" w:hAnsi="Aptos Narrow" w:cs="Times New Roman"/>
+                <w:i/>
+                <w:iCs/>
+                <w:color w:val="000000"/>
+                <w:lang w:eastAsia="sv-SE"/>
+              </w:rPr>
+            </w:pPr>
+            <w:r>
+              <w:rPr>
+                <w:rFonts w:ascii="Aptos Narrow" w:eastAsia="Times New Roman" w:hAnsi="Aptos Narrow" w:cs="Times New Roman"/>
+                <w:i/>
+                <w:iCs/>
+                <w:color w:val="000000"/>
+                <w:lang w:eastAsia="sv-SE"/>
+              </w:rPr>
+              <w:t>Orderlinje nivå</w:t>
+            </w:r>
+          </w:p>
+        </w:tc>
+        <w:tc>
+          <w:tcPr>
+            <w:tcW w:w="2097" w:type="dxa"/>
+            <w:tcBorders>
+              <w:top w:val="single" w:sz="4" w:space="0" w:color="auto"/>
+              <w:left w:val="nil"/>
+              <w:bottom w:val="single" w:sz="8" w:space="0" w:color="auto"/>
+              <w:right w:val="single" w:sz="4" w:space="0" w:color="auto"/>
+            </w:tcBorders>
+            <w:noWrap/>
+            <w:vAlign w:val="bottom"/>
+            <w:hideMark/>
+          </w:tcPr>
+          <w:p>
+            <w:pPr>
+              <w:spacing w:after="0" w:line="240" w:lineRule="auto"/>
+              <w:jc w:val="center"/>
+              <w:rPr>
+                <w:rFonts w:ascii="Aptos Narrow" w:eastAsia="Times New Roman" w:hAnsi="Aptos Narrow" w:cs="Times New Roman"/>
+                <w:i/>
+                <w:iCs/>
+                <w:color w:val="000000"/>
+                <w:lang w:eastAsia="sv-SE"/>
+              </w:rPr>
+            </w:pPr>
+            <w:proofErr w:type="spellStart"/>
+            <w:r>
+              <w:rPr>
+                <w:rFonts w:ascii="Aptos Narrow" w:eastAsia="Times New Roman" w:hAnsi="Aptos Narrow" w:cs="Times New Roman"/>
+                <w:i/>
+                <w:iCs/>
+                <w:color w:val="000000"/>
+                <w:lang w:eastAsia="sv-SE"/>
+              </w:rPr>
+              <w:t>Dispatchpall</w:t>
+            </w:r>
+            <w:proofErr w:type="spellEnd"/>
+            <w:r>
+              <w:rPr>
+                <w:rFonts w:ascii="Aptos Narrow" w:eastAsia="Times New Roman" w:hAnsi="Aptos Narrow" w:cs="Times New Roman"/>
+                <w:i/>
+                <w:iCs/>
+                <w:color w:val="000000"/>
+                <w:lang w:eastAsia="sv-SE"/>
+              </w:rPr>
+              <w:t xml:space="preserve"> nivå</w:t>
+            </w:r>
+          </w:p>
+        </w:tc>
+        <w:tc>
+          <w:tcPr>
+            <w:tcW w:w="1602" w:type="dxa"/>
+            <w:tcBorders>
+              <w:top w:val="single" w:sz="4" w:space="0" w:color="auto"/>
+              <w:left w:val="nil"/>
+              <w:bottom w:val="single" w:sz="8" w:space="0" w:color="auto"/>
+              <w:right w:val="single" w:sz="4" w:space="0" w:color="auto"/>
+            </w:tcBorders>
+            <w:noWrap/>
+            <w:vAlign w:val="bottom"/>
+            <w:hideMark/>
+          </w:tcPr>
+          <w:p>
+            <w:pPr>
+              <w:spacing w:after="0" w:line="240" w:lineRule="auto"/>
+              <w:jc w:val="center"/>
+              <w:rPr>
+                <w:rFonts w:ascii="Aptos Narrow" w:eastAsia="Times New Roman" w:hAnsi="Aptos Narrow" w:cs="Times New Roman"/>
+                <w:i/>
+                <w:iCs/>
+                <w:color w:val="000000"/>
+                <w:lang w:eastAsia="sv-SE"/>
+              </w:rPr>
+            </w:pPr>
+            <w:r>
+              <w:rPr>
+                <w:rFonts w:ascii="Aptos Narrow" w:eastAsia="Times New Roman" w:hAnsi="Aptos Narrow" w:cs="Times New Roman"/>
+                <w:i/>
+                <w:iCs/>
+                <w:color w:val="000000"/>
+                <w:lang w:eastAsia="sv-SE"/>
+              </w:rPr>
+              <w:t>Inköps nivå</w:t>
+            </w:r>
+          </w:p>
+        </w:tc>
+        <w:tc>
+          <w:tcPr>
+            <w:tcW w:w="1890" w:type="dxa"/>
+            <w:tcBorders>
+              <w:top w:val="single" w:sz="4" w:space="0" w:color="auto"/>
+              <w:left w:val="nil"/>
+              <w:bottom w:val="single" w:sz="8" w:space="0" w:color="auto"/>
+              <w:right w:val="single" w:sz="4" w:space="0" w:color="auto"/>
+            </w:tcBorders>
+            <w:noWrap/>
+            <w:vAlign w:val="bottom"/>
+            <w:hideMark/>
+          </w:tcPr>
+          <w:p>
+            <w:pPr>
+              <w:spacing w:after="0" w:line="240" w:lineRule="auto"/>
+              <w:jc w:val="center"/>
+              <w:rPr>
+                <w:rFonts w:ascii="Aptos Narrow" w:eastAsia="Times New Roman" w:hAnsi="Aptos Narrow" w:cs="Times New Roman"/>
+                <w:i/>
+                <w:iCs/>
+                <w:color w:val="000000"/>
+                <w:lang w:eastAsia="sv-SE"/>
+              </w:rPr>
+            </w:pPr>
+            <w:proofErr w:type="spellStart"/>
+            <w:r>
+              <w:rPr>
+                <w:rFonts w:ascii="Aptos Narrow" w:eastAsia="Times New Roman" w:hAnsi="Aptos Narrow" w:cs="Times New Roman"/>
+                <w:i/>
+                <w:iCs/>
+                <w:color w:val="000000"/>
+                <w:lang w:eastAsia="sv-SE"/>
+              </w:rPr>
+              <w:t>Varumottagningslinger</w:t>
+            </w:r>
+            <w:proofErr w:type="spellEnd"/>
+          </w:p>
+        </w:tc>
+      </w:tr>
+      <w:tr>
+        <w:trPr>
+          <w:trHeight w:val="312"/>
+        </w:trPr>
+        <w:tc>
+          <w:tcPr>
+            <w:tcW w:w="718" w:type="dxa"/>
+            <w:tcBorders>
+              <w:top w:val="nil"/>
+              <w:left w:val="single" w:sz="4" w:space="0" w:color="auto"/>
+              <w:bottom w:val="single" w:sz="4" w:space="0" w:color="auto"/>
+              <w:right w:val="single" w:sz="4" w:space="0" w:color="auto"/>
+            </w:tcBorders>
+            <w:noWrap/>
+            <w:vAlign w:val="bottom"/>
+            <w:hideMark/>
+          </w:tcPr>
+          <w:p>
+            <w:pPr>
+              <w:spacing w:after="0" w:line="240" w:lineRule="auto"/>
+              <w:jc w:val="center"/>
+              <w:rPr>
+                <w:rFonts w:ascii="Aptos Narrow" w:eastAsia="Times New Roman" w:hAnsi="Aptos Narrow" w:cs="Times New Roman"/>
+                <w:b/>
+                <w:bCs/>
+                <w:color w:val="000000"/>
+                <w:lang w:eastAsia="sv-SE"/>
+              </w:rPr>
+            </w:pPr>
+            <w:r>
+              <w:rPr>
+                <w:rFonts w:ascii="Aptos Narrow" w:eastAsia="Times New Roman" w:hAnsi="Aptos Narrow" w:cs="Times New Roman"/>
+                <w:b/>
+                <w:bCs/>
+                <w:color w:val="000000"/>
+                <w:lang w:eastAsia="sv-SE"/>
+              </w:rPr>
+              <w:t>50</w:t>
+            </w:r>
+          </w:p>
+        </w:tc>
+        <w:tc>
+          <w:tcPr>
+            <w:tcW w:w="1602" w:type="dxa"/>
+            <w:tcBorders>
+              <w:top w:val="nil"/>
+              <w:left w:val="nil"/>
+              <w:bottom w:val="single" w:sz="4" w:space="0" w:color="auto"/>
+              <w:right w:val="single" w:sz="4" w:space="0" w:color="auto"/>
+            </w:tcBorders>
+            <w:noWrap/>
+            <w:vAlign w:val="bottom"/>
+            <w:hideMark/>
+          </w:tcPr>
+          <w:p>
+            <w:pPr>
+              <w:spacing w:after="0" w:line="240" w:lineRule="auto"/>
+              <w:jc w:val="center"/>
+              <w:rPr>
+                <w:rFonts w:ascii="Aptos Narrow" w:eastAsia="Times New Roman" w:hAnsi="Aptos Narrow" w:cs="Times New Roman"/>
+                <w:color w:val="000000"/>
+                <w:lang w:eastAsia="sv-SE"/>
+              </w:rPr>
+            </w:pPr>
+            <w:r>
+              <w:rPr>
+                <w:rFonts w:ascii="Aptos Narrow" w:eastAsia="Times New Roman" w:hAnsi="Aptos Narrow" w:cs="Times New Roman"/>
+                <w:color w:val="000000"/>
+                <w:lang w:eastAsia="sv-SE"/>
+              </w:rPr>
+              <w:t>Skickad</w:t>
+            </w:r>
+          </w:p>
+        </w:tc>
+        <w:tc>
+          <w:tcPr>
+            <w:tcW w:w="1602" w:type="dxa"/>
+            <w:tcBorders>
+              <w:top w:val="nil"/>
+              <w:left w:val="nil"/>
+              <w:bottom w:val="single" w:sz="4" w:space="0" w:color="auto"/>
+              <w:right w:val="single" w:sz="4" w:space="0" w:color="auto"/>
+            </w:tcBorders>
+            <w:noWrap/>
+            <w:vAlign w:val="bottom"/>
+            <w:hideMark/>
+          </w:tcPr>
+          <w:p>
+            <w:pPr>
+              <w:spacing w:after="0" w:line="240" w:lineRule="auto"/>
+              <w:jc w:val="center"/>
+              <w:rPr>
+                <w:rFonts w:ascii="Aptos Narrow" w:eastAsia="Times New Roman" w:hAnsi="Aptos Narrow" w:cs="Times New Roman"/>
+                <w:color w:val="000000"/>
+                <w:lang w:eastAsia="sv-SE"/>
+              </w:rPr>
+            </w:pPr>
+            <w:r>
+              <w:rPr>
+                <w:rFonts w:ascii="Aptos Narrow" w:eastAsia="Times New Roman" w:hAnsi="Aptos Narrow" w:cs="Times New Roman"/>
+                <w:color w:val="000000"/>
+                <w:lang w:eastAsia="sv-SE"/>
+              </w:rPr>
+              <w:t> </w:t>
+            </w:r>
+          </w:p>
+        </w:tc>
+        <w:tc>
+          <w:tcPr>
+            <w:tcW w:w="2097" w:type="dxa"/>
+            <w:tcBorders>
+              <w:top w:val="nil"/>
+              <w:left w:val="nil"/>
+              <w:bottom w:val="single" w:sz="4" w:space="0" w:color="auto"/>
+              <w:right w:val="single" w:sz="4" w:space="0" w:color="auto"/>
+            </w:tcBorders>
+            <w:noWrap/>
+            <w:vAlign w:val="bottom"/>
+            <w:hideMark/>
+          </w:tcPr>
+          <w:p>
+            <w:pPr>
+              <w:spacing w:after="0" w:line="240" w:lineRule="auto"/>
+              <w:jc w:val="center"/>
+              <w:rPr>
+                <w:rFonts w:ascii="Aptos Narrow" w:eastAsia="Times New Roman" w:hAnsi="Aptos Narrow" w:cs="Times New Roman"/>
+                <w:color w:val="000000"/>
+                <w:lang w:eastAsia="sv-SE"/>
+              </w:rPr>
+            </w:pPr>
+            <w:r>
+              <w:rPr>
+                <w:rFonts w:ascii="Aptos Narrow" w:eastAsia="Times New Roman" w:hAnsi="Aptos Narrow" w:cs="Times New Roman"/>
+                <w:color w:val="000000"/>
+                <w:lang w:eastAsia="sv-SE"/>
+              </w:rPr>
+              <w:t>Lastad</w:t>
+            </w:r>
+          </w:p>
+        </w:tc>
+        <w:tc>
+          <w:tcPr>
+            <w:tcW w:w="1602" w:type="dxa"/>
+            <w:tcBorders>
+              <w:top w:val="nil"/>
+              <w:left w:val="nil"/>
+              <w:bottom w:val="single" w:sz="4" w:space="0" w:color="auto"/>
+              <w:right w:val="single" w:sz="4" w:space="0" w:color="auto"/>
+            </w:tcBorders>
+            <w:noWrap/>
+            <w:vAlign w:val="bottom"/>
+            <w:hideMark/>
+          </w:tcPr>
+          <w:p>
+            <w:pPr>
+              <w:spacing w:after="0" w:line="240" w:lineRule="auto"/>
+              <w:jc w:val="center"/>
+              <w:rPr>
+                <w:rFonts w:ascii="Aptos Narrow" w:eastAsia="Times New Roman" w:hAnsi="Aptos Narrow" w:cs="Times New Roman"/>
+                <w:color w:val="000000"/>
+                <w:lang w:eastAsia="sv-SE"/>
+              </w:rPr>
+            </w:pPr>
+            <w:r>
+              <w:rPr>
+                <w:rFonts w:ascii="Aptos Narrow" w:eastAsia="Times New Roman" w:hAnsi="Aptos Narrow" w:cs="Times New Roman"/>
+                <w:color w:val="000000"/>
+                <w:lang w:eastAsia="sv-SE"/>
+              </w:rPr>
+              <w:t> </w:t>
+            </w:r>
+          </w:p>
+        </w:tc>
+        <w:tc>
+          <w:tcPr>
+            <w:tcW w:w="1890" w:type="dxa"/>
+            <w:tcBorders>
+              <w:top w:val="nil"/>
+              <w:left w:val="nil"/>
+              <w:bottom w:val="single" w:sz="4" w:space="0" w:color="auto"/>
+              <w:right w:val="single" w:sz="4" w:space="0" w:color="auto"/>
+            </w:tcBorders>
+            <w:noWrap/>
+            <w:vAlign w:val="bottom"/>
+            <w:hideMark/>
+          </w:tcPr>
+          <w:p>
+            <w:pPr>
+              <w:spacing w:after="0" w:line="240" w:lineRule="auto"/>
+              <w:jc w:val="center"/>
+              <w:rPr>
+                <w:rFonts w:ascii="Aptos Narrow" w:eastAsia="Times New Roman" w:hAnsi="Aptos Narrow" w:cs="Times New Roman"/>
+                <w:color w:val="000000"/>
+                <w:lang w:eastAsia="sv-SE"/>
+              </w:rPr>
+            </w:pPr>
+            <w:r>
+              <w:rPr>
+                <w:rFonts w:ascii="Aptos Narrow" w:eastAsia="Times New Roman" w:hAnsi="Aptos Narrow" w:cs="Times New Roman"/>
+                <w:color w:val="000000"/>
+                <w:lang w:eastAsia="sv-SE"/>
+              </w:rPr>
+              <w:t> </w:t>
+            </w:r>
+          </w:p>
+        </w:tc>
+      </w:tr>
+      <w:tr>
+        <w:trPr>
+          <w:trHeight w:val="312"/>
+        </w:trPr>
+        <w:tc>
+          <w:tcPr>
+            <w:tcW w:w="718" w:type="dxa"/>
+            <w:tcBorders>
+              <w:top w:val="nil"/>
+              <w:left w:val="single" w:sz="4" w:space="0" w:color="auto"/>
+              <w:bottom w:val="single" w:sz="4" w:space="0" w:color="auto"/>
+              <w:right w:val="single" w:sz="4" w:space="0" w:color="auto"/>
+            </w:tcBorders>
+            <w:noWrap/>
+            <w:vAlign w:val="bottom"/>
+            <w:hideMark/>
+          </w:tcPr>
+          <w:p>
+            <w:pPr>
+              <w:spacing w:after="0" w:line="240" w:lineRule="auto"/>
+              <w:jc w:val="center"/>
+              <w:rPr>
+                <w:rFonts w:ascii="Aptos Narrow" w:eastAsia="Times New Roman" w:hAnsi="Aptos Narrow" w:cs="Times New Roman"/>
+                <w:b/>
+                <w:bCs/>
+                <w:color w:val="000000"/>
+                <w:lang w:eastAsia="sv-SE"/>
+              </w:rPr>
+            </w:pPr>
+            <w:r>
+              <w:rPr>
+                <w:rFonts w:ascii="Aptos Narrow" w:eastAsia="Times New Roman" w:hAnsi="Aptos Narrow" w:cs="Times New Roman"/>
+                <w:b/>
+                <w:bCs/>
+                <w:color w:val="000000"/>
+                <w:lang w:eastAsia="sv-SE"/>
+              </w:rPr>
+              <w:t>45</w:t>
+            </w:r>
+          </w:p>
+        </w:tc>
+        <w:tc>
+          <w:tcPr>
+            <w:tcW w:w="1602" w:type="dxa"/>
+            <w:tcBorders>
+              <w:top w:val="nil"/>
+              <w:left w:val="nil"/>
+              <w:bottom w:val="single" w:sz="4" w:space="0" w:color="auto"/>
+              <w:right w:val="single" w:sz="4" w:space="0" w:color="auto"/>
+            </w:tcBorders>
+            <w:noWrap/>
+            <w:vAlign w:val="bottom"/>
+            <w:hideMark/>
+          </w:tcPr>
+          <w:p>
+            <w:pPr>
+              <w:spacing w:after="0" w:line="240" w:lineRule="auto"/>
+              <w:jc w:val="center"/>
+              <w:rPr>
+                <w:rFonts w:ascii="Aptos Narrow" w:eastAsia="Times New Roman" w:hAnsi="Aptos Narrow" w:cs="Times New Roman"/>
+                <w:color w:val="000000"/>
+                <w:lang w:eastAsia="sv-SE"/>
+              </w:rPr>
+            </w:pPr>
+            <w:r>
+              <w:rPr>
+                <w:rFonts w:ascii="Aptos Narrow" w:eastAsia="Times New Roman" w:hAnsi="Aptos Narrow" w:cs="Times New Roman"/>
+                <w:color w:val="000000"/>
+                <w:lang w:eastAsia="sv-SE"/>
+              </w:rPr>
+              <w:t> </w:t>
+            </w:r>
+          </w:p>
+        </w:tc>
+        <w:tc>
+          <w:tcPr>
+            <w:tcW w:w="1602" w:type="dxa"/>
+            <w:tcBorders>
+              <w:top w:val="nil"/>
+              <w:left w:val="nil"/>
+              <w:bottom w:val="single" w:sz="4" w:space="0" w:color="auto"/>
+              <w:right w:val="single" w:sz="4" w:space="0" w:color="auto"/>
+            </w:tcBorders>
+            <w:noWrap/>
+            <w:vAlign w:val="bottom"/>
+            <w:hideMark/>
+          </w:tcPr>
+          <w:p>
+            <w:pPr>
+              <w:spacing w:after="0" w:line="240" w:lineRule="auto"/>
+              <w:jc w:val="center"/>
+              <w:rPr>
+                <w:rFonts w:ascii="Aptos Narrow" w:eastAsia="Times New Roman" w:hAnsi="Aptos Narrow" w:cs="Times New Roman"/>
+                <w:color w:val="000000"/>
+                <w:lang w:eastAsia="sv-SE"/>
+              </w:rPr>
+            </w:pPr>
+            <w:r>
+              <w:rPr>
+                <w:rFonts w:ascii="Aptos Narrow" w:eastAsia="Times New Roman" w:hAnsi="Aptos Narrow" w:cs="Times New Roman"/>
+                <w:color w:val="000000"/>
+                <w:lang w:eastAsia="sv-SE"/>
+              </w:rPr>
+              <w:t> </w:t>
+            </w:r>
+          </w:p>
+        </w:tc>
+        <w:tc>
+          <w:tcPr>
+            <w:tcW w:w="2097" w:type="dxa"/>
+            <w:tcBorders>
+              <w:top w:val="nil"/>
+              <w:left w:val="nil"/>
+              <w:bottom w:val="single" w:sz="4" w:space="0" w:color="auto"/>
+              <w:right w:val="single" w:sz="4" w:space="0" w:color="auto"/>
+            </w:tcBorders>
+            <w:noWrap/>
+            <w:vAlign w:val="bottom"/>
+            <w:hideMark/>
+          </w:tcPr>
+          <w:p>
+            <w:pPr>
+              <w:spacing w:after="0" w:line="240" w:lineRule="auto"/>
+              <w:jc w:val="center"/>
+              <w:rPr>
+                <w:rFonts w:ascii="Aptos Narrow" w:eastAsia="Times New Roman" w:hAnsi="Aptos Narrow" w:cs="Times New Roman"/>
+                <w:color w:val="000000"/>
+                <w:lang w:eastAsia="sv-SE"/>
+              </w:rPr>
+            </w:pPr>
+            <w:r>
+              <w:rPr>
+                <w:rFonts w:ascii="Aptos Narrow" w:eastAsia="Times New Roman" w:hAnsi="Aptos Narrow" w:cs="Times New Roman"/>
+                <w:color w:val="000000"/>
+                <w:lang w:eastAsia="sv-SE"/>
+              </w:rPr>
+              <w:t>Transport bokad</w:t>
+            </w:r>
+          </w:p>
+        </w:tc>
+        <w:tc>
+          <w:tcPr>
+            <w:tcW w:w="1602" w:type="dxa"/>
+            <w:tcBorders>
+              <w:top w:val="nil"/>
+              <w:left w:val="nil"/>
+              <w:bottom w:val="single" w:sz="4" w:space="0" w:color="auto"/>
+              <w:right w:val="single" w:sz="4" w:space="0" w:color="auto"/>
+            </w:tcBorders>
+            <w:noWrap/>
+            <w:vAlign w:val="bottom"/>
+            <w:hideMark/>
+          </w:tcPr>
+          <w:p>
+            <w:pPr>
+              <w:spacing w:after="0" w:line="240" w:lineRule="auto"/>
+              <w:jc w:val="center"/>
+              <w:rPr>
+                <w:rFonts w:ascii="Aptos Narrow" w:eastAsia="Times New Roman" w:hAnsi="Aptos Narrow" w:cs="Times New Roman"/>
+                <w:color w:val="000000"/>
+                <w:lang w:eastAsia="sv-SE"/>
+              </w:rPr>
+            </w:pPr>
+            <w:r>
+              <w:rPr>
+                <w:rFonts w:ascii="Aptos Narrow" w:eastAsia="Times New Roman" w:hAnsi="Aptos Narrow" w:cs="Times New Roman"/>
+                <w:color w:val="000000"/>
+                <w:lang w:eastAsia="sv-SE"/>
+              </w:rPr>
+              <w:t> </w:t>
+            </w:r>
+          </w:p>
+        </w:tc>
+        <w:tc>
+          <w:tcPr>
+            <w:tcW w:w="1890" w:type="dxa"/>
+            <w:tcBorders>
+              <w:top w:val="nil"/>
+              <w:left w:val="nil"/>
+              <w:bottom w:val="single" w:sz="4" w:space="0" w:color="auto"/>
+              <w:right w:val="single" w:sz="4" w:space="0" w:color="auto"/>
+            </w:tcBorders>
+            <w:noWrap/>
+            <w:vAlign w:val="bottom"/>
+            <w:hideMark/>
+          </w:tcPr>
+          <w:p>
+            <w:pPr>
+              <w:spacing w:after="0" w:line="240" w:lineRule="auto"/>
+              <w:jc w:val="center"/>
+              <w:rPr>
+                <w:rFonts w:ascii="Aptos Narrow" w:eastAsia="Times New Roman" w:hAnsi="Aptos Narrow" w:cs="Times New Roman"/>
+                <w:color w:val="000000"/>
+                <w:lang w:eastAsia="sv-SE"/>
+              </w:rPr>
+            </w:pPr>
+            <w:r>
+              <w:rPr>
+                <w:rFonts w:ascii="Aptos Narrow" w:eastAsia="Times New Roman" w:hAnsi="Aptos Narrow" w:cs="Times New Roman"/>
+                <w:color w:val="000000"/>
+                <w:lang w:eastAsia="sv-SE"/>
+              </w:rPr>
+              <w:t> </w:t>
+            </w:r>
+          </w:p>
+        </w:tc>
+      </w:tr>
+      <w:tr>
+        <w:trPr>
+          <w:trHeight w:val="312"/>
+        </w:trPr>
+        <w:tc>
+          <w:tcPr>
+            <w:tcW w:w="718" w:type="dxa"/>
+            <w:tcBorders>
+              <w:top w:val="nil"/>
+              <w:left w:val="single" w:sz="4" w:space="0" w:color="auto"/>
+              <w:bottom w:val="single" w:sz="4" w:space="0" w:color="auto"/>
+              <w:right w:val="single" w:sz="4" w:space="0" w:color="auto"/>
+            </w:tcBorders>
+            <w:noWrap/>
+            <w:vAlign w:val="bottom"/>
+            <w:hideMark/>
+          </w:tcPr>
+          <w:p>
+            <w:pPr>
+              <w:spacing w:after="0" w:line="240" w:lineRule="auto"/>
+              <w:jc w:val="center"/>
+              <w:rPr>
+                <w:rFonts w:ascii="Aptos Narrow" w:eastAsia="Times New Roman" w:hAnsi="Aptos Narrow" w:cs="Times New Roman"/>
+                <w:b/>
+                <w:bCs/>
+                <w:color w:val="000000"/>
+                <w:lang w:eastAsia="sv-SE"/>
+              </w:rPr>
+            </w:pPr>
+            <w:r>
+              <w:rPr>
+                <w:rFonts w:ascii="Aptos Narrow" w:eastAsia="Times New Roman" w:hAnsi="Aptos Narrow" w:cs="Times New Roman"/>
+                <w:b/>
+                <w:bCs/>
+                <w:color w:val="000000"/>
+                <w:lang w:eastAsia="sv-SE"/>
+              </w:rPr>
+              <w:t>40</w:t>
+            </w:r>
+          </w:p>
+        </w:tc>
+        <w:tc>
+          <w:tcPr>
+            <w:tcW w:w="1602" w:type="dxa"/>
+            <w:tcBorders>
+              <w:top w:val="nil"/>
+              <w:left w:val="nil"/>
+              <w:bottom w:val="single" w:sz="4" w:space="0" w:color="auto"/>
+              <w:right w:val="single" w:sz="4" w:space="0" w:color="auto"/>
+            </w:tcBorders>
+            <w:noWrap/>
+            <w:vAlign w:val="bottom"/>
+            <w:hideMark/>
+          </w:tcPr>
+          <w:p>
+            <w:pPr>
+              <w:spacing w:after="0" w:line="240" w:lineRule="auto"/>
+              <w:jc w:val="center"/>
+              <w:rPr>
+                <w:rFonts w:ascii="Aptos Narrow" w:eastAsia="Times New Roman" w:hAnsi="Aptos Narrow" w:cs="Times New Roman"/>
+                <w:color w:val="000000"/>
+                <w:lang w:eastAsia="sv-SE"/>
+              </w:rPr>
+            </w:pPr>
+            <w:r>
+              <w:rPr>
+                <w:rFonts w:ascii="Aptos Narrow" w:eastAsia="Times New Roman" w:hAnsi="Aptos Narrow" w:cs="Times New Roman"/>
+                <w:color w:val="000000"/>
+                <w:lang w:eastAsia="sv-SE"/>
+              </w:rPr>
+              <w:t>Återrapporterad</w:t>
+            </w:r>
+          </w:p>
+        </w:tc>
+        <w:tc>
+          <w:tcPr>
+            <w:tcW w:w="1602" w:type="dxa"/>
+            <w:tcBorders>
+              <w:top w:val="nil"/>
+              <w:left w:val="nil"/>
+              <w:bottom w:val="single" w:sz="4" w:space="0" w:color="auto"/>
+              <w:right w:val="single" w:sz="4" w:space="0" w:color="auto"/>
+            </w:tcBorders>
+            <w:noWrap/>
+            <w:vAlign w:val="bottom"/>
+            <w:hideMark/>
+          </w:tcPr>
+          <w:p>
+            <w:pPr>
+              <w:spacing w:after="0" w:line="240" w:lineRule="auto"/>
+              <w:jc w:val="center"/>
+              <w:rPr>
+                <w:rFonts w:ascii="Aptos Narrow" w:eastAsia="Times New Roman" w:hAnsi="Aptos Narrow" w:cs="Times New Roman"/>
+                <w:color w:val="000000"/>
+                <w:lang w:eastAsia="sv-SE"/>
+              </w:rPr>
+            </w:pPr>
+            <w:r>
+              <w:rPr>
+                <w:rFonts w:ascii="Aptos Narrow" w:eastAsia="Times New Roman" w:hAnsi="Aptos Narrow" w:cs="Times New Roman"/>
+                <w:color w:val="000000"/>
+                <w:lang w:eastAsia="sv-SE"/>
+              </w:rPr>
+              <w:t> </w:t>
+            </w:r>
+          </w:p>
+        </w:tc>
+        <w:tc>
+          <w:tcPr>
+            <w:tcW w:w="2097" w:type="dxa"/>
+            <w:tcBorders>
+              <w:top w:val="nil"/>
+              <w:left w:val="nil"/>
+              <w:bottom w:val="single" w:sz="4" w:space="0" w:color="auto"/>
+              <w:right w:val="single" w:sz="4" w:space="0" w:color="auto"/>
+            </w:tcBorders>
+            <w:noWrap/>
+            <w:vAlign w:val="bottom"/>
+            <w:hideMark/>
+          </w:tcPr>
+          <w:p>
+            <w:pPr>
+              <w:spacing w:after="0" w:line="240" w:lineRule="auto"/>
+              <w:jc w:val="center"/>
+              <w:rPr>
+                <w:rFonts w:ascii="Aptos Narrow" w:eastAsia="Times New Roman" w:hAnsi="Aptos Narrow" w:cs="Times New Roman"/>
+                <w:color w:val="000000"/>
+                <w:lang w:eastAsia="sv-SE"/>
+              </w:rPr>
+            </w:pPr>
+            <w:r>
+              <w:rPr>
+                <w:rFonts w:ascii="Aptos Narrow" w:eastAsia="Times New Roman" w:hAnsi="Aptos Narrow" w:cs="Times New Roman"/>
+                <w:color w:val="000000"/>
+                <w:lang w:eastAsia="sv-SE"/>
+              </w:rPr>
+              <w:t>På utlastningsyta</w:t>
+            </w:r>
+          </w:p>
+        </w:tc>
+        <w:tc>
+          <w:tcPr>
+            <w:tcW w:w="1602" w:type="dxa"/>
+            <w:tcBorders>
+              <w:top w:val="nil"/>
+              <w:left w:val="nil"/>
+              <w:bottom w:val="single" w:sz="4" w:space="0" w:color="auto"/>
+              <w:right w:val="single" w:sz="4" w:space="0" w:color="auto"/>
+            </w:tcBorders>
+            <w:noWrap/>
+            <w:vAlign w:val="bottom"/>
+            <w:hideMark/>
+          </w:tcPr>
+          <w:p>
+            <w:pPr>
+              <w:spacing w:after="0" w:line="240" w:lineRule="auto"/>
+              <w:jc w:val="center"/>
+              <w:rPr>
+                <w:rFonts w:ascii="Aptos Narrow" w:eastAsia="Times New Roman" w:hAnsi="Aptos Narrow" w:cs="Times New Roman"/>
+                <w:color w:val="000000"/>
+                <w:lang w:eastAsia="sv-SE"/>
+              </w:rPr>
+            </w:pPr>
+            <w:r>
+              <w:rPr>
+                <w:rFonts w:ascii="Aptos Narrow" w:eastAsia="Times New Roman" w:hAnsi="Aptos Narrow" w:cs="Times New Roman"/>
+                <w:color w:val="000000"/>
+                <w:lang w:eastAsia="sv-SE"/>
+              </w:rPr>
+              <w:t> </w:t>
+            </w:r>
+          </w:p>
+        </w:tc>
+        <w:tc>
+          <w:tcPr>
+            <w:tcW w:w="1890" w:type="dxa"/>
+            <w:tcBorders>
+              <w:top w:val="nil"/>
+              <w:left w:val="nil"/>
+              <w:bottom w:val="single" w:sz="4" w:space="0" w:color="auto"/>
+              <w:right w:val="single" w:sz="4" w:space="0" w:color="auto"/>
+            </w:tcBorders>
+            <w:noWrap/>
+            <w:vAlign w:val="bottom"/>
+            <w:hideMark/>
+          </w:tcPr>
+          <w:p>
+            <w:pPr>
+              <w:spacing w:after="0" w:line="240" w:lineRule="auto"/>
+              <w:jc w:val="center"/>
+              <w:rPr>
+                <w:rFonts w:ascii="Aptos Narrow" w:eastAsia="Times New Roman" w:hAnsi="Aptos Narrow" w:cs="Times New Roman"/>
+                <w:color w:val="000000"/>
+                <w:lang w:eastAsia="sv-SE"/>
+              </w:rPr>
+            </w:pPr>
+            <w:r>
+              <w:rPr>
+                <w:rFonts w:ascii="Aptos Narrow" w:eastAsia="Times New Roman" w:hAnsi="Aptos Narrow" w:cs="Times New Roman"/>
+                <w:color w:val="000000"/>
+                <w:lang w:eastAsia="sv-SE"/>
+              </w:rPr>
+              <w:t>Färdig</w:t>
+            </w:r>
+          </w:p>
+        </w:tc>
+      </w:tr>
+      <w:tr>
+        <w:trPr>
+          <w:trHeight w:val="312"/>
+        </w:trPr>
+        <w:tc>
+          <w:tcPr>
+            <w:tcW w:w="718" w:type="dxa"/>
+            <w:tcBorders>
+              <w:top w:val="nil"/>
+              <w:left w:val="single" w:sz="4" w:space="0" w:color="auto"/>
+              <w:bottom w:val="single" w:sz="4" w:space="0" w:color="auto"/>
+              <w:right w:val="single" w:sz="4" w:space="0" w:color="auto"/>
+            </w:tcBorders>
+            <w:noWrap/>
+            <w:vAlign w:val="bottom"/>
+            <w:hideMark/>
+          </w:tcPr>
+          <w:p>
+            <w:pPr>
+              <w:spacing w:after="0" w:line="240" w:lineRule="auto"/>
+              <w:jc w:val="center"/>
+              <w:rPr>
+                <w:rFonts w:ascii="Aptos Narrow" w:eastAsia="Times New Roman" w:hAnsi="Aptos Narrow" w:cs="Times New Roman"/>
+                <w:b/>
+                <w:bCs/>
+                <w:color w:val="000000"/>
+                <w:lang w:eastAsia="sv-SE"/>
+              </w:rPr>
+            </w:pPr>
+            <w:r>
+              <w:rPr>
+                <w:rFonts w:ascii="Aptos Narrow" w:eastAsia="Times New Roman" w:hAnsi="Aptos Narrow" w:cs="Times New Roman"/>
+                <w:b/>
+                <w:bCs/>
+                <w:color w:val="000000"/>
+                <w:lang w:eastAsia="sv-SE"/>
+              </w:rPr>
+              <w:t>39</w:t>
+            </w:r>
+          </w:p>
+        </w:tc>
+        <w:tc>
+          <w:tcPr>
+            <w:tcW w:w="1602" w:type="dxa"/>
+            <w:tcBorders>
+              <w:top w:val="nil"/>
+              <w:left w:val="nil"/>
+              <w:bottom w:val="single" w:sz="4" w:space="0" w:color="auto"/>
+              <w:right w:val="single" w:sz="4" w:space="0" w:color="auto"/>
+            </w:tcBorders>
+            <w:noWrap/>
+            <w:vAlign w:val="bottom"/>
+            <w:hideMark/>
+          </w:tcPr>
+          <w:p>
+            <w:pPr>
+              <w:spacing w:after="0" w:line="240" w:lineRule="auto"/>
+              <w:jc w:val="center"/>
+              <w:rPr>
+                <w:rFonts w:ascii="Aptos Narrow" w:eastAsia="Times New Roman" w:hAnsi="Aptos Narrow" w:cs="Times New Roman"/>
+                <w:color w:val="000000"/>
+                <w:lang w:eastAsia="sv-SE"/>
+              </w:rPr>
+            </w:pPr>
+            <w:r>
+              <w:rPr>
+                <w:rFonts w:ascii="Aptos Narrow" w:eastAsia="Times New Roman" w:hAnsi="Aptos Narrow" w:cs="Times New Roman"/>
+                <w:color w:val="000000"/>
+                <w:lang w:eastAsia="sv-SE"/>
+              </w:rPr>
+              <w:t>Avisering</w:t>
+            </w:r>
+          </w:p>
+        </w:tc>
+        <w:tc>
+          <w:tcPr>
+            <w:tcW w:w="1602" w:type="dxa"/>
+            <w:tcBorders>
+              <w:top w:val="nil"/>
+              <w:left w:val="nil"/>
+              <w:bottom w:val="single" w:sz="4" w:space="0" w:color="auto"/>
+              <w:right w:val="single" w:sz="4" w:space="0" w:color="auto"/>
+            </w:tcBorders>
+            <w:noWrap/>
+            <w:vAlign w:val="bottom"/>
+            <w:hideMark/>
+          </w:tcPr>
+          <w:p>
+            <w:pPr>
+              <w:spacing w:after="0" w:line="240" w:lineRule="auto"/>
+              <w:jc w:val="center"/>
+              <w:rPr>
+                <w:rFonts w:ascii="Aptos Narrow" w:eastAsia="Times New Roman" w:hAnsi="Aptos Narrow" w:cs="Times New Roman"/>
+                <w:color w:val="000000"/>
+                <w:lang w:eastAsia="sv-SE"/>
+              </w:rPr>
+            </w:pPr>
+            <w:r>
+              <w:rPr>
+                <w:rFonts w:ascii="Aptos Narrow" w:eastAsia="Times New Roman" w:hAnsi="Aptos Narrow" w:cs="Times New Roman"/>
+                <w:color w:val="000000"/>
+                <w:lang w:eastAsia="sv-SE"/>
+              </w:rPr>
+              <w:t> </w:t>
+            </w:r>
+          </w:p>
+        </w:tc>
+        <w:tc>
+          <w:tcPr>
+            <w:tcW w:w="2097" w:type="dxa"/>
+            <w:tcBorders>
+              <w:top w:val="nil"/>
+              <w:left w:val="nil"/>
+              <w:bottom w:val="single" w:sz="4" w:space="0" w:color="auto"/>
+              <w:right w:val="single" w:sz="4" w:space="0" w:color="auto"/>
+            </w:tcBorders>
+            <w:noWrap/>
+            <w:vAlign w:val="bottom"/>
+            <w:hideMark/>
+          </w:tcPr>
+          <w:p>
+            <w:pPr>
+              <w:spacing w:after="0" w:line="240" w:lineRule="auto"/>
+              <w:jc w:val="center"/>
+              <w:rPr>
+                <w:rFonts w:ascii="Aptos Narrow" w:eastAsia="Times New Roman" w:hAnsi="Aptos Narrow" w:cs="Times New Roman"/>
+                <w:color w:val="000000"/>
+                <w:lang w:eastAsia="sv-SE"/>
+              </w:rPr>
+            </w:pPr>
+            <w:r>
+              <w:rPr>
+                <w:rFonts w:ascii="Aptos Narrow" w:eastAsia="Times New Roman" w:hAnsi="Aptos Narrow" w:cs="Times New Roman"/>
+                <w:color w:val="000000"/>
+                <w:lang w:eastAsia="sv-SE"/>
+              </w:rPr>
+              <w:t> </w:t>
+            </w:r>
+          </w:p>
+        </w:tc>
+        <w:tc>
+          <w:tcPr>
+            <w:tcW w:w="1602" w:type="dxa"/>
+            <w:tcBorders>
+              <w:top w:val="nil"/>
+              <w:left w:val="nil"/>
+              <w:bottom w:val="single" w:sz="4" w:space="0" w:color="auto"/>
+              <w:right w:val="single" w:sz="4" w:space="0" w:color="auto"/>
+            </w:tcBorders>
+            <w:noWrap/>
+            <w:vAlign w:val="bottom"/>
+            <w:hideMark/>
+          </w:tcPr>
+          <w:p>
+            <w:pPr>
+              <w:spacing w:after="0" w:line="240" w:lineRule="auto"/>
+              <w:jc w:val="center"/>
+              <w:rPr>
+                <w:rFonts w:ascii="Aptos Narrow" w:eastAsia="Times New Roman" w:hAnsi="Aptos Narrow" w:cs="Times New Roman"/>
+                <w:color w:val="000000"/>
+                <w:lang w:eastAsia="sv-SE"/>
+              </w:rPr>
+            </w:pPr>
+            <w:r>
+              <w:rPr>
+                <w:rFonts w:ascii="Aptos Narrow" w:eastAsia="Times New Roman" w:hAnsi="Aptos Narrow" w:cs="Times New Roman"/>
+                <w:color w:val="000000"/>
+                <w:lang w:eastAsia="sv-SE"/>
+              </w:rPr>
+              <w:t> </w:t>
+            </w:r>
+          </w:p>
+        </w:tc>
+        <w:tc>
+          <w:tcPr>
+            <w:tcW w:w="1890" w:type="dxa"/>
+            <w:tcBorders>
+              <w:top w:val="nil"/>
+              <w:left w:val="nil"/>
+              <w:bottom w:val="single" w:sz="4" w:space="0" w:color="auto"/>
+              <w:right w:val="single" w:sz="4" w:space="0" w:color="auto"/>
+            </w:tcBorders>
+            <w:noWrap/>
+            <w:vAlign w:val="bottom"/>
+            <w:hideMark/>
+          </w:tcPr>
+          <w:p>
+            <w:pPr>
+              <w:spacing w:after="0" w:line="240" w:lineRule="auto"/>
+              <w:jc w:val="center"/>
+              <w:rPr>
+                <w:rFonts w:ascii="Aptos Narrow" w:eastAsia="Times New Roman" w:hAnsi="Aptos Narrow" w:cs="Times New Roman"/>
+                <w:color w:val="000000"/>
+                <w:lang w:eastAsia="sv-SE"/>
+              </w:rPr>
+            </w:pPr>
+            <w:r>
+              <w:rPr>
+                <w:rFonts w:ascii="Aptos Narrow" w:eastAsia="Times New Roman" w:hAnsi="Aptos Narrow" w:cs="Times New Roman"/>
+                <w:color w:val="000000"/>
+                <w:lang w:eastAsia="sv-SE"/>
+              </w:rPr>
+              <w:t> </w:t>
+            </w:r>
+          </w:p>
+        </w:tc>
+      </w:tr>
+      <w:tr>
+        <w:trPr>
+          <w:trHeight w:val="312"/>
+        </w:trPr>
+        <w:tc>
+          <w:tcPr>
+            <w:tcW w:w="718" w:type="dxa"/>
+            <w:tcBorders>
+              <w:top w:val="nil"/>
+              <w:left w:val="single" w:sz="4" w:space="0" w:color="auto"/>
+              <w:bottom w:val="single" w:sz="4" w:space="0" w:color="auto"/>
+              <w:right w:val="single" w:sz="4" w:space="0" w:color="auto"/>
+            </w:tcBorders>
+            <w:noWrap/>
+            <w:vAlign w:val="bottom"/>
+            <w:hideMark/>
+          </w:tcPr>
+          <w:p>
+            <w:pPr>
+              <w:spacing w:after="0" w:line="240" w:lineRule="auto"/>
+              <w:jc w:val="center"/>
+              <w:rPr>
+                <w:rFonts w:ascii="Aptos Narrow" w:eastAsia="Times New Roman" w:hAnsi="Aptos Narrow" w:cs="Times New Roman"/>
+                <w:b/>
+                <w:bCs/>
+                <w:color w:val="000000"/>
+                <w:lang w:eastAsia="sv-SE"/>
+              </w:rPr>
+            </w:pPr>
+            <w:r>
+              <w:rPr>
+                <w:rFonts w:ascii="Aptos Narrow" w:eastAsia="Times New Roman" w:hAnsi="Aptos Narrow" w:cs="Times New Roman"/>
+                <w:b/>
+                <w:bCs/>
+                <w:color w:val="000000"/>
+                <w:lang w:eastAsia="sv-SE"/>
+              </w:rPr>
+              <w:t>38</w:t>
+            </w:r>
+          </w:p>
+        </w:tc>
+        <w:tc>
+          <w:tcPr>
+            <w:tcW w:w="1602" w:type="dxa"/>
+            <w:tcBorders>
+              <w:top w:val="nil"/>
+              <w:left w:val="nil"/>
+              <w:bottom w:val="single" w:sz="4" w:space="0" w:color="auto"/>
+              <w:right w:val="single" w:sz="4" w:space="0" w:color="auto"/>
+            </w:tcBorders>
+            <w:noWrap/>
+            <w:vAlign w:val="bottom"/>
+            <w:hideMark/>
+          </w:tcPr>
+          <w:p>
+            <w:pPr>
+              <w:spacing w:after="0" w:line="240" w:lineRule="auto"/>
+              <w:jc w:val="center"/>
+              <w:rPr>
+                <w:rFonts w:ascii="Aptos Narrow" w:eastAsia="Times New Roman" w:hAnsi="Aptos Narrow" w:cs="Times New Roman"/>
+                <w:color w:val="000000"/>
+                <w:lang w:eastAsia="sv-SE"/>
+              </w:rPr>
+            </w:pPr>
+            <w:r>
+              <w:rPr>
+                <w:rFonts w:ascii="Aptos Narrow" w:eastAsia="Times New Roman" w:hAnsi="Aptos Narrow" w:cs="Times New Roman"/>
+                <w:color w:val="000000"/>
+                <w:lang w:eastAsia="sv-SE"/>
+              </w:rPr>
+              <w:t>Manuellt plockat</w:t>
+            </w:r>
+          </w:p>
+        </w:tc>
+        <w:tc>
+          <w:tcPr>
+            <w:tcW w:w="1602" w:type="dxa"/>
+            <w:tcBorders>
+              <w:top w:val="nil"/>
+              <w:left w:val="nil"/>
+              <w:bottom w:val="single" w:sz="4" w:space="0" w:color="auto"/>
+              <w:right w:val="single" w:sz="4" w:space="0" w:color="auto"/>
+            </w:tcBorders>
+            <w:vAlign w:val="center"/>
+            <w:hideMark/>
+          </w:tcPr>
+          <w:p>
+            <w:pPr>
+              <w:spacing w:after="0" w:line="240" w:lineRule="auto"/>
+              <w:jc w:val="center"/>
+              <w:rPr>
+                <w:rFonts w:ascii="Aptos Narrow" w:eastAsia="Times New Roman" w:hAnsi="Aptos Narrow" w:cs="Times New Roman"/>
+                <w:color w:val="000000"/>
+                <w:lang w:eastAsia="sv-SE"/>
+              </w:rPr>
+            </w:pPr>
+            <w:r>
+              <w:rPr>
+                <w:rFonts w:ascii="Aptos Narrow" w:eastAsia="Times New Roman" w:hAnsi="Aptos Narrow" w:cs="Times New Roman"/>
+                <w:color w:val="000000"/>
+                <w:lang w:eastAsia="sv-SE"/>
+              </w:rPr>
+              <w:t>Reserverad</w:t>
+            </w:r>
+          </w:p>
+        </w:tc>
+        <w:tc>
+          <w:tcPr>
+            <w:tcW w:w="2097" w:type="dxa"/>
+            <w:tcBorders>
+              <w:top w:val="nil"/>
+              <w:left w:val="nil"/>
+              <w:bottom w:val="single" w:sz="4" w:space="0" w:color="auto"/>
+              <w:right w:val="single" w:sz="4" w:space="0" w:color="auto"/>
+            </w:tcBorders>
+            <w:noWrap/>
+            <w:vAlign w:val="bottom"/>
+            <w:hideMark/>
+          </w:tcPr>
+          <w:p>
+            <w:pPr>
+              <w:spacing w:after="0" w:line="240" w:lineRule="auto"/>
+              <w:jc w:val="center"/>
+              <w:rPr>
+                <w:rFonts w:ascii="Aptos Narrow" w:eastAsia="Times New Roman" w:hAnsi="Aptos Narrow" w:cs="Times New Roman"/>
+                <w:color w:val="000000"/>
+                <w:lang w:eastAsia="sv-SE"/>
+              </w:rPr>
+            </w:pPr>
+            <w:r>
+              <w:rPr>
+                <w:rFonts w:ascii="Aptos Narrow" w:eastAsia="Times New Roman" w:hAnsi="Aptos Narrow" w:cs="Times New Roman"/>
+                <w:color w:val="000000"/>
+                <w:lang w:eastAsia="sv-SE"/>
+              </w:rPr>
+              <w:t>Ställd på S plats</w:t>
+            </w:r>
+          </w:p>
+        </w:tc>
+        <w:tc>
+          <w:tcPr>
+            <w:tcW w:w="1602" w:type="dxa"/>
+            <w:tcBorders>
+              <w:top w:val="nil"/>
+              <w:left w:val="nil"/>
+              <w:bottom w:val="single" w:sz="4" w:space="0" w:color="auto"/>
+              <w:right w:val="single" w:sz="4" w:space="0" w:color="auto"/>
+            </w:tcBorders>
+            <w:noWrap/>
+            <w:vAlign w:val="bottom"/>
+            <w:hideMark/>
+          </w:tcPr>
+          <w:p>
+            <w:pPr>
+              <w:spacing w:after="0" w:line="240" w:lineRule="auto"/>
+              <w:jc w:val="center"/>
+              <w:rPr>
+                <w:rFonts w:ascii="Aptos Narrow" w:eastAsia="Times New Roman" w:hAnsi="Aptos Narrow" w:cs="Times New Roman"/>
+                <w:color w:val="000000"/>
+                <w:lang w:eastAsia="sv-SE"/>
+              </w:rPr>
+            </w:pPr>
+            <w:r>
+              <w:rPr>
+                <w:rFonts w:ascii="Aptos Narrow" w:eastAsia="Times New Roman" w:hAnsi="Aptos Narrow" w:cs="Times New Roman"/>
+                <w:color w:val="000000"/>
+                <w:lang w:eastAsia="sv-SE"/>
+              </w:rPr>
+              <w:t> </w:t>
+            </w:r>
+          </w:p>
+        </w:tc>
+        <w:tc>
+          <w:tcPr>
+            <w:tcW w:w="1890" w:type="dxa"/>
+            <w:tcBorders>
+              <w:top w:val="nil"/>
+              <w:left w:val="nil"/>
+              <w:bottom w:val="single" w:sz="4" w:space="0" w:color="auto"/>
+              <w:right w:val="single" w:sz="4" w:space="0" w:color="auto"/>
+            </w:tcBorders>
+            <w:noWrap/>
+            <w:vAlign w:val="bottom"/>
+            <w:hideMark/>
+          </w:tcPr>
+          <w:p>
+            <w:pPr>
+              <w:spacing w:after="0" w:line="240" w:lineRule="auto"/>
+              <w:jc w:val="center"/>
+              <w:rPr>
+                <w:rFonts w:ascii="Aptos Narrow" w:eastAsia="Times New Roman" w:hAnsi="Aptos Narrow" w:cs="Times New Roman"/>
+                <w:color w:val="000000"/>
+                <w:lang w:eastAsia="sv-SE"/>
+              </w:rPr>
+            </w:pPr>
+            <w:r>
+              <w:rPr>
+                <w:rFonts w:ascii="Aptos Narrow" w:eastAsia="Times New Roman" w:hAnsi="Aptos Narrow" w:cs="Times New Roman"/>
+                <w:color w:val="000000"/>
+                <w:lang w:eastAsia="sv-SE"/>
+              </w:rPr>
+              <w:t>Rest</w:t>
+            </w:r>
+          </w:p>
+        </w:tc>
+      </w:tr>
+      <w:tr>
+        <w:trPr>
+          <w:trHeight w:val="312"/>
+        </w:trPr>
+        <w:tc>
+          <w:tcPr>
+            <w:tcW w:w="718" w:type="dxa"/>
+            <w:tcBorders>
+              <w:top w:val="nil"/>
+              <w:left w:val="single" w:sz="4" w:space="0" w:color="auto"/>
+              <w:bottom w:val="single" w:sz="4" w:space="0" w:color="auto"/>
+              <w:right w:val="single" w:sz="4" w:space="0" w:color="auto"/>
+            </w:tcBorders>
+            <w:noWrap/>
+            <w:vAlign w:val="bottom"/>
+            <w:hideMark/>
+          </w:tcPr>
+          <w:p>
+            <w:pPr>
+              <w:spacing w:after="0" w:line="240" w:lineRule="auto"/>
+              <w:jc w:val="center"/>
+              <w:rPr>
+                <w:rFonts w:ascii="Aptos Narrow" w:eastAsia="Times New Roman" w:hAnsi="Aptos Narrow" w:cs="Times New Roman"/>
+                <w:b/>
+                <w:bCs/>
+                <w:color w:val="000000"/>
+                <w:lang w:eastAsia="sv-SE"/>
+              </w:rPr>
+            </w:pPr>
+            <w:r>
+              <w:rPr>
+                <w:rFonts w:ascii="Aptos Narrow" w:eastAsia="Times New Roman" w:hAnsi="Aptos Narrow" w:cs="Times New Roman"/>
+                <w:b/>
+                <w:bCs/>
+                <w:color w:val="000000"/>
+                <w:lang w:eastAsia="sv-SE"/>
+              </w:rPr>
+              <w:t>37</w:t>
+            </w:r>
+          </w:p>
+        </w:tc>
+        <w:tc>
+          <w:tcPr>
+            <w:tcW w:w="1602" w:type="dxa"/>
+            <w:tcBorders>
+              <w:top w:val="nil"/>
+              <w:left w:val="nil"/>
+              <w:bottom w:val="single" w:sz="4" w:space="0" w:color="auto"/>
+              <w:right w:val="single" w:sz="4" w:space="0" w:color="auto"/>
+            </w:tcBorders>
+            <w:noWrap/>
+            <w:vAlign w:val="bottom"/>
+            <w:hideMark/>
+          </w:tcPr>
+          <w:p>
+            <w:pPr>
+              <w:spacing w:after="0" w:line="240" w:lineRule="auto"/>
+              <w:jc w:val="center"/>
+              <w:rPr>
+                <w:rFonts w:ascii="Aptos Narrow" w:eastAsia="Times New Roman" w:hAnsi="Aptos Narrow" w:cs="Times New Roman"/>
+                <w:color w:val="000000"/>
+                <w:lang w:eastAsia="sv-SE"/>
+              </w:rPr>
+            </w:pPr>
+            <w:r>
+              <w:rPr>
+                <w:rFonts w:ascii="Aptos Narrow" w:eastAsia="Times New Roman" w:hAnsi="Aptos Narrow" w:cs="Times New Roman"/>
+                <w:color w:val="000000"/>
+                <w:lang w:eastAsia="sv-SE"/>
+              </w:rPr>
+              <w:t xml:space="preserve">Pall ej </w:t>
+            </w:r>
+            <w:proofErr w:type="spellStart"/>
+            <w:r>
+              <w:rPr>
+                <w:rFonts w:ascii="Aptos Narrow" w:eastAsia="Times New Roman" w:hAnsi="Aptos Narrow" w:cs="Times New Roman"/>
+                <w:color w:val="000000"/>
+                <w:lang w:eastAsia="sv-SE"/>
+              </w:rPr>
+              <w:t>avcheckad</w:t>
+            </w:r>
+            <w:proofErr w:type="spellEnd"/>
+          </w:p>
+        </w:tc>
+        <w:tc>
+          <w:tcPr>
+            <w:tcW w:w="1602" w:type="dxa"/>
+            <w:tcBorders>
+              <w:top w:val="nil"/>
+              <w:left w:val="nil"/>
+              <w:bottom w:val="single" w:sz="4" w:space="0" w:color="auto"/>
+              <w:right w:val="single" w:sz="4" w:space="0" w:color="auto"/>
+            </w:tcBorders>
+            <w:noWrap/>
+            <w:vAlign w:val="bottom"/>
+            <w:hideMark/>
+          </w:tcPr>
+          <w:p>
+            <w:pPr>
+              <w:spacing w:after="0" w:line="240" w:lineRule="auto"/>
+              <w:jc w:val="center"/>
+              <w:rPr>
+                <w:rFonts w:ascii="Aptos Narrow" w:eastAsia="Times New Roman" w:hAnsi="Aptos Narrow" w:cs="Times New Roman"/>
+                <w:color w:val="000000"/>
+                <w:lang w:eastAsia="sv-SE"/>
+              </w:rPr>
+            </w:pPr>
+            <w:r>
+              <w:rPr>
+                <w:rFonts w:ascii="Aptos Narrow" w:eastAsia="Times New Roman" w:hAnsi="Aptos Narrow" w:cs="Times New Roman"/>
+                <w:color w:val="000000"/>
+                <w:lang w:eastAsia="sv-SE"/>
+              </w:rPr>
+              <w:t>SPC Kvitterat</w:t>
+            </w:r>
+          </w:p>
+        </w:tc>
+        <w:tc>
+          <w:tcPr>
+            <w:tcW w:w="2097" w:type="dxa"/>
+            <w:tcBorders>
+              <w:top w:val="nil"/>
+              <w:left w:val="nil"/>
+              <w:bottom w:val="single" w:sz="4" w:space="0" w:color="auto"/>
+              <w:right w:val="single" w:sz="4" w:space="0" w:color="auto"/>
+            </w:tcBorders>
+            <w:noWrap/>
+            <w:vAlign w:val="bottom"/>
+            <w:hideMark/>
+          </w:tcPr>
+          <w:p>
+            <w:pPr>
+              <w:spacing w:after="0" w:line="240" w:lineRule="auto"/>
+              <w:jc w:val="center"/>
+              <w:rPr>
+                <w:rFonts w:ascii="Aptos Narrow" w:eastAsia="Times New Roman" w:hAnsi="Aptos Narrow" w:cs="Times New Roman"/>
+                <w:color w:val="000000"/>
+                <w:lang w:eastAsia="sv-SE"/>
+              </w:rPr>
+            </w:pPr>
+            <w:r>
+              <w:rPr>
+                <w:rFonts w:ascii="Aptos Narrow" w:eastAsia="Times New Roman" w:hAnsi="Aptos Narrow" w:cs="Times New Roman"/>
+                <w:color w:val="000000"/>
+                <w:lang w:eastAsia="sv-SE"/>
+              </w:rPr>
+              <w:t> </w:t>
+            </w:r>
+          </w:p>
+        </w:tc>
+        <w:tc>
+          <w:tcPr>
+            <w:tcW w:w="1602" w:type="dxa"/>
+            <w:tcBorders>
+              <w:top w:val="nil"/>
+              <w:left w:val="nil"/>
+              <w:bottom w:val="single" w:sz="4" w:space="0" w:color="auto"/>
+              <w:right w:val="single" w:sz="4" w:space="0" w:color="auto"/>
+            </w:tcBorders>
+            <w:noWrap/>
+            <w:vAlign w:val="bottom"/>
+            <w:hideMark/>
+          </w:tcPr>
+          <w:p>
+            <w:pPr>
+              <w:spacing w:after="0" w:line="240" w:lineRule="auto"/>
+              <w:jc w:val="center"/>
+              <w:rPr>
+                <w:rFonts w:ascii="Aptos Narrow" w:eastAsia="Times New Roman" w:hAnsi="Aptos Narrow" w:cs="Times New Roman"/>
+                <w:color w:val="000000"/>
+                <w:lang w:eastAsia="sv-SE"/>
+              </w:rPr>
+            </w:pPr>
+            <w:r>
+              <w:rPr>
+                <w:rFonts w:ascii="Aptos Narrow" w:eastAsia="Times New Roman" w:hAnsi="Aptos Narrow" w:cs="Times New Roman"/>
+                <w:color w:val="000000"/>
+                <w:lang w:eastAsia="sv-SE"/>
+              </w:rPr>
+              <w:t> </w:t>
+            </w:r>
+          </w:p>
+        </w:tc>
+        <w:tc>
+          <w:tcPr>
+            <w:tcW w:w="1890" w:type="dxa"/>
+            <w:tcBorders>
+              <w:top w:val="nil"/>
+              <w:left w:val="nil"/>
+              <w:bottom w:val="single" w:sz="4" w:space="0" w:color="auto"/>
+              <w:right w:val="single" w:sz="4" w:space="0" w:color="auto"/>
+            </w:tcBorders>
+            <w:noWrap/>
+            <w:vAlign w:val="bottom"/>
+            <w:hideMark/>
+          </w:tcPr>
+          <w:p>
+            <w:pPr>
+              <w:spacing w:after="0" w:line="240" w:lineRule="auto"/>
+              <w:jc w:val="center"/>
+              <w:rPr>
+                <w:rFonts w:ascii="Aptos Narrow" w:eastAsia="Times New Roman" w:hAnsi="Aptos Narrow" w:cs="Times New Roman"/>
+                <w:color w:val="000000"/>
+                <w:lang w:eastAsia="sv-SE"/>
+              </w:rPr>
+            </w:pPr>
+            <w:r>
+              <w:rPr>
+                <w:rFonts w:ascii="Aptos Narrow" w:eastAsia="Times New Roman" w:hAnsi="Aptos Narrow" w:cs="Times New Roman"/>
+                <w:color w:val="000000"/>
+                <w:lang w:eastAsia="sv-SE"/>
+              </w:rPr>
+              <w:t> </w:t>
+            </w:r>
+          </w:p>
+        </w:tc>
+      </w:tr>
+      <w:tr>
+        <w:trPr>
+          <w:trHeight w:val="312"/>
+        </w:trPr>
+        <w:tc>
+          <w:tcPr>
+            <w:tcW w:w="718" w:type="dxa"/>
+            <w:tcBorders>
+              <w:top w:val="nil"/>
+              <w:left w:val="single" w:sz="4" w:space="0" w:color="auto"/>
+              <w:bottom w:val="single" w:sz="4" w:space="0" w:color="auto"/>
+              <w:right w:val="single" w:sz="4" w:space="0" w:color="auto"/>
+            </w:tcBorders>
+            <w:noWrap/>
+            <w:vAlign w:val="bottom"/>
+            <w:hideMark/>
+          </w:tcPr>
+          <w:p>
+            <w:pPr>
+              <w:spacing w:after="0" w:line="240" w:lineRule="auto"/>
+              <w:jc w:val="center"/>
+              <w:rPr>
+                <w:rFonts w:ascii="Aptos Narrow" w:eastAsia="Times New Roman" w:hAnsi="Aptos Narrow" w:cs="Times New Roman"/>
+                <w:b/>
+                <w:bCs/>
+                <w:color w:val="000000"/>
+                <w:lang w:eastAsia="sv-SE"/>
+              </w:rPr>
+            </w:pPr>
+            <w:r>
+              <w:rPr>
+                <w:rFonts w:ascii="Aptos Narrow" w:eastAsia="Times New Roman" w:hAnsi="Aptos Narrow" w:cs="Times New Roman"/>
+                <w:b/>
+                <w:bCs/>
+                <w:color w:val="000000"/>
+                <w:lang w:eastAsia="sv-SE"/>
+              </w:rPr>
+              <w:t>36</w:t>
+            </w:r>
+          </w:p>
+        </w:tc>
+        <w:tc>
+          <w:tcPr>
+            <w:tcW w:w="1602" w:type="dxa"/>
+            <w:tcBorders>
+              <w:top w:val="nil"/>
+              <w:left w:val="nil"/>
+              <w:bottom w:val="single" w:sz="4" w:space="0" w:color="auto"/>
+              <w:right w:val="single" w:sz="4" w:space="0" w:color="auto"/>
+            </w:tcBorders>
+            <w:noWrap/>
+            <w:vAlign w:val="bottom"/>
+            <w:hideMark/>
+          </w:tcPr>
+          <w:p>
+            <w:pPr>
+              <w:spacing w:after="0" w:line="240" w:lineRule="auto"/>
+              <w:jc w:val="center"/>
+              <w:rPr>
+                <w:rFonts w:ascii="Aptos Narrow" w:eastAsia="Times New Roman" w:hAnsi="Aptos Narrow" w:cs="Times New Roman"/>
+                <w:color w:val="000000"/>
+                <w:lang w:eastAsia="sv-SE"/>
+              </w:rPr>
+            </w:pPr>
+            <w:r>
+              <w:rPr>
+                <w:rFonts w:ascii="Aptos Narrow" w:eastAsia="Times New Roman" w:hAnsi="Aptos Narrow" w:cs="Times New Roman"/>
+                <w:color w:val="000000"/>
+                <w:lang w:eastAsia="sv-SE"/>
+              </w:rPr>
+              <w:t>Avvikelse</w:t>
+            </w:r>
+          </w:p>
+        </w:tc>
+        <w:tc>
+          <w:tcPr>
+            <w:tcW w:w="1602" w:type="dxa"/>
+            <w:tcBorders>
+              <w:top w:val="nil"/>
+              <w:left w:val="nil"/>
+              <w:bottom w:val="single" w:sz="4" w:space="0" w:color="auto"/>
+              <w:right w:val="single" w:sz="4" w:space="0" w:color="auto"/>
+            </w:tcBorders>
+            <w:noWrap/>
+            <w:vAlign w:val="bottom"/>
+            <w:hideMark/>
+          </w:tcPr>
+          <w:p>
+            <w:pPr>
+              <w:spacing w:after="0" w:line="240" w:lineRule="auto"/>
+              <w:jc w:val="center"/>
+              <w:rPr>
+                <w:rFonts w:ascii="Aptos Narrow" w:eastAsia="Times New Roman" w:hAnsi="Aptos Narrow" w:cs="Times New Roman"/>
+                <w:color w:val="000000"/>
+                <w:lang w:eastAsia="sv-SE"/>
+              </w:rPr>
+            </w:pPr>
+            <w:r>
+              <w:rPr>
+                <w:rFonts w:ascii="Aptos Narrow" w:eastAsia="Times New Roman" w:hAnsi="Aptos Narrow" w:cs="Times New Roman"/>
+                <w:color w:val="000000"/>
+                <w:lang w:eastAsia="sv-SE"/>
+              </w:rPr>
+              <w:t>SPC Plockat</w:t>
+            </w:r>
+          </w:p>
+        </w:tc>
+        <w:tc>
+          <w:tcPr>
+            <w:tcW w:w="2097" w:type="dxa"/>
+            <w:tcBorders>
+              <w:top w:val="nil"/>
+              <w:left w:val="nil"/>
+              <w:bottom w:val="single" w:sz="4" w:space="0" w:color="auto"/>
+              <w:right w:val="single" w:sz="4" w:space="0" w:color="auto"/>
+            </w:tcBorders>
+            <w:noWrap/>
+            <w:vAlign w:val="bottom"/>
+            <w:hideMark/>
+          </w:tcPr>
+          <w:p>
+            <w:pPr>
+              <w:spacing w:after="0" w:line="240" w:lineRule="auto"/>
+              <w:jc w:val="center"/>
+              <w:rPr>
+                <w:rFonts w:ascii="Aptos Narrow" w:eastAsia="Times New Roman" w:hAnsi="Aptos Narrow" w:cs="Times New Roman"/>
+                <w:color w:val="000000"/>
+                <w:lang w:eastAsia="sv-SE"/>
+              </w:rPr>
+            </w:pPr>
+            <w:r>
+              <w:rPr>
+                <w:rFonts w:ascii="Aptos Narrow" w:eastAsia="Times New Roman" w:hAnsi="Aptos Narrow" w:cs="Times New Roman"/>
+                <w:color w:val="000000"/>
+                <w:lang w:eastAsia="sv-SE"/>
+              </w:rPr>
+              <w:t> </w:t>
+            </w:r>
+          </w:p>
+        </w:tc>
+        <w:tc>
+          <w:tcPr>
+            <w:tcW w:w="1602" w:type="dxa"/>
+            <w:tcBorders>
+              <w:top w:val="nil"/>
+              <w:left w:val="nil"/>
+              <w:bottom w:val="single" w:sz="4" w:space="0" w:color="auto"/>
+              <w:right w:val="single" w:sz="4" w:space="0" w:color="auto"/>
+            </w:tcBorders>
+            <w:noWrap/>
+            <w:vAlign w:val="bottom"/>
+            <w:hideMark/>
+          </w:tcPr>
+          <w:p>
+            <w:pPr>
+              <w:spacing w:after="0" w:line="240" w:lineRule="auto"/>
+              <w:jc w:val="center"/>
+              <w:rPr>
+                <w:rFonts w:ascii="Aptos Narrow" w:eastAsia="Times New Roman" w:hAnsi="Aptos Narrow" w:cs="Times New Roman"/>
+                <w:color w:val="000000"/>
+                <w:lang w:eastAsia="sv-SE"/>
+              </w:rPr>
+            </w:pPr>
+            <w:r>
+              <w:rPr>
+                <w:rFonts w:ascii="Aptos Narrow" w:eastAsia="Times New Roman" w:hAnsi="Aptos Narrow" w:cs="Times New Roman"/>
+                <w:color w:val="000000"/>
+                <w:lang w:eastAsia="sv-SE"/>
+              </w:rPr>
+              <w:t> </w:t>
+            </w:r>
+          </w:p>
+        </w:tc>
+        <w:tc>
+          <w:tcPr>
+            <w:tcW w:w="1890" w:type="dxa"/>
+            <w:tcBorders>
+              <w:top w:val="nil"/>
+              <w:left w:val="nil"/>
+              <w:bottom w:val="single" w:sz="4" w:space="0" w:color="auto"/>
+              <w:right w:val="single" w:sz="4" w:space="0" w:color="auto"/>
+            </w:tcBorders>
+            <w:noWrap/>
+            <w:vAlign w:val="bottom"/>
+            <w:hideMark/>
+          </w:tcPr>
+          <w:p>
+            <w:pPr>
+              <w:spacing w:after="0" w:line="240" w:lineRule="auto"/>
+              <w:jc w:val="center"/>
+              <w:rPr>
+                <w:rFonts w:ascii="Aptos Narrow" w:eastAsia="Times New Roman" w:hAnsi="Aptos Narrow" w:cs="Times New Roman"/>
+                <w:color w:val="000000"/>
+                <w:lang w:eastAsia="sv-SE"/>
+              </w:rPr>
+            </w:pPr>
+            <w:r>
+              <w:rPr>
+                <w:rFonts w:ascii="Aptos Narrow" w:eastAsia="Times New Roman" w:hAnsi="Aptos Narrow" w:cs="Times New Roman"/>
+                <w:color w:val="000000"/>
+                <w:lang w:eastAsia="sv-SE"/>
+              </w:rPr>
+              <w:t> </w:t>
+            </w:r>
+          </w:p>
+        </w:tc>
+      </w:tr>
+      <w:tr>
+        <w:trPr>
+          <w:trHeight w:val="312"/>
+        </w:trPr>
+        <w:tc>
+          <w:tcPr>
+            <w:tcW w:w="718" w:type="dxa"/>
+            <w:tcBorders>
+              <w:top w:val="nil"/>
+              <w:left w:val="single" w:sz="4" w:space="0" w:color="auto"/>
+              <w:bottom w:val="single" w:sz="4" w:space="0" w:color="auto"/>
+              <w:right w:val="single" w:sz="4" w:space="0" w:color="auto"/>
+            </w:tcBorders>
+            <w:noWrap/>
+            <w:vAlign w:val="bottom"/>
+            <w:hideMark/>
+          </w:tcPr>
+          <w:p>
+            <w:pPr>
+              <w:spacing w:after="0" w:line="240" w:lineRule="auto"/>
+              <w:jc w:val="center"/>
+              <w:rPr>
+                <w:rFonts w:ascii="Aptos Narrow" w:eastAsia="Times New Roman" w:hAnsi="Aptos Narrow" w:cs="Times New Roman"/>
+                <w:b/>
+                <w:bCs/>
+                <w:color w:val="000000"/>
+                <w:lang w:eastAsia="sv-SE"/>
+              </w:rPr>
+            </w:pPr>
+            <w:r>
+              <w:rPr>
+                <w:rFonts w:ascii="Aptos Narrow" w:eastAsia="Times New Roman" w:hAnsi="Aptos Narrow" w:cs="Times New Roman"/>
+                <w:b/>
+                <w:bCs/>
+                <w:color w:val="000000"/>
+                <w:lang w:eastAsia="sv-SE"/>
+              </w:rPr>
+              <w:t>35</w:t>
+            </w:r>
+          </w:p>
+        </w:tc>
+        <w:tc>
+          <w:tcPr>
+            <w:tcW w:w="1602" w:type="dxa"/>
+            <w:tcBorders>
+              <w:top w:val="nil"/>
+              <w:left w:val="nil"/>
+              <w:bottom w:val="single" w:sz="4" w:space="0" w:color="auto"/>
+              <w:right w:val="single" w:sz="4" w:space="0" w:color="auto"/>
+            </w:tcBorders>
+            <w:noWrap/>
+            <w:vAlign w:val="bottom"/>
+            <w:hideMark/>
+          </w:tcPr>
+          <w:p>
+            <w:pPr>
+              <w:spacing w:after="0" w:line="240" w:lineRule="auto"/>
+              <w:jc w:val="center"/>
+              <w:rPr>
+                <w:rFonts w:ascii="Aptos Narrow" w:eastAsia="Times New Roman" w:hAnsi="Aptos Narrow" w:cs="Times New Roman"/>
+                <w:color w:val="000000"/>
+                <w:lang w:eastAsia="sv-SE"/>
+              </w:rPr>
+            </w:pPr>
+            <w:r>
+              <w:rPr>
+                <w:rFonts w:ascii="Aptos Narrow" w:eastAsia="Times New Roman" w:hAnsi="Aptos Narrow" w:cs="Times New Roman"/>
+                <w:color w:val="000000"/>
+                <w:lang w:eastAsia="sv-SE"/>
+              </w:rPr>
+              <w:t>Plockas</w:t>
+            </w:r>
+          </w:p>
+        </w:tc>
+        <w:tc>
+          <w:tcPr>
+            <w:tcW w:w="1602" w:type="dxa"/>
+            <w:tcBorders>
+              <w:top w:val="nil"/>
+              <w:left w:val="nil"/>
+              <w:bottom w:val="single" w:sz="4" w:space="0" w:color="auto"/>
+              <w:right w:val="single" w:sz="4" w:space="0" w:color="auto"/>
+            </w:tcBorders>
+            <w:noWrap/>
+            <w:vAlign w:val="bottom"/>
+            <w:hideMark/>
+          </w:tcPr>
+          <w:p>
+            <w:pPr>
+              <w:spacing w:after="0" w:line="240" w:lineRule="auto"/>
+              <w:jc w:val="center"/>
+              <w:rPr>
+                <w:rFonts w:ascii="Aptos Narrow" w:eastAsia="Times New Roman" w:hAnsi="Aptos Narrow" w:cs="Times New Roman"/>
+                <w:color w:val="000000"/>
+                <w:lang w:eastAsia="sv-SE"/>
+              </w:rPr>
+            </w:pPr>
+            <w:r>
+              <w:rPr>
+                <w:rFonts w:ascii="Aptos Narrow" w:eastAsia="Times New Roman" w:hAnsi="Aptos Narrow" w:cs="Times New Roman"/>
+                <w:color w:val="000000"/>
+                <w:lang w:eastAsia="sv-SE"/>
+              </w:rPr>
+              <w:t>Plockat</w:t>
+            </w:r>
+          </w:p>
+        </w:tc>
+        <w:tc>
+          <w:tcPr>
+            <w:tcW w:w="2097" w:type="dxa"/>
+            <w:tcBorders>
+              <w:top w:val="nil"/>
+              <w:left w:val="nil"/>
+              <w:bottom w:val="single" w:sz="4" w:space="0" w:color="auto"/>
+              <w:right w:val="single" w:sz="4" w:space="0" w:color="auto"/>
+            </w:tcBorders>
+            <w:noWrap/>
+            <w:vAlign w:val="bottom"/>
+            <w:hideMark/>
+          </w:tcPr>
+          <w:p>
+            <w:pPr>
+              <w:spacing w:after="0" w:line="240" w:lineRule="auto"/>
+              <w:jc w:val="center"/>
+              <w:rPr>
+                <w:rFonts w:ascii="Aptos Narrow" w:eastAsia="Times New Roman" w:hAnsi="Aptos Narrow" w:cs="Times New Roman"/>
+                <w:color w:val="000000"/>
+                <w:lang w:eastAsia="sv-SE"/>
+              </w:rPr>
+            </w:pPr>
+            <w:r>
+              <w:rPr>
+                <w:rFonts w:ascii="Aptos Narrow" w:eastAsia="Times New Roman" w:hAnsi="Aptos Narrow" w:cs="Times New Roman"/>
+                <w:color w:val="000000"/>
+                <w:lang w:eastAsia="sv-SE"/>
+              </w:rPr>
+              <w:t>Etikett utskriven</w:t>
+            </w:r>
+          </w:p>
+        </w:tc>
+        <w:tc>
+          <w:tcPr>
+            <w:tcW w:w="1602" w:type="dxa"/>
+            <w:tcBorders>
+              <w:top w:val="nil"/>
+              <w:left w:val="nil"/>
+              <w:bottom w:val="single" w:sz="4" w:space="0" w:color="auto"/>
+              <w:right w:val="single" w:sz="4" w:space="0" w:color="auto"/>
+            </w:tcBorders>
+            <w:vAlign w:val="center"/>
+            <w:hideMark/>
+          </w:tcPr>
+          <w:p>
+            <w:pPr>
+              <w:spacing w:after="0" w:line="240" w:lineRule="auto"/>
+              <w:jc w:val="center"/>
+              <w:rPr>
+                <w:rFonts w:ascii="Aptos Narrow" w:eastAsia="Times New Roman" w:hAnsi="Aptos Narrow" w:cs="Times New Roman"/>
+                <w:color w:val="000000"/>
+                <w:lang w:eastAsia="sv-SE"/>
+              </w:rPr>
+            </w:pPr>
+            <w:r>
+              <w:rPr>
+                <w:rFonts w:ascii="Aptos Narrow" w:eastAsia="Times New Roman" w:hAnsi="Aptos Narrow" w:cs="Times New Roman"/>
+                <w:color w:val="000000"/>
+                <w:lang w:eastAsia="sv-SE"/>
+              </w:rPr>
+              <w:t>Avbruten</w:t>
+            </w:r>
+          </w:p>
+        </w:tc>
+        <w:tc>
+          <w:tcPr>
+            <w:tcW w:w="1890" w:type="dxa"/>
+            <w:tcBorders>
+              <w:top w:val="nil"/>
+              <w:left w:val="nil"/>
+              <w:bottom w:val="single" w:sz="4" w:space="0" w:color="auto"/>
+              <w:right w:val="single" w:sz="4" w:space="0" w:color="auto"/>
+            </w:tcBorders>
+            <w:noWrap/>
+            <w:vAlign w:val="bottom"/>
+            <w:hideMark/>
+          </w:tcPr>
+          <w:p>
+            <w:pPr>
+              <w:spacing w:after="0" w:line="240" w:lineRule="auto"/>
+              <w:jc w:val="center"/>
+              <w:rPr>
+                <w:rFonts w:ascii="Aptos Narrow" w:eastAsia="Times New Roman" w:hAnsi="Aptos Narrow" w:cs="Times New Roman"/>
+                <w:color w:val="000000"/>
+                <w:lang w:eastAsia="sv-SE"/>
+              </w:rPr>
+            </w:pPr>
+            <w:r>
+              <w:rPr>
+                <w:rFonts w:ascii="Aptos Narrow" w:eastAsia="Times New Roman" w:hAnsi="Aptos Narrow" w:cs="Times New Roman"/>
+                <w:color w:val="000000"/>
+                <w:lang w:eastAsia="sv-SE"/>
+              </w:rPr>
+              <w:t>Aktiv</w:t>
+            </w:r>
+          </w:p>
+        </w:tc>
+      </w:tr>
+      <w:tr>
+        <w:trPr>
+          <w:trHeight w:val="312"/>
+        </w:trPr>
+        <w:tc>
+          <w:tcPr>
+            <w:tcW w:w="718" w:type="dxa"/>
+            <w:tcBorders>
+              <w:top w:val="nil"/>
+              <w:left w:val="single" w:sz="4" w:space="0" w:color="auto"/>
+              <w:bottom w:val="single" w:sz="4" w:space="0" w:color="auto"/>
+              <w:right w:val="single" w:sz="4" w:space="0" w:color="auto"/>
+            </w:tcBorders>
+            <w:noWrap/>
+            <w:vAlign w:val="bottom"/>
+            <w:hideMark/>
+          </w:tcPr>
+          <w:p>
+            <w:pPr>
+              <w:spacing w:after="0" w:line="240" w:lineRule="auto"/>
+              <w:jc w:val="center"/>
+              <w:rPr>
+                <w:rFonts w:ascii="Aptos Narrow" w:eastAsia="Times New Roman" w:hAnsi="Aptos Narrow" w:cs="Times New Roman"/>
+                <w:b/>
+                <w:bCs/>
+                <w:color w:val="000000"/>
+                <w:lang w:eastAsia="sv-SE"/>
+              </w:rPr>
+            </w:pPr>
+            <w:r>
+              <w:rPr>
+                <w:rFonts w:ascii="Aptos Narrow" w:eastAsia="Times New Roman" w:hAnsi="Aptos Narrow" w:cs="Times New Roman"/>
+                <w:b/>
+                <w:bCs/>
+                <w:color w:val="000000"/>
+                <w:lang w:eastAsia="sv-SE"/>
+              </w:rPr>
+              <w:t>34</w:t>
+            </w:r>
+          </w:p>
+        </w:tc>
+        <w:tc>
+          <w:tcPr>
+            <w:tcW w:w="1602" w:type="dxa"/>
+            <w:tcBorders>
+              <w:top w:val="nil"/>
+              <w:left w:val="nil"/>
+              <w:bottom w:val="single" w:sz="4" w:space="0" w:color="auto"/>
+              <w:right w:val="single" w:sz="4" w:space="0" w:color="auto"/>
+            </w:tcBorders>
+            <w:noWrap/>
+            <w:vAlign w:val="bottom"/>
+            <w:hideMark/>
+          </w:tcPr>
+          <w:p>
+            <w:pPr>
+              <w:spacing w:after="0" w:line="240" w:lineRule="auto"/>
+              <w:jc w:val="center"/>
+              <w:rPr>
+                <w:rFonts w:ascii="Aptos Narrow" w:eastAsia="Times New Roman" w:hAnsi="Aptos Narrow" w:cs="Times New Roman"/>
+                <w:color w:val="000000"/>
+                <w:lang w:eastAsia="sv-SE"/>
+              </w:rPr>
+            </w:pPr>
+            <w:r>
+              <w:rPr>
+                <w:rFonts w:ascii="Aptos Narrow" w:eastAsia="Times New Roman" w:hAnsi="Aptos Narrow" w:cs="Times New Roman"/>
+                <w:color w:val="000000"/>
+                <w:lang w:eastAsia="sv-SE"/>
+              </w:rPr>
+              <w:t> </w:t>
+            </w:r>
+          </w:p>
+        </w:tc>
+        <w:tc>
+          <w:tcPr>
+            <w:tcW w:w="1602" w:type="dxa"/>
+            <w:tcBorders>
+              <w:top w:val="nil"/>
+              <w:left w:val="nil"/>
+              <w:bottom w:val="single" w:sz="4" w:space="0" w:color="auto"/>
+              <w:right w:val="single" w:sz="4" w:space="0" w:color="auto"/>
+            </w:tcBorders>
+            <w:noWrap/>
+            <w:vAlign w:val="bottom"/>
+            <w:hideMark/>
+          </w:tcPr>
+          <w:p>
+            <w:pPr>
+              <w:spacing w:after="0" w:line="240" w:lineRule="auto"/>
+              <w:jc w:val="center"/>
+              <w:rPr>
+                <w:rFonts w:ascii="Aptos Narrow" w:eastAsia="Times New Roman" w:hAnsi="Aptos Narrow" w:cs="Times New Roman"/>
+                <w:color w:val="000000"/>
+                <w:lang w:eastAsia="sv-SE"/>
+              </w:rPr>
+            </w:pPr>
+            <w:r>
+              <w:rPr>
+                <w:rFonts w:ascii="Aptos Narrow" w:eastAsia="Times New Roman" w:hAnsi="Aptos Narrow" w:cs="Times New Roman"/>
+                <w:color w:val="000000"/>
+                <w:lang w:eastAsia="sv-SE"/>
+              </w:rPr>
+              <w:t>Automation plockas</w:t>
+            </w:r>
+          </w:p>
+        </w:tc>
+        <w:tc>
+          <w:tcPr>
+            <w:tcW w:w="2097" w:type="dxa"/>
+            <w:tcBorders>
+              <w:top w:val="nil"/>
+              <w:left w:val="nil"/>
+              <w:bottom w:val="single" w:sz="4" w:space="0" w:color="auto"/>
+              <w:right w:val="single" w:sz="4" w:space="0" w:color="auto"/>
+            </w:tcBorders>
+            <w:noWrap/>
+            <w:vAlign w:val="bottom"/>
+            <w:hideMark/>
+          </w:tcPr>
+          <w:p>
+            <w:pPr>
+              <w:spacing w:after="0" w:line="240" w:lineRule="auto"/>
+              <w:jc w:val="center"/>
+              <w:rPr>
+                <w:rFonts w:ascii="Aptos Narrow" w:eastAsia="Times New Roman" w:hAnsi="Aptos Narrow" w:cs="Times New Roman"/>
+                <w:color w:val="000000"/>
+                <w:lang w:eastAsia="sv-SE"/>
+              </w:rPr>
+            </w:pPr>
+            <w:r>
+              <w:rPr>
+                <w:rFonts w:ascii="Aptos Narrow" w:eastAsia="Times New Roman" w:hAnsi="Aptos Narrow" w:cs="Times New Roman"/>
+                <w:color w:val="000000"/>
+                <w:lang w:eastAsia="sv-SE"/>
+              </w:rPr>
+              <w:t> </w:t>
+            </w:r>
+          </w:p>
+        </w:tc>
+        <w:tc>
+          <w:tcPr>
+            <w:tcW w:w="1602" w:type="dxa"/>
+            <w:tcBorders>
+              <w:top w:val="nil"/>
+              <w:left w:val="nil"/>
+              <w:bottom w:val="single" w:sz="4" w:space="0" w:color="auto"/>
+              <w:right w:val="single" w:sz="4" w:space="0" w:color="auto"/>
+            </w:tcBorders>
+            <w:vAlign w:val="center"/>
+            <w:hideMark/>
+          </w:tcPr>
+          <w:p>
+            <w:pPr>
+              <w:spacing w:after="0" w:line="240" w:lineRule="auto"/>
+              <w:jc w:val="center"/>
+              <w:rPr>
+                <w:rFonts w:ascii="Aptos Narrow" w:eastAsia="Times New Roman" w:hAnsi="Aptos Narrow" w:cs="Times New Roman"/>
+                <w:color w:val="000000"/>
+                <w:lang w:eastAsia="sv-SE"/>
+              </w:rPr>
+            </w:pPr>
+            <w:r>
+              <w:rPr>
+                <w:rFonts w:ascii="Aptos Narrow" w:eastAsia="Times New Roman" w:hAnsi="Aptos Narrow" w:cs="Times New Roman"/>
+                <w:color w:val="000000"/>
+                <w:lang w:eastAsia="sv-SE"/>
+              </w:rPr>
+              <w:t> </w:t>
+            </w:r>
+          </w:p>
+        </w:tc>
+        <w:tc>
+          <w:tcPr>
+            <w:tcW w:w="1890" w:type="dxa"/>
+            <w:tcBorders>
+              <w:top w:val="nil"/>
+              <w:left w:val="nil"/>
+              <w:bottom w:val="single" w:sz="4" w:space="0" w:color="auto"/>
+              <w:right w:val="single" w:sz="4" w:space="0" w:color="auto"/>
+            </w:tcBorders>
+            <w:noWrap/>
+            <w:vAlign w:val="bottom"/>
+            <w:hideMark/>
+          </w:tcPr>
+          <w:p>
+            <w:pPr>
+              <w:spacing w:after="0" w:line="240" w:lineRule="auto"/>
+              <w:jc w:val="center"/>
+              <w:rPr>
+                <w:rFonts w:ascii="Aptos Narrow" w:eastAsia="Times New Roman" w:hAnsi="Aptos Narrow" w:cs="Times New Roman"/>
+                <w:color w:val="000000"/>
+                <w:lang w:eastAsia="sv-SE"/>
+              </w:rPr>
+            </w:pPr>
+            <w:r>
+              <w:rPr>
+                <w:rFonts w:ascii="Aptos Narrow" w:eastAsia="Times New Roman" w:hAnsi="Aptos Narrow" w:cs="Times New Roman"/>
+                <w:color w:val="000000"/>
+                <w:lang w:eastAsia="sv-SE"/>
+              </w:rPr>
+              <w:t> </w:t>
+            </w:r>
+          </w:p>
+        </w:tc>
+      </w:tr>
+      <w:tr>
+        <w:trPr>
+          <w:trHeight w:val="312"/>
+        </w:trPr>
+        <w:tc>
+          <w:tcPr>
+            <w:tcW w:w="718" w:type="dxa"/>
+            <w:tcBorders>
+              <w:top w:val="nil"/>
+              <w:left w:val="single" w:sz="4" w:space="0" w:color="auto"/>
+              <w:bottom w:val="single" w:sz="4" w:space="0" w:color="auto"/>
+              <w:right w:val="single" w:sz="4" w:space="0" w:color="auto"/>
+            </w:tcBorders>
+            <w:noWrap/>
+            <w:vAlign w:val="bottom"/>
+            <w:hideMark/>
+          </w:tcPr>
+          <w:p>
+            <w:pPr>
+              <w:spacing w:after="0" w:line="240" w:lineRule="auto"/>
+              <w:jc w:val="center"/>
+              <w:rPr>
+                <w:rFonts w:ascii="Aptos Narrow" w:eastAsia="Times New Roman" w:hAnsi="Aptos Narrow" w:cs="Times New Roman"/>
+                <w:b/>
+                <w:bCs/>
+                <w:color w:val="000000"/>
+                <w:lang w:eastAsia="sv-SE"/>
+              </w:rPr>
+            </w:pPr>
+            <w:r>
+              <w:rPr>
+                <w:rFonts w:ascii="Aptos Narrow" w:eastAsia="Times New Roman" w:hAnsi="Aptos Narrow" w:cs="Times New Roman"/>
+                <w:b/>
+                <w:bCs/>
+                <w:color w:val="000000"/>
+                <w:lang w:eastAsia="sv-SE"/>
+              </w:rPr>
+              <w:t>33</w:t>
+            </w:r>
+          </w:p>
+        </w:tc>
+        <w:tc>
+          <w:tcPr>
+            <w:tcW w:w="1602" w:type="dxa"/>
+            <w:tcBorders>
+              <w:top w:val="nil"/>
+              <w:left w:val="nil"/>
+              <w:bottom w:val="single" w:sz="4" w:space="0" w:color="auto"/>
+              <w:right w:val="single" w:sz="4" w:space="0" w:color="auto"/>
+            </w:tcBorders>
+            <w:noWrap/>
+            <w:vAlign w:val="bottom"/>
+            <w:hideMark/>
+          </w:tcPr>
+          <w:p>
+            <w:pPr>
+              <w:spacing w:after="0" w:line="240" w:lineRule="auto"/>
+              <w:jc w:val="center"/>
+              <w:rPr>
+                <w:rFonts w:ascii="Aptos Narrow" w:eastAsia="Times New Roman" w:hAnsi="Aptos Narrow" w:cs="Times New Roman"/>
+                <w:color w:val="000000"/>
+                <w:lang w:eastAsia="sv-SE"/>
+              </w:rPr>
+            </w:pPr>
+            <w:r>
+              <w:rPr>
+                <w:rFonts w:ascii="Aptos Narrow" w:eastAsia="Times New Roman" w:hAnsi="Aptos Narrow" w:cs="Times New Roman"/>
+                <w:color w:val="000000"/>
+                <w:lang w:eastAsia="sv-SE"/>
+              </w:rPr>
+              <w:t>Ökning</w:t>
+            </w:r>
+          </w:p>
+        </w:tc>
+        <w:tc>
+          <w:tcPr>
+            <w:tcW w:w="1602" w:type="dxa"/>
+            <w:tcBorders>
+              <w:top w:val="nil"/>
+              <w:left w:val="nil"/>
+              <w:bottom w:val="single" w:sz="4" w:space="0" w:color="auto"/>
+              <w:right w:val="single" w:sz="4" w:space="0" w:color="auto"/>
+            </w:tcBorders>
+            <w:noWrap/>
+            <w:vAlign w:val="bottom"/>
+            <w:hideMark/>
+          </w:tcPr>
+          <w:p>
+            <w:pPr>
+              <w:spacing w:after="0" w:line="240" w:lineRule="auto"/>
+              <w:jc w:val="center"/>
+              <w:rPr>
+                <w:rFonts w:ascii="Aptos Narrow" w:eastAsia="Times New Roman" w:hAnsi="Aptos Narrow" w:cs="Times New Roman"/>
+                <w:color w:val="000000"/>
+                <w:lang w:eastAsia="sv-SE"/>
+              </w:rPr>
+            </w:pPr>
+            <w:proofErr w:type="spellStart"/>
+            <w:r>
+              <w:rPr>
+                <w:rFonts w:ascii="Aptos Narrow" w:eastAsia="Times New Roman" w:hAnsi="Aptos Narrow" w:cs="Times New Roman"/>
+                <w:color w:val="000000"/>
+                <w:lang w:eastAsia="sv-SE"/>
+              </w:rPr>
+              <w:t>AutoStore</w:t>
+            </w:r>
+            <w:proofErr w:type="spellEnd"/>
+          </w:p>
+        </w:tc>
+        <w:tc>
+          <w:tcPr>
+            <w:tcW w:w="2097" w:type="dxa"/>
+            <w:tcBorders>
+              <w:top w:val="nil"/>
+              <w:left w:val="nil"/>
+              <w:bottom w:val="single" w:sz="4" w:space="0" w:color="auto"/>
+              <w:right w:val="single" w:sz="4" w:space="0" w:color="auto"/>
+            </w:tcBorders>
+            <w:noWrap/>
+            <w:vAlign w:val="bottom"/>
+            <w:hideMark/>
+          </w:tcPr>
+          <w:p>
+            <w:pPr>
+              <w:spacing w:after="0" w:line="240" w:lineRule="auto"/>
+              <w:jc w:val="center"/>
+              <w:rPr>
+                <w:rFonts w:ascii="Aptos Narrow" w:eastAsia="Times New Roman" w:hAnsi="Aptos Narrow" w:cs="Times New Roman"/>
+                <w:color w:val="000000"/>
+                <w:lang w:eastAsia="sv-SE"/>
+              </w:rPr>
+            </w:pPr>
+            <w:r>
+              <w:rPr>
+                <w:rFonts w:ascii="Aptos Narrow" w:eastAsia="Times New Roman" w:hAnsi="Aptos Narrow" w:cs="Times New Roman"/>
+                <w:color w:val="000000"/>
+                <w:lang w:eastAsia="sv-SE"/>
+              </w:rPr>
+              <w:t> </w:t>
+            </w:r>
+          </w:p>
+        </w:tc>
+        <w:tc>
+          <w:tcPr>
+            <w:tcW w:w="1602" w:type="dxa"/>
+            <w:tcBorders>
+              <w:top w:val="nil"/>
+              <w:left w:val="nil"/>
+              <w:bottom w:val="single" w:sz="4" w:space="0" w:color="auto"/>
+              <w:right w:val="single" w:sz="4" w:space="0" w:color="auto"/>
+            </w:tcBorders>
+            <w:noWrap/>
+            <w:vAlign w:val="bottom"/>
+            <w:hideMark/>
+          </w:tcPr>
+          <w:p>
+            <w:pPr>
+              <w:spacing w:after="0" w:line="240" w:lineRule="auto"/>
+              <w:jc w:val="center"/>
+              <w:rPr>
+                <w:rFonts w:ascii="Aptos Narrow" w:eastAsia="Times New Roman" w:hAnsi="Aptos Narrow" w:cs="Times New Roman"/>
+                <w:color w:val="000000"/>
+                <w:lang w:eastAsia="sv-SE"/>
+              </w:rPr>
+            </w:pPr>
+            <w:r>
+              <w:rPr>
+                <w:rFonts w:ascii="Aptos Narrow" w:eastAsia="Times New Roman" w:hAnsi="Aptos Narrow" w:cs="Times New Roman"/>
+                <w:color w:val="000000"/>
+                <w:lang w:eastAsia="sv-SE"/>
+              </w:rPr>
+              <w:t> </w:t>
+            </w:r>
+          </w:p>
+        </w:tc>
+        <w:tc>
+          <w:tcPr>
+            <w:tcW w:w="1890" w:type="dxa"/>
+            <w:tcBorders>
+              <w:top w:val="nil"/>
+              <w:left w:val="nil"/>
+              <w:bottom w:val="single" w:sz="4" w:space="0" w:color="auto"/>
+              <w:right w:val="single" w:sz="4" w:space="0" w:color="auto"/>
+            </w:tcBorders>
+            <w:noWrap/>
+            <w:vAlign w:val="bottom"/>
+            <w:hideMark/>
+          </w:tcPr>
+          <w:p>
+            <w:pPr>
+              <w:spacing w:after="0" w:line="240" w:lineRule="auto"/>
+              <w:jc w:val="center"/>
+              <w:rPr>
+                <w:rFonts w:ascii="Aptos Narrow" w:eastAsia="Times New Roman" w:hAnsi="Aptos Narrow" w:cs="Times New Roman"/>
+                <w:color w:val="000000"/>
+                <w:lang w:eastAsia="sv-SE"/>
+              </w:rPr>
+            </w:pPr>
+            <w:r>
+              <w:rPr>
+                <w:rFonts w:ascii="Aptos Narrow" w:eastAsia="Times New Roman" w:hAnsi="Aptos Narrow" w:cs="Times New Roman"/>
+                <w:color w:val="000000"/>
+                <w:lang w:eastAsia="sv-SE"/>
+              </w:rPr>
+              <w:t> </w:t>
+            </w:r>
+          </w:p>
+        </w:tc>
+      </w:tr>
+      <w:tr>
+        <w:trPr>
+          <w:trHeight w:val="312"/>
+        </w:trPr>
+        <w:tc>
+          <w:tcPr>
+            <w:tcW w:w="718" w:type="dxa"/>
+            <w:tcBorders>
+              <w:top w:val="nil"/>
+              <w:left w:val="single" w:sz="4" w:space="0" w:color="auto"/>
+              <w:bottom w:val="single" w:sz="4" w:space="0" w:color="auto"/>
+              <w:right w:val="single" w:sz="4" w:space="0" w:color="auto"/>
+            </w:tcBorders>
+            <w:noWrap/>
+            <w:vAlign w:val="bottom"/>
+            <w:hideMark/>
+          </w:tcPr>
+          <w:p>
+            <w:pPr>
+              <w:spacing w:after="0" w:line="240" w:lineRule="auto"/>
+              <w:jc w:val="center"/>
+              <w:rPr>
+                <w:rFonts w:ascii="Aptos Narrow" w:eastAsia="Times New Roman" w:hAnsi="Aptos Narrow" w:cs="Times New Roman"/>
+                <w:b/>
+                <w:bCs/>
+                <w:color w:val="000000"/>
+                <w:lang w:eastAsia="sv-SE"/>
+              </w:rPr>
+            </w:pPr>
+            <w:r>
+              <w:rPr>
+                <w:rFonts w:ascii="Aptos Narrow" w:eastAsia="Times New Roman" w:hAnsi="Aptos Narrow" w:cs="Times New Roman"/>
+                <w:b/>
+                <w:bCs/>
+                <w:color w:val="000000"/>
+                <w:lang w:eastAsia="sv-SE"/>
+              </w:rPr>
+              <w:t>32</w:t>
+            </w:r>
+          </w:p>
+        </w:tc>
+        <w:tc>
+          <w:tcPr>
+            <w:tcW w:w="1602" w:type="dxa"/>
+            <w:tcBorders>
+              <w:top w:val="nil"/>
+              <w:left w:val="nil"/>
+              <w:bottom w:val="single" w:sz="4" w:space="0" w:color="auto"/>
+              <w:right w:val="single" w:sz="4" w:space="0" w:color="auto"/>
+            </w:tcBorders>
+            <w:noWrap/>
+            <w:vAlign w:val="bottom"/>
+            <w:hideMark/>
+          </w:tcPr>
+          <w:p>
+            <w:pPr>
+              <w:spacing w:after="0" w:line="240" w:lineRule="auto"/>
+              <w:jc w:val="center"/>
+              <w:rPr>
+                <w:rFonts w:ascii="Aptos Narrow" w:eastAsia="Times New Roman" w:hAnsi="Aptos Narrow" w:cs="Times New Roman"/>
+                <w:color w:val="000000"/>
+                <w:lang w:eastAsia="sv-SE"/>
+              </w:rPr>
+            </w:pPr>
+            <w:r>
+              <w:rPr>
+                <w:rFonts w:ascii="Aptos Narrow" w:eastAsia="Times New Roman" w:hAnsi="Aptos Narrow" w:cs="Times New Roman"/>
+                <w:color w:val="000000"/>
+                <w:lang w:eastAsia="sv-SE"/>
+              </w:rPr>
+              <w:t>Avbruten</w:t>
+            </w:r>
+          </w:p>
+        </w:tc>
+        <w:tc>
+          <w:tcPr>
+            <w:tcW w:w="1602" w:type="dxa"/>
+            <w:tcBorders>
+              <w:top w:val="nil"/>
+              <w:left w:val="nil"/>
+              <w:bottom w:val="single" w:sz="4" w:space="0" w:color="auto"/>
+              <w:right w:val="single" w:sz="4" w:space="0" w:color="auto"/>
+            </w:tcBorders>
+            <w:noWrap/>
+            <w:vAlign w:val="bottom"/>
+            <w:hideMark/>
+          </w:tcPr>
+          <w:p>
+            <w:pPr>
+              <w:spacing w:after="0" w:line="240" w:lineRule="auto"/>
+              <w:jc w:val="center"/>
+              <w:rPr>
+                <w:rFonts w:ascii="Aptos Narrow" w:eastAsia="Times New Roman" w:hAnsi="Aptos Narrow" w:cs="Times New Roman"/>
+                <w:color w:val="000000"/>
+                <w:lang w:eastAsia="sv-SE"/>
+              </w:rPr>
+            </w:pPr>
+            <w:r>
+              <w:rPr>
+                <w:rFonts w:ascii="Aptos Narrow" w:eastAsia="Times New Roman" w:hAnsi="Aptos Narrow" w:cs="Times New Roman"/>
+                <w:color w:val="000000"/>
+                <w:lang w:eastAsia="sv-SE"/>
+              </w:rPr>
+              <w:t>Planerad Automation</w:t>
+            </w:r>
+          </w:p>
+        </w:tc>
+        <w:tc>
+          <w:tcPr>
+            <w:tcW w:w="2097" w:type="dxa"/>
+            <w:tcBorders>
+              <w:top w:val="nil"/>
+              <w:left w:val="nil"/>
+              <w:bottom w:val="single" w:sz="4" w:space="0" w:color="auto"/>
+              <w:right w:val="single" w:sz="4" w:space="0" w:color="auto"/>
+            </w:tcBorders>
+            <w:noWrap/>
+            <w:vAlign w:val="bottom"/>
+            <w:hideMark/>
+          </w:tcPr>
+          <w:p>
+            <w:pPr>
+              <w:spacing w:after="0" w:line="240" w:lineRule="auto"/>
+              <w:jc w:val="center"/>
+              <w:rPr>
+                <w:rFonts w:ascii="Aptos Narrow" w:eastAsia="Times New Roman" w:hAnsi="Aptos Narrow" w:cs="Times New Roman"/>
+                <w:color w:val="000000"/>
+                <w:lang w:eastAsia="sv-SE"/>
+              </w:rPr>
+            </w:pPr>
+            <w:r>
+              <w:rPr>
+                <w:rFonts w:ascii="Aptos Narrow" w:eastAsia="Times New Roman" w:hAnsi="Aptos Narrow" w:cs="Times New Roman"/>
+                <w:color w:val="000000"/>
+                <w:lang w:eastAsia="sv-SE"/>
+              </w:rPr>
+              <w:t> </w:t>
+            </w:r>
+          </w:p>
+        </w:tc>
+        <w:tc>
+          <w:tcPr>
+            <w:tcW w:w="1602" w:type="dxa"/>
+            <w:tcBorders>
+              <w:top w:val="nil"/>
+              <w:left w:val="nil"/>
+              <w:bottom w:val="single" w:sz="4" w:space="0" w:color="auto"/>
+              <w:right w:val="single" w:sz="4" w:space="0" w:color="auto"/>
+            </w:tcBorders>
+            <w:vAlign w:val="center"/>
+            <w:hideMark/>
+          </w:tcPr>
+          <w:p>
+            <w:pPr>
+              <w:spacing w:after="0" w:line="240" w:lineRule="auto"/>
+              <w:jc w:val="center"/>
+              <w:rPr>
+                <w:rFonts w:ascii="Aptos Narrow" w:eastAsia="Times New Roman" w:hAnsi="Aptos Narrow" w:cs="Times New Roman"/>
+                <w:color w:val="000000"/>
+                <w:lang w:eastAsia="sv-SE"/>
+              </w:rPr>
+            </w:pPr>
+            <w:r>
+              <w:rPr>
+                <w:rFonts w:ascii="Aptos Narrow" w:eastAsia="Times New Roman" w:hAnsi="Aptos Narrow" w:cs="Times New Roman"/>
+                <w:color w:val="000000"/>
+                <w:lang w:eastAsia="sv-SE"/>
+              </w:rPr>
+              <w:t>Frisläppt</w:t>
+            </w:r>
+          </w:p>
+        </w:tc>
+        <w:tc>
+          <w:tcPr>
+            <w:tcW w:w="1890" w:type="dxa"/>
+            <w:tcBorders>
+              <w:top w:val="nil"/>
+              <w:left w:val="nil"/>
+              <w:bottom w:val="single" w:sz="4" w:space="0" w:color="auto"/>
+              <w:right w:val="single" w:sz="4" w:space="0" w:color="auto"/>
+            </w:tcBorders>
+            <w:noWrap/>
+            <w:vAlign w:val="bottom"/>
+            <w:hideMark/>
+          </w:tcPr>
+          <w:p>
+            <w:pPr>
+              <w:spacing w:after="0" w:line="240" w:lineRule="auto"/>
+              <w:jc w:val="center"/>
+              <w:rPr>
+                <w:rFonts w:ascii="Aptos Narrow" w:eastAsia="Times New Roman" w:hAnsi="Aptos Narrow" w:cs="Times New Roman"/>
+                <w:color w:val="000000"/>
+                <w:lang w:eastAsia="sv-SE"/>
+              </w:rPr>
+            </w:pPr>
+            <w:r>
+              <w:rPr>
+                <w:rFonts w:ascii="Aptos Narrow" w:eastAsia="Times New Roman" w:hAnsi="Aptos Narrow" w:cs="Times New Roman"/>
+                <w:color w:val="000000"/>
+                <w:lang w:eastAsia="sv-SE"/>
+              </w:rPr>
+              <w:t> </w:t>
+            </w:r>
+          </w:p>
+        </w:tc>
+      </w:tr>
+      <w:tr>
+        <w:trPr>
+          <w:trHeight w:val="312"/>
+        </w:trPr>
+        <w:tc>
+          <w:tcPr>
+            <w:tcW w:w="718" w:type="dxa"/>
+            <w:tcBorders>
+              <w:top w:val="nil"/>
+              <w:left w:val="single" w:sz="4" w:space="0" w:color="auto"/>
+              <w:bottom w:val="single" w:sz="4" w:space="0" w:color="auto"/>
+              <w:right w:val="single" w:sz="4" w:space="0" w:color="auto"/>
+            </w:tcBorders>
+            <w:noWrap/>
+            <w:vAlign w:val="bottom"/>
+            <w:hideMark/>
+          </w:tcPr>
+          <w:p>
+            <w:pPr>
+              <w:spacing w:after="0" w:line="240" w:lineRule="auto"/>
+              <w:jc w:val="center"/>
+              <w:rPr>
+                <w:rFonts w:ascii="Aptos Narrow" w:eastAsia="Times New Roman" w:hAnsi="Aptos Narrow" w:cs="Times New Roman"/>
+                <w:b/>
+                <w:bCs/>
+                <w:color w:val="000000"/>
+                <w:lang w:eastAsia="sv-SE"/>
+              </w:rPr>
+            </w:pPr>
+            <w:r>
+              <w:rPr>
+                <w:rFonts w:ascii="Aptos Narrow" w:eastAsia="Times New Roman" w:hAnsi="Aptos Narrow" w:cs="Times New Roman"/>
+                <w:b/>
+                <w:bCs/>
+                <w:color w:val="000000"/>
+                <w:lang w:eastAsia="sv-SE"/>
+              </w:rPr>
+              <w:t>31</w:t>
+            </w:r>
+          </w:p>
+        </w:tc>
+        <w:tc>
+          <w:tcPr>
+            <w:tcW w:w="1602" w:type="dxa"/>
+            <w:tcBorders>
+              <w:top w:val="nil"/>
+              <w:left w:val="nil"/>
+              <w:bottom w:val="single" w:sz="4" w:space="0" w:color="auto"/>
+              <w:right w:val="single" w:sz="4" w:space="0" w:color="auto"/>
+            </w:tcBorders>
+            <w:noWrap/>
+            <w:vAlign w:val="bottom"/>
+            <w:hideMark/>
+          </w:tcPr>
+          <w:p>
+            <w:pPr>
+              <w:spacing w:after="0" w:line="240" w:lineRule="auto"/>
+              <w:jc w:val="center"/>
+              <w:rPr>
+                <w:rFonts w:ascii="Aptos Narrow" w:eastAsia="Times New Roman" w:hAnsi="Aptos Narrow" w:cs="Times New Roman"/>
+                <w:color w:val="000000"/>
+                <w:lang w:eastAsia="sv-SE"/>
+              </w:rPr>
+            </w:pPr>
+            <w:r>
+              <w:rPr>
+                <w:rFonts w:ascii="Aptos Narrow" w:eastAsia="Times New Roman" w:hAnsi="Aptos Narrow" w:cs="Times New Roman"/>
+                <w:color w:val="000000"/>
+                <w:lang w:eastAsia="sv-SE"/>
+              </w:rPr>
+              <w:t>Reserverad</w:t>
+            </w:r>
+          </w:p>
+        </w:tc>
+        <w:tc>
+          <w:tcPr>
+            <w:tcW w:w="1602" w:type="dxa"/>
+            <w:tcBorders>
+              <w:top w:val="nil"/>
+              <w:left w:val="nil"/>
+              <w:bottom w:val="single" w:sz="4" w:space="0" w:color="auto"/>
+              <w:right w:val="single" w:sz="4" w:space="0" w:color="auto"/>
+            </w:tcBorders>
+            <w:noWrap/>
+            <w:vAlign w:val="bottom"/>
+            <w:hideMark/>
+          </w:tcPr>
+          <w:p>
+            <w:pPr>
+              <w:spacing w:after="0" w:line="240" w:lineRule="auto"/>
+              <w:jc w:val="center"/>
+              <w:rPr>
+                <w:rFonts w:ascii="Aptos Narrow" w:eastAsia="Times New Roman" w:hAnsi="Aptos Narrow" w:cs="Times New Roman"/>
+                <w:color w:val="000000"/>
+                <w:lang w:eastAsia="sv-SE"/>
+              </w:rPr>
+            </w:pPr>
+            <w:r>
+              <w:rPr>
+                <w:rFonts w:ascii="Aptos Narrow" w:eastAsia="Times New Roman" w:hAnsi="Aptos Narrow" w:cs="Times New Roman"/>
+                <w:color w:val="000000"/>
+                <w:lang w:eastAsia="sv-SE"/>
+              </w:rPr>
+              <w:t>Möjlig Automation</w:t>
+            </w:r>
+          </w:p>
+        </w:tc>
+        <w:tc>
+          <w:tcPr>
+            <w:tcW w:w="2097" w:type="dxa"/>
+            <w:tcBorders>
+              <w:top w:val="nil"/>
+              <w:left w:val="nil"/>
+              <w:bottom w:val="single" w:sz="4" w:space="0" w:color="auto"/>
+              <w:right w:val="single" w:sz="4" w:space="0" w:color="auto"/>
+            </w:tcBorders>
+            <w:noWrap/>
+            <w:vAlign w:val="bottom"/>
+            <w:hideMark/>
+          </w:tcPr>
+          <w:p>
+            <w:pPr>
+              <w:spacing w:after="0" w:line="240" w:lineRule="auto"/>
+              <w:jc w:val="center"/>
+              <w:rPr>
+                <w:rFonts w:ascii="Aptos Narrow" w:eastAsia="Times New Roman" w:hAnsi="Aptos Narrow" w:cs="Times New Roman"/>
+                <w:color w:val="000000"/>
+                <w:lang w:eastAsia="sv-SE"/>
+              </w:rPr>
+            </w:pPr>
+            <w:r>
+              <w:rPr>
+                <w:rFonts w:ascii="Aptos Narrow" w:eastAsia="Times New Roman" w:hAnsi="Aptos Narrow" w:cs="Times New Roman"/>
+                <w:color w:val="000000"/>
+                <w:lang w:eastAsia="sv-SE"/>
+              </w:rPr>
+              <w:t> </w:t>
+            </w:r>
+          </w:p>
+        </w:tc>
+        <w:tc>
+          <w:tcPr>
+            <w:tcW w:w="1602" w:type="dxa"/>
+            <w:tcBorders>
+              <w:top w:val="nil"/>
+              <w:left w:val="nil"/>
+              <w:bottom w:val="single" w:sz="4" w:space="0" w:color="auto"/>
+              <w:right w:val="single" w:sz="4" w:space="0" w:color="auto"/>
+            </w:tcBorders>
+            <w:vAlign w:val="center"/>
+            <w:hideMark/>
+          </w:tcPr>
+          <w:p>
+            <w:pPr>
+              <w:spacing w:after="0" w:line="240" w:lineRule="auto"/>
+              <w:jc w:val="center"/>
+              <w:rPr>
+                <w:rFonts w:ascii="Aptos Narrow" w:eastAsia="Times New Roman" w:hAnsi="Aptos Narrow" w:cs="Times New Roman"/>
+                <w:color w:val="000000"/>
+                <w:lang w:eastAsia="sv-SE"/>
+              </w:rPr>
+            </w:pPr>
+            <w:r>
+              <w:rPr>
+                <w:rFonts w:ascii="Aptos Narrow" w:eastAsia="Times New Roman" w:hAnsi="Aptos Narrow" w:cs="Times New Roman"/>
+                <w:color w:val="000000"/>
+                <w:lang w:eastAsia="sv-SE"/>
+              </w:rPr>
+              <w:t>Ej Frisläppt</w:t>
+            </w:r>
+          </w:p>
+        </w:tc>
+        <w:tc>
+          <w:tcPr>
+            <w:tcW w:w="1890" w:type="dxa"/>
+            <w:tcBorders>
+              <w:top w:val="nil"/>
+              <w:left w:val="nil"/>
+              <w:bottom w:val="single" w:sz="4" w:space="0" w:color="auto"/>
+              <w:right w:val="single" w:sz="4" w:space="0" w:color="auto"/>
+            </w:tcBorders>
+            <w:noWrap/>
+            <w:vAlign w:val="bottom"/>
+            <w:hideMark/>
+          </w:tcPr>
+          <w:p>
+            <w:pPr>
+              <w:spacing w:after="0" w:line="240" w:lineRule="auto"/>
+              <w:jc w:val="center"/>
+              <w:rPr>
+                <w:rFonts w:ascii="Aptos Narrow" w:eastAsia="Times New Roman" w:hAnsi="Aptos Narrow" w:cs="Times New Roman"/>
+                <w:color w:val="000000"/>
+                <w:lang w:eastAsia="sv-SE"/>
+              </w:rPr>
+            </w:pPr>
+            <w:r>
+              <w:rPr>
+                <w:rFonts w:ascii="Aptos Narrow" w:eastAsia="Times New Roman" w:hAnsi="Aptos Narrow" w:cs="Times New Roman"/>
+                <w:color w:val="000000"/>
+                <w:lang w:eastAsia="sv-SE"/>
+              </w:rPr>
+              <w:t> </w:t>
+            </w:r>
+          </w:p>
+        </w:tc>
+      </w:tr>
+      <w:tr>
+        <w:trPr>
+          <w:trHeight w:val="312"/>
+        </w:trPr>
+        <w:tc>
+          <w:tcPr>
+            <w:tcW w:w="718" w:type="dxa"/>
+            <w:tcBorders>
+              <w:top w:val="nil"/>
+              <w:left w:val="single" w:sz="4" w:space="0" w:color="auto"/>
+              <w:bottom w:val="single" w:sz="4" w:space="0" w:color="auto"/>
+              <w:right w:val="single" w:sz="4" w:space="0" w:color="auto"/>
+            </w:tcBorders>
+            <w:noWrap/>
+            <w:vAlign w:val="bottom"/>
+            <w:hideMark/>
+          </w:tcPr>
+          <w:p>
+            <w:pPr>
+              <w:spacing w:after="0" w:line="240" w:lineRule="auto"/>
+              <w:jc w:val="center"/>
+              <w:rPr>
+                <w:rFonts w:ascii="Aptos Narrow" w:eastAsia="Times New Roman" w:hAnsi="Aptos Narrow" w:cs="Times New Roman"/>
+                <w:b/>
+                <w:bCs/>
+                <w:color w:val="000000"/>
+                <w:lang w:eastAsia="sv-SE"/>
+              </w:rPr>
+            </w:pPr>
+            <w:r>
+              <w:rPr>
+                <w:rFonts w:ascii="Aptos Narrow" w:eastAsia="Times New Roman" w:hAnsi="Aptos Narrow" w:cs="Times New Roman"/>
+                <w:b/>
+                <w:bCs/>
+                <w:color w:val="000000"/>
+                <w:lang w:eastAsia="sv-SE"/>
+              </w:rPr>
+              <w:t>30</w:t>
+            </w:r>
+          </w:p>
+        </w:tc>
+        <w:tc>
+          <w:tcPr>
+            <w:tcW w:w="1602" w:type="dxa"/>
+            <w:tcBorders>
+              <w:top w:val="nil"/>
+              <w:left w:val="nil"/>
+              <w:bottom w:val="single" w:sz="4" w:space="0" w:color="auto"/>
+              <w:right w:val="single" w:sz="4" w:space="0" w:color="auto"/>
+            </w:tcBorders>
+            <w:noWrap/>
+            <w:vAlign w:val="bottom"/>
+            <w:hideMark/>
+          </w:tcPr>
+          <w:p>
+            <w:pPr>
+              <w:spacing w:after="0" w:line="240" w:lineRule="auto"/>
+              <w:jc w:val="center"/>
+              <w:rPr>
+                <w:rFonts w:ascii="Aptos Narrow" w:eastAsia="Times New Roman" w:hAnsi="Aptos Narrow" w:cs="Times New Roman"/>
+                <w:color w:val="000000"/>
+                <w:lang w:eastAsia="sv-SE"/>
+              </w:rPr>
+            </w:pPr>
+            <w:r>
+              <w:rPr>
+                <w:rFonts w:ascii="Aptos Narrow" w:eastAsia="Times New Roman" w:hAnsi="Aptos Narrow" w:cs="Times New Roman"/>
+                <w:color w:val="000000"/>
+                <w:lang w:eastAsia="sv-SE"/>
+              </w:rPr>
+              <w:t>Frisläppt</w:t>
+            </w:r>
+          </w:p>
+        </w:tc>
+        <w:tc>
+          <w:tcPr>
+            <w:tcW w:w="1602" w:type="dxa"/>
+            <w:tcBorders>
+              <w:top w:val="nil"/>
+              <w:left w:val="nil"/>
+              <w:bottom w:val="single" w:sz="4" w:space="0" w:color="auto"/>
+              <w:right w:val="single" w:sz="4" w:space="0" w:color="auto"/>
+            </w:tcBorders>
+            <w:noWrap/>
+            <w:vAlign w:val="bottom"/>
+            <w:hideMark/>
+          </w:tcPr>
+          <w:p>
+            <w:pPr>
+              <w:spacing w:after="0" w:line="240" w:lineRule="auto"/>
+              <w:jc w:val="center"/>
+              <w:rPr>
+                <w:rFonts w:ascii="Aptos Narrow" w:eastAsia="Times New Roman" w:hAnsi="Aptos Narrow" w:cs="Times New Roman"/>
+                <w:color w:val="000000"/>
+                <w:lang w:eastAsia="sv-SE"/>
+              </w:rPr>
+            </w:pPr>
+            <w:r>
+              <w:rPr>
+                <w:rFonts w:ascii="Aptos Narrow" w:eastAsia="Times New Roman" w:hAnsi="Aptos Narrow" w:cs="Times New Roman"/>
+                <w:color w:val="000000"/>
+                <w:lang w:eastAsia="sv-SE"/>
+              </w:rPr>
+              <w:t>Ej Plockad</w:t>
+            </w:r>
+          </w:p>
+        </w:tc>
+        <w:tc>
+          <w:tcPr>
+            <w:tcW w:w="2097" w:type="dxa"/>
+            <w:tcBorders>
+              <w:top w:val="nil"/>
+              <w:left w:val="nil"/>
+              <w:bottom w:val="single" w:sz="4" w:space="0" w:color="auto"/>
+              <w:right w:val="single" w:sz="4" w:space="0" w:color="auto"/>
+            </w:tcBorders>
+            <w:noWrap/>
+            <w:vAlign w:val="bottom"/>
+            <w:hideMark/>
+          </w:tcPr>
+          <w:p>
+            <w:pPr>
+              <w:spacing w:after="0" w:line="240" w:lineRule="auto"/>
+              <w:jc w:val="center"/>
+              <w:rPr>
+                <w:rFonts w:ascii="Aptos Narrow" w:eastAsia="Times New Roman" w:hAnsi="Aptos Narrow" w:cs="Times New Roman"/>
+                <w:color w:val="000000"/>
+                <w:lang w:eastAsia="sv-SE"/>
+              </w:rPr>
+            </w:pPr>
+            <w:r>
+              <w:rPr>
+                <w:rFonts w:ascii="Aptos Narrow" w:eastAsia="Times New Roman" w:hAnsi="Aptos Narrow" w:cs="Times New Roman"/>
+                <w:color w:val="000000"/>
+                <w:lang w:eastAsia="sv-SE"/>
+              </w:rPr>
+              <w:t>Ny Pall</w:t>
+            </w:r>
+          </w:p>
+        </w:tc>
+        <w:tc>
+          <w:tcPr>
+            <w:tcW w:w="1602" w:type="dxa"/>
+            <w:tcBorders>
+              <w:top w:val="nil"/>
+              <w:left w:val="nil"/>
+              <w:bottom w:val="single" w:sz="4" w:space="0" w:color="auto"/>
+              <w:right w:val="single" w:sz="4" w:space="0" w:color="auto"/>
+            </w:tcBorders>
+            <w:vAlign w:val="center"/>
+            <w:hideMark/>
+          </w:tcPr>
+          <w:p>
+            <w:pPr>
+              <w:spacing w:after="0" w:line="240" w:lineRule="auto"/>
+              <w:jc w:val="center"/>
+              <w:rPr>
+                <w:rFonts w:ascii="Aptos Narrow" w:eastAsia="Times New Roman" w:hAnsi="Aptos Narrow" w:cs="Times New Roman"/>
+                <w:color w:val="000000"/>
+                <w:lang w:eastAsia="sv-SE"/>
+              </w:rPr>
+            </w:pPr>
+            <w:r>
+              <w:rPr>
+                <w:rFonts w:ascii="Aptos Narrow" w:eastAsia="Times New Roman" w:hAnsi="Aptos Narrow" w:cs="Times New Roman"/>
+                <w:color w:val="000000"/>
+                <w:lang w:eastAsia="sv-SE"/>
+              </w:rPr>
+              <w:t>Ankommen</w:t>
+            </w:r>
+          </w:p>
+        </w:tc>
+        <w:tc>
+          <w:tcPr>
+            <w:tcW w:w="1890" w:type="dxa"/>
+            <w:tcBorders>
+              <w:top w:val="nil"/>
+              <w:left w:val="nil"/>
+              <w:bottom w:val="single" w:sz="4" w:space="0" w:color="auto"/>
+              <w:right w:val="single" w:sz="4" w:space="0" w:color="auto"/>
+            </w:tcBorders>
+            <w:noWrap/>
+            <w:vAlign w:val="bottom"/>
+            <w:hideMark/>
+          </w:tcPr>
+          <w:p>
+            <w:pPr>
+              <w:spacing w:after="0" w:line="240" w:lineRule="auto"/>
+              <w:jc w:val="center"/>
+              <w:rPr>
+                <w:rFonts w:ascii="Aptos Narrow" w:eastAsia="Times New Roman" w:hAnsi="Aptos Narrow" w:cs="Times New Roman"/>
+                <w:color w:val="000000"/>
+                <w:lang w:eastAsia="sv-SE"/>
+              </w:rPr>
+            </w:pPr>
+            <w:r>
+              <w:rPr>
+                <w:rFonts w:ascii="Aptos Narrow" w:eastAsia="Times New Roman" w:hAnsi="Aptos Narrow" w:cs="Times New Roman"/>
+                <w:color w:val="000000"/>
+                <w:lang w:eastAsia="sv-SE"/>
+              </w:rPr>
+              <w:t>Frisläppt</w:t>
+            </w:r>
+          </w:p>
+        </w:tc>
+      </w:tr>
+    </w:tbl>
+    <w:p/>
+    <w:p>
+      <w:pPr>
+        <w:pStyle w:val="Rubrik1"/>
+      </w:pPr>
+      <w:bookmarkStart w:id="23" w:name="_Toc201655570"/>
+      <w:r>
+        <w:lastRenderedPageBreak/>
+        <w:t>TRUCKSKRIVARE</w:t>
+      </w:r>
+      <w:bookmarkEnd w:id="1"/>
       <w:bookmarkEnd w:id="23"/>
-    </w:p>
-    <w:p>
-      <w:r>
-        <w:t xml:space="preserve">Artikelsäkerhetsinformation – </w:t>
-      </w:r>
-      <w:r>
-        <w:t>artikeldatabas för ADR</w:t>
-      </w:r>
-    </w:p>
-    <w:p>
-      <w:r>
-        <w:t xml:space="preserve">Zonpaket </w:t>
-      </w:r>
-      <w:proofErr w:type="spellStart"/>
-      <w:r>
-        <w:t>inställnignar</w:t>
-      </w:r>
-      <w:proofErr w:type="spellEnd"/>
-      <w:r>
-        <w:t xml:space="preserve"> – Vilka zoner som ska </w:t>
-      </w:r>
-      <w:proofErr w:type="gramStart"/>
-      <w:r>
-        <w:t>va</w:t>
-      </w:r>
-      <w:proofErr w:type="gramEnd"/>
-      <w:r>
-        <w:t xml:space="preserve"> kopplade till andras zoners SPC</w:t>
-      </w:r>
-    </w:p>
-    <w:p>
-      <w:proofErr w:type="spellStart"/>
-      <w:r>
-        <w:t>Palllastninglogg</w:t>
-      </w:r>
-      <w:proofErr w:type="spellEnd"/>
-    </w:p>
-    <w:p>
-      <w:pPr>
-        <w:pStyle w:val="Rubrik1"/>
-      </w:pPr>
-      <w:bookmarkStart w:id="24" w:name="_Toc201655569"/>
-      <w:r>
-        <w:t>Skapa tömningsorder</w:t>
-      </w:r>
-      <w:bookmarkEnd w:id="24"/>
-    </w:p>
-    <w:p>
-      <w:r>
-        <w:t xml:space="preserve">Fyll i </w:t>
-      </w:r>
-      <w:proofErr w:type="spellStart"/>
-      <w:r>
-        <w:t>e</w:t>
-      </w:r>
-      <w:r>
-        <w:t>xcellen</w:t>
-      </w:r>
-      <w:proofErr w:type="spellEnd"/>
-      <w:r>
-        <w:t xml:space="preserve"> tömningsorder. </w:t>
-      </w:r>
-      <w:r>
-        <w:t xml:space="preserve">Logga in på </w:t>
-      </w:r>
-      <w:proofErr w:type="spellStart"/>
-      <w:r>
-        <w:t>A</w:t>
-      </w:r>
-      <w:r>
-        <w:t>PI:n</w:t>
-      </w:r>
-      <w:proofErr w:type="spellEnd"/>
-      <w:r>
-        <w:t xml:space="preserve"> -&gt; </w:t>
-      </w:r>
-      <w:proofErr w:type="spellStart"/>
-      <w:r>
-        <w:t>excell</w:t>
-      </w:r>
-      <w:proofErr w:type="spellEnd"/>
-      <w:r>
-        <w:t xml:space="preserve"> import och ladda upp.</w:t>
-      </w:r>
-    </w:p>
-    <w:p>
-      <w:pPr>
-        <w:pStyle w:val="Rubrik1"/>
-      </w:pPr>
-      <w:bookmarkStart w:id="25" w:name="_Toc201655570"/>
-      <w:r>
-        <w:t>TRUCKSKRIVARE</w:t>
-      </w:r>
-      <w:bookmarkEnd w:id="1"/>
-      <w:bookmarkEnd w:id="25"/>
     </w:p>
     <w:p>
       <w:pPr>
@@ -8859,7 +8500,7 @@
                     </pic:cNvPicPr>
                   </pic:nvPicPr>
                   <pic:blipFill>
-                    <a:blip r:embed="rId26">
+                    <a:blip r:embed="rId23">
                       <a:extLst>
                         <a:ext uri="{28A0092B-C50C-407E-A947-70E740481C1C}">
                           <a14:useLocalDpi xmlns:a14="http://schemas.microsoft.com/office/drawing/2010/main" val="0"/>
@@ -8950,7 +8591,7 @@
                     </pic:cNvPicPr>
                   </pic:nvPicPr>
                   <pic:blipFill>
-                    <a:blip r:embed="rId27">
+                    <a:blip r:embed="rId24">
                       <a:extLst>
                         <a:ext uri="{28A0092B-C50C-407E-A947-70E740481C1C}">
                           <a14:useLocalDpi xmlns:a14="http://schemas.microsoft.com/office/drawing/2010/main" val="0"/>
@@ -9016,7 +8657,7 @@
                     </pic:cNvPicPr>
                   </pic:nvPicPr>
                   <pic:blipFill>
-                    <a:blip r:embed="rId28">
+                    <a:blip r:embed="rId25">
                       <a:extLst>
                         <a:ext uri="{28A0092B-C50C-407E-A947-70E740481C1C}">
                           <a14:useLocalDpi xmlns:a14="http://schemas.microsoft.com/office/drawing/2010/main" val="0"/>
@@ -9091,7 +8732,7 @@
                     </pic:cNvPicPr>
                   </pic:nvPicPr>
                   <pic:blipFill>
-                    <a:blip r:embed="rId29">
+                    <a:blip r:embed="rId26">
                       <a:extLst>
                         <a:ext uri="{28A0092B-C50C-407E-A947-70E740481C1C}">
                           <a14:useLocalDpi xmlns:a14="http://schemas.microsoft.com/office/drawing/2010/main" val="0"/>
@@ -9173,7 +8814,7 @@
                     </pic:cNvPicPr>
                   </pic:nvPicPr>
                   <pic:blipFill>
-                    <a:blip r:embed="rId30">
+                    <a:blip r:embed="rId27">
                       <a:extLst>
                         <a:ext uri="{28A0092B-C50C-407E-A947-70E740481C1C}">
                           <a14:useLocalDpi xmlns:a14="http://schemas.microsoft.com/office/drawing/2010/main" val="0"/>
@@ -9239,7 +8880,7 @@
                     </pic:cNvPicPr>
                   </pic:nvPicPr>
                   <pic:blipFill>
-                    <a:blip r:embed="rId31">
+                    <a:blip r:embed="rId28">
                       <a:extLst>
                         <a:ext uri="{28A0092B-C50C-407E-A947-70E740481C1C}">
                           <a14:useLocalDpi xmlns:a14="http://schemas.microsoft.com/office/drawing/2010/main" val="0"/>
@@ -9306,7 +8947,7 @@
                     </pic:cNvPicPr>
                   </pic:nvPicPr>
                   <pic:blipFill>
-                    <a:blip r:embed="rId32">
+                    <a:blip r:embed="rId29">
                       <a:extLst>
                         <a:ext uri="{28A0092B-C50C-407E-A947-70E740481C1C}">
                           <a14:useLocalDpi xmlns:a14="http://schemas.microsoft.com/office/drawing/2010/main" val="0"/>
@@ -9375,7 +9016,7 @@
                     </pic:cNvPicPr>
                   </pic:nvPicPr>
                   <pic:blipFill>
-                    <a:blip r:embed="rId33">
+                    <a:blip r:embed="rId30">
                       <a:extLst>
                         <a:ext uri="{28A0092B-C50C-407E-A947-70E740481C1C}">
                           <a14:useLocalDpi xmlns:a14="http://schemas.microsoft.com/office/drawing/2010/main" val="0"/>
@@ -9528,13 +9169,13 @@
       <w:pPr>
         <w:pStyle w:val="Rubrik1"/>
       </w:pPr>
-      <w:bookmarkStart w:id="26" w:name="_Toc192754577"/>
-      <w:bookmarkStart w:id="27" w:name="_Toc201655571"/>
+      <w:bookmarkStart w:id="24" w:name="_Toc192754577"/>
+      <w:bookmarkStart w:id="25" w:name="_Toc201655571"/>
       <w:r>
         <w:t>VANLIGA SKRIVARE</w:t>
       </w:r>
-      <w:bookmarkEnd w:id="26"/>
-      <w:bookmarkEnd w:id="27"/>
+      <w:bookmarkEnd w:id="24"/>
+      <w:bookmarkEnd w:id="25"/>
     </w:p>
     <w:p>
       <w:pPr>
@@ -9578,67 +9219,67 @@
       <w:pPr>
         <w:pStyle w:val="Rubrik1"/>
       </w:pPr>
-      <w:bookmarkStart w:id="28" w:name="_Toc192754578"/>
-      <w:bookmarkStart w:id="29" w:name="_Toc201655572"/>
+      <w:bookmarkStart w:id="26" w:name="_Toc192754578"/>
+      <w:bookmarkStart w:id="27" w:name="_Toc201655572"/>
       <w:r>
         <w:t>GENERERING</w:t>
+      </w:r>
+      <w:bookmarkEnd w:id="26"/>
+      <w:bookmarkEnd w:id="27"/>
+    </w:p>
+    <w:p>
+      <w:pPr>
+        <w:spacing w:line="278" w:lineRule="auto"/>
+      </w:pPr>
+      <w:r>
+        <w:t>Anledningen till att det inte går att generera är för att vi inte hittar några godkända palltyper.</w:t>
+      </w:r>
+    </w:p>
+    <w:p>
+      <w:pPr>
+        <w:spacing w:line="278" w:lineRule="auto"/>
+      </w:pPr>
+      <w:r>
+        <w:lastRenderedPageBreak/>
+        <w:t xml:space="preserve">När genereringen görs så kollar vi alla pallar i buffert och vilka palltyper dessa har, därefter kollar vi </w:t>
+      </w:r>
+      <w:proofErr w:type="spellStart"/>
+      <w:r>
+        <w:t>Palltyp</w:t>
+      </w:r>
+      <w:proofErr w:type="spellEnd"/>
+      <w:r>
+        <w:t xml:space="preserve"> för att se vilken inköpstyp som är kopplad till de olika palltyperna, därefter kollar vi kundens </w:t>
+      </w:r>
+      <w:proofErr w:type="spellStart"/>
+      <w:r>
+        <w:t>Lastbärare</w:t>
+      </w:r>
+      <w:proofErr w:type="spellEnd"/>
+      <w:r>
+        <w:t xml:space="preserve"> per kund.</w:t>
+      </w:r>
+    </w:p>
+    <w:p>
+      <w:pPr>
+        <w:spacing w:line="278" w:lineRule="auto"/>
+      </w:pPr>
+      <w:r>
+        <w:t>Om det inte matchar så genereras inget</w:t>
+      </w:r>
+    </w:p>
+    <w:p>
+      <w:pPr>
+        <w:pStyle w:val="Rubrik1"/>
+      </w:pPr>
+      <w:bookmarkStart w:id="28" w:name="_Toc192754579"/>
+      <w:bookmarkStart w:id="29" w:name="_Toc201655573"/>
+      <w:proofErr w:type="spellStart"/>
+      <w:r>
+        <w:t>Lagerplatser</w:t>
       </w:r>
       <w:bookmarkEnd w:id="28"/>
       <w:bookmarkEnd w:id="29"/>
-    </w:p>
-    <w:p>
-      <w:pPr>
-        <w:spacing w:line="278" w:lineRule="auto"/>
-      </w:pPr>
-      <w:r>
-        <w:t>Anledningen till att det inte går att generera är för att vi inte hittar några godkända palltyper.</w:t>
-      </w:r>
-    </w:p>
-    <w:p>
-      <w:pPr>
-        <w:spacing w:line="278" w:lineRule="auto"/>
-      </w:pPr>
-      <w:r>
-        <w:lastRenderedPageBreak/>
-        <w:t xml:space="preserve">När genereringen görs så kollar vi alla pallar i buffert och vilka palltyper dessa har, därefter kollar vi </w:t>
-      </w:r>
-      <w:proofErr w:type="spellStart"/>
-      <w:r>
-        <w:t>Palltyp</w:t>
-      </w:r>
-      <w:proofErr w:type="spellEnd"/>
-      <w:r>
-        <w:t xml:space="preserve"> för att se vilken inköpstyp som är kopplad till de olika palltyperna, därefter kollar vi kundens </w:t>
-      </w:r>
-      <w:proofErr w:type="spellStart"/>
-      <w:r>
-        <w:t>Lastbärare</w:t>
-      </w:r>
-      <w:proofErr w:type="spellEnd"/>
-      <w:r>
-        <w:t xml:space="preserve"> per kund.</w:t>
-      </w:r>
-    </w:p>
-    <w:p>
-      <w:pPr>
-        <w:spacing w:line="278" w:lineRule="auto"/>
-      </w:pPr>
-      <w:r>
-        <w:t>Om det inte matchar så genereras inget</w:t>
-      </w:r>
-    </w:p>
-    <w:p>
-      <w:pPr>
-        <w:pStyle w:val="Rubrik1"/>
-      </w:pPr>
-      <w:bookmarkStart w:id="30" w:name="_Toc192754579"/>
-      <w:bookmarkStart w:id="31" w:name="_Toc201655573"/>
-      <w:proofErr w:type="spellStart"/>
-      <w:r>
-        <w:t>Lagerplatser</w:t>
-      </w:r>
-      <w:bookmarkEnd w:id="30"/>
-      <w:bookmarkEnd w:id="31"/>
       <w:proofErr w:type="spellEnd"/>
     </w:p>
     <w:p>
@@ -9692,7 +9333,7 @@
                     </pic:cNvPicPr>
                   </pic:nvPicPr>
                   <pic:blipFill>
-                    <a:blip r:embed="rId34">
+                    <a:blip r:embed="rId31">
                       <a:extLst>
                         <a:ext uri="{28A0092B-C50C-407E-A947-70E740481C1C}">
                           <a14:useLocalDpi xmlns:a14="http://schemas.microsoft.com/office/drawing/2010/main" val="0"/>
@@ -9784,14 +9425,14 @@
       <w:pPr>
         <w:pStyle w:val="Rubrik1"/>
       </w:pPr>
-      <w:bookmarkStart w:id="32" w:name="_Toc192754580"/>
-      <w:bookmarkStart w:id="33" w:name="_Toc201655574"/>
+      <w:bookmarkStart w:id="30" w:name="_Toc192754580"/>
+      <w:bookmarkStart w:id="31" w:name="_Toc201655574"/>
       <w:r>
         <w:lastRenderedPageBreak/>
         <w:t>Begrepp</w:t>
       </w:r>
-      <w:bookmarkEnd w:id="32"/>
-      <w:bookmarkEnd w:id="33"/>
+      <w:bookmarkEnd w:id="30"/>
+      <w:bookmarkEnd w:id="31"/>
     </w:p>
     <w:p>
       <w:r>
@@ -9900,14 +9541,283 @@
         </w:rPr>
         <w:t>investeringar i anläggningstillgångar</w:t>
       </w:r>
+      <w:bookmarkStart w:id="32" w:name="_Toc192751643"/>
+      <w:bookmarkStart w:id="33" w:name="_Toc192754581"/>
+      <w:bookmarkStart w:id="34" w:name="_Toc201655575"/>
     </w:p>
     <w:p>
       <w:pPr>
         <w:pStyle w:val="Rubrik1"/>
       </w:pPr>
-      <w:bookmarkStart w:id="34" w:name="_Toc192751643"/>
-      <w:bookmarkStart w:id="35" w:name="_Toc192754581"/>
-      <w:bookmarkStart w:id="36" w:name="_Toc201655575"/>
+      <w:proofErr w:type="gramStart"/>
+      <w:r>
+        <w:t>36:or</w:t>
+      </w:r>
+      <w:proofErr w:type="gramEnd"/>
+      <w:r>
+        <w:t xml:space="preserve"> som varnar på t</w:t>
+      </w:r>
+      <w:r>
+        <w:t>ransport</w:t>
+      </w:r>
+    </w:p>
+    <w:p>
+      <w:r>
+        <w:t xml:space="preserve">Exempel på en </w:t>
+      </w:r>
+      <w:proofErr w:type="gramStart"/>
+      <w:r>
+        <w:t>36:a</w:t>
+      </w:r>
+      <w:proofErr w:type="gramEnd"/>
+      <w:r>
+        <w:t xml:space="preserve"> som varnar på transport:</w:t>
+      </w:r>
+    </w:p>
+    <w:p>
+      <w:r>
+        <w:rPr>
+          <w:lang w:val="en-GB"/>
+        </w:rPr>
+        <w:t>1. Limited Quantity (DLQ) requires net weight of at least 0.01 kg.</w:t>
+      </w:r>
+      <w:r>
+        <w:rPr>
+          <w:lang w:val="en-GB"/>
+        </w:rPr>
+        <w:br/>
+      </w:r>
+      <w:r>
+        <w:rPr>
+          <w:lang w:val="en-GB"/>
+        </w:rPr>
+        <w:br/>
+      </w:r>
+      <w:r>
+        <w:t xml:space="preserve">Lösning: </w:t>
+      </w:r>
+    </w:p>
+    <w:p>
+      <w:r>
+        <w:t xml:space="preserve">Sök med </w:t>
+      </w:r>
+      <w:proofErr w:type="spellStart"/>
+      <w:r>
+        <w:t>sändningsnummert</w:t>
+      </w:r>
+      <w:proofErr w:type="spellEnd"/>
+      <w:r>
+        <w:t xml:space="preserve"> i API:</w:t>
+      </w:r>
+    </w:p>
+    <w:p>
+      <w:r>
+        <w:t xml:space="preserve">Hitta </w:t>
+      </w:r>
+      <w:proofErr w:type="spellStart"/>
+      <w:r>
+        <w:t>ImportShipment</w:t>
+      </w:r>
+      <w:proofErr w:type="spellEnd"/>
+      <w:r>
+        <w:t xml:space="preserve"> meddelandet till </w:t>
+      </w:r>
+      <w:proofErr w:type="spellStart"/>
+      <w:r>
+        <w:t>Zhipster</w:t>
+      </w:r>
+      <w:proofErr w:type="spellEnd"/>
+      <w:r>
+        <w:t xml:space="preserve">, det kommer samma tidpunkt som vårt interna </w:t>
+      </w:r>
+      <w:proofErr w:type="spellStart"/>
+      <w:r>
+        <w:t>error</w:t>
+      </w:r>
+      <w:proofErr w:type="spellEnd"/>
+      <w:r>
+        <w:t xml:space="preserve"> ovanför i bilden nedan.</w:t>
+      </w:r>
+    </w:p>
+    <w:p>
+      <w:r>
+        <w:t> </w:t>
+      </w:r>
+    </w:p>
+    <w:p>
+      <w:r>
+        <w:rPr>
+          <w:noProof/>
+        </w:rPr>
+        <w:drawing>
+          <wp:inline distT="0" distB="0" distL="0" distR="0" wp14:anchorId="6A59749A" wp14:editId="04D4AF9B">
+            <wp:extent cx="5760720" cy="2299335"/>
+            <wp:effectExtent l="0" t="0" r="0" b="5715"/>
+            <wp:docPr id="1228608365" name="Bildobjekt 6" descr="bild"/>
+            <wp:cNvGraphicFramePr>
+              <a:graphicFrameLocks xmlns:a="http://schemas.openxmlformats.org/drawingml/2006/main" noChangeAspect="1"/>
+            </wp:cNvGraphicFramePr>
+            <a:graphic xmlns:a="http://schemas.openxmlformats.org/drawingml/2006/main">
+              <a:graphicData uri="http://schemas.openxmlformats.org/drawingml/2006/picture">
+                <pic:pic xmlns:pic="http://schemas.openxmlformats.org/drawingml/2006/picture">
+                  <pic:nvPicPr>
+                    <pic:cNvPr id="0" name="Picture 25" descr="bild"/>
+                    <pic:cNvPicPr>
+                      <a:picLocks noChangeAspect="1" noChangeArrowheads="1"/>
+                    </pic:cNvPicPr>
+                  </pic:nvPicPr>
+                  <pic:blipFill>
+                    <a:blip r:embed="rId32">
+                      <a:extLst>
+                        <a:ext uri="{28A0092B-C50C-407E-A947-70E740481C1C}">
+                          <a14:useLocalDpi xmlns:a14="http://schemas.microsoft.com/office/drawing/2010/main" val="0"/>
+                        </a:ext>
+                      </a:extLst>
+                    </a:blip>
+                    <a:srcRect/>
+                    <a:stretch>
+                      <a:fillRect/>
+                    </a:stretch>
+                  </pic:blipFill>
+                  <pic:spPr bwMode="auto">
+                    <a:xfrm>
+                      <a:off x="0" y="0"/>
+                      <a:ext cx="5760720" cy="2299335"/>
+                    </a:xfrm>
+                    <a:prstGeom prst="rect">
+                      <a:avLst/>
+                    </a:prstGeom>
+                    <a:noFill/>
+                    <a:ln>
+                      <a:noFill/>
+                    </a:ln>
+                  </pic:spPr>
+                </pic:pic>
+              </a:graphicData>
+            </a:graphic>
+          </wp:inline>
+        </w:drawing>
+      </w:r>
+    </w:p>
+    <w:p>
+      <w:r>
+        <w:t> </w:t>
+      </w:r>
+    </w:p>
+    <w:p>
+      <w:r>
+        <w:t>För varje pall i meddelandet så finns det ett segment som heter "</w:t>
+      </w:r>
+      <w:proofErr w:type="spellStart"/>
+      <w:r>
+        <w:t>dangerousGoods</w:t>
+      </w:r>
+      <w:proofErr w:type="spellEnd"/>
+      <w:r>
+        <w:t>", här listas artiklarna och dess masterdata</w:t>
+      </w:r>
+    </w:p>
+    <w:p>
+      <w:r>
+        <w:t> </w:t>
+      </w:r>
+    </w:p>
+    <w:p>
+      <w:r>
+        <w:rPr>
+          <w:noProof/>
+        </w:rPr>
+        <w:lastRenderedPageBreak/>
+        <w:drawing>
+          <wp:inline distT="0" distB="0" distL="0" distR="0" wp14:anchorId="04DB2EA3" wp14:editId="03D1EFDD">
+            <wp:extent cx="5760720" cy="5775325"/>
+            <wp:effectExtent l="0" t="0" r="0" b="0"/>
+            <wp:docPr id="1145083946" name="Bildobjekt 5" descr="bild"/>
+            <wp:cNvGraphicFramePr>
+              <a:graphicFrameLocks xmlns:a="http://schemas.openxmlformats.org/drawingml/2006/main" noChangeAspect="1"/>
+            </wp:cNvGraphicFramePr>
+            <a:graphic xmlns:a="http://schemas.openxmlformats.org/drawingml/2006/main">
+              <a:graphicData uri="http://schemas.openxmlformats.org/drawingml/2006/picture">
+                <pic:pic xmlns:pic="http://schemas.openxmlformats.org/drawingml/2006/picture">
+                  <pic:nvPicPr>
+                    <pic:cNvPr id="0" name="Picture 26" descr="bild"/>
+                    <pic:cNvPicPr>
+                      <a:picLocks noChangeAspect="1" noChangeArrowheads="1"/>
+                    </pic:cNvPicPr>
+                  </pic:nvPicPr>
+                  <pic:blipFill>
+                    <a:blip r:embed="rId33">
+                      <a:extLst>
+                        <a:ext uri="{28A0092B-C50C-407E-A947-70E740481C1C}">
+                          <a14:useLocalDpi xmlns:a14="http://schemas.microsoft.com/office/drawing/2010/main" val="0"/>
+                        </a:ext>
+                      </a:extLst>
+                    </a:blip>
+                    <a:srcRect/>
+                    <a:stretch>
+                      <a:fillRect/>
+                    </a:stretch>
+                  </pic:blipFill>
+                  <pic:spPr bwMode="auto">
+                    <a:xfrm>
+                      <a:off x="0" y="0"/>
+                      <a:ext cx="5760720" cy="5775325"/>
+                    </a:xfrm>
+                    <a:prstGeom prst="rect">
+                      <a:avLst/>
+                    </a:prstGeom>
+                    <a:noFill/>
+                    <a:ln>
+                      <a:noFill/>
+                    </a:ln>
+                  </pic:spPr>
+                </pic:pic>
+              </a:graphicData>
+            </a:graphic>
+          </wp:inline>
+        </w:drawing>
+      </w:r>
+    </w:p>
+    <w:p>
+      <w:r>
+        <w:t> </w:t>
+      </w:r>
+    </w:p>
+    <w:p>
+      <w:r>
+        <w:t>Om någon av de listade artiklarna i samtliga pallar har "</w:t>
+      </w:r>
+      <w:proofErr w:type="spellStart"/>
+      <w:r>
+        <w:t>netWeightInKg</w:t>
+      </w:r>
+      <w:proofErr w:type="spellEnd"/>
+      <w:r>
+        <w:t xml:space="preserve">" som är under 0.01 så behöver man gå in i Item i Ask och uppdatera </w:t>
+      </w:r>
+      <w:proofErr w:type="spellStart"/>
+      <w:r>
+        <w:t>artiklen</w:t>
+      </w:r>
+      <w:proofErr w:type="spellEnd"/>
+      <w:r>
+        <w:t xml:space="preserve"> (redigera).</w:t>
+      </w:r>
+    </w:p>
+    <w:p>
+      <w:r>
+        <w:t> </w:t>
+      </w:r>
+    </w:p>
+    <w:p>
+      <w:r>
+        <w:t>Därefter så kör man kommandot "Uppdatera artikelinfo" i plockloggen </w:t>
+      </w:r>
+    </w:p>
+    <w:p>
+      <w:pPr>
+        <w:pStyle w:val="Rubrik1"/>
+      </w:pPr>
       <w:proofErr w:type="spellStart"/>
       <w:r>
         <w:t>Volume</w:t>
@@ -9916,9 +9826,9 @@
       <w:r>
         <w:t xml:space="preserve"> Scanner</w:t>
       </w:r>
+      <w:bookmarkEnd w:id="32"/>
+      <w:bookmarkEnd w:id="33"/>
       <w:bookmarkEnd w:id="34"/>
-      <w:bookmarkEnd w:id="35"/>
-      <w:bookmarkEnd w:id="36"/>
     </w:p>
     <w:p>
       <w:r>
@@ -10028,6 +9938,7 @@
           <w:noProof/>
           <w:lang w:val="en-GB"/>
         </w:rPr>
+        <w:lastRenderedPageBreak/>
         <w:drawing>
           <wp:inline distT="0" distB="0" distL="0" distR="0" wp14:anchorId="38CFA90E" wp14:editId="447C8D7D">
             <wp:extent cx="5745480" cy="4312920"/>
@@ -10046,7 +9957,7 @@
                     </pic:cNvPicPr>
                   </pic:nvPicPr>
                   <pic:blipFill>
-                    <a:blip r:embed="rId35">
+                    <a:blip r:embed="rId34">
                       <a:extLst>
                         <a:ext uri="{28A0092B-C50C-407E-A947-70E740481C1C}">
                           <a14:useLocalDpi xmlns:a14="http://schemas.microsoft.com/office/drawing/2010/main" val="0"/>
@@ -10151,7 +10062,6 @@
         <w:rPr>
           <w:lang w:val="en-GB"/>
         </w:rPr>
-        <w:lastRenderedPageBreak/>
         <w:t xml:space="preserve">you can insert this the URL with Endpoint in the </w:t>
       </w:r>
       <w:proofErr w:type="spellStart"/>
@@ -10241,7 +10151,7 @@
       </w:r>
     </w:p>
     <w:p>
-      <w:hyperlink r:id="rId36" w:tgtFrame="_blank" w:tooltip="https://wmanapi-itworks.nowastelogistics.com/api/itemalias/measurement" w:history="1">
+      <w:hyperlink r:id="rId35" w:tgtFrame="_blank" w:tooltip="https://wmanapi-itworks.nowastelogistics.com/api/itemalias/measurement" w:history="1">
         <w:r>
           <w:rPr>
             <w:rStyle w:val="Hyperlnk"/>
@@ -10252,6 +10162,7 @@
     </w:p>
     <w:p>
       <w:r>
+        <w:lastRenderedPageBreak/>
         <w:t>”</w:t>
       </w:r>
       <w:r>
@@ -10283,7 +10194,7 @@
                     </pic:cNvPicPr>
                   </pic:nvPicPr>
                   <pic:blipFill>
-                    <a:blip r:embed="rId37">
+                    <a:blip r:embed="rId36">
                       <a:extLst>
                         <a:ext uri="{28A0092B-C50C-407E-A947-70E740481C1C}">
                           <a14:useLocalDpi xmlns:a14="http://schemas.microsoft.com/office/drawing/2010/main" val="0"/>
@@ -10401,44 +10312,44 @@
         <w:spacing w:line="278" w:lineRule="auto"/>
       </w:pPr>
       <w:r>
+        <w:t> </w:t>
+      </w:r>
+    </w:p>
+    <w:p>
+      <w:pPr>
+        <w:spacing w:line="278" w:lineRule="auto"/>
+      </w:pPr>
+      <w:r>
+        <w:t>Granngården bad oss stänga av det här då de inte hade möjlighet att utveckla ett stöd för det i sitt affärssystem under vår uppstart.</w:t>
+      </w:r>
+    </w:p>
+    <w:p>
+      <w:pPr>
+        <w:spacing w:line="278" w:lineRule="auto"/>
+      </w:pPr>
+    </w:p>
+    <w:p>
+      <w:pPr>
+        <w:spacing w:line="278" w:lineRule="auto"/>
+      </w:pPr>
+      <w:r>
+        <w:t>Du kan ta den med dig och om du vill, lyfta den internt.</w:t>
+      </w:r>
+    </w:p>
+    <w:p>
+      <w:pPr>
+        <w:spacing w:line="278" w:lineRule="auto"/>
+      </w:pPr>
+      <w:r>
+        <w:t>Det borde ju vara smidigare för samtliga parter om uppdateringen sker via integrationen.</w:t>
+      </w:r>
+    </w:p>
+    <w:p>
+      <w:pPr>
+        <w:spacing w:line="278" w:lineRule="auto"/>
+      </w:pPr>
+      <w:r>
         <w:lastRenderedPageBreak/>
-        <w:t> </w:t>
-      </w:r>
-    </w:p>
-    <w:p>
-      <w:pPr>
-        <w:spacing w:line="278" w:lineRule="auto"/>
-      </w:pPr>
-      <w:r>
-        <w:t>Granngården bad oss stänga av det här då de inte hade möjlighet att utveckla ett stöd för det i sitt affärssystem under vår uppstart.</w:t>
-      </w:r>
-    </w:p>
-    <w:p>
-      <w:pPr>
-        <w:spacing w:line="278" w:lineRule="auto"/>
-      </w:pPr>
-    </w:p>
-    <w:p>
-      <w:pPr>
-        <w:spacing w:line="278" w:lineRule="auto"/>
-      </w:pPr>
-      <w:r>
-        <w:t>Du kan ta den med dig och om du vill, lyfta den internt.</w:t>
-      </w:r>
-    </w:p>
-    <w:p>
-      <w:pPr>
-        <w:spacing w:line="278" w:lineRule="auto"/>
-      </w:pPr>
-      <w:r>
-        <w:t>Det borde ju vara smidigare för samtliga parter om uppdateringen sker via integrationen.</w:t>
-      </w:r>
-    </w:p>
-    <w:p>
-      <w:pPr>
-        <w:spacing w:line="278" w:lineRule="auto"/>
-      </w:pPr>
-      <w:r>
         <w:t>Om nu programmen kan prata med varandra på Granngårdens sida.</w:t>
       </w:r>
     </w:p>
@@ -10446,14 +10357,14 @@
       <w:pPr>
         <w:pStyle w:val="Rubrik1"/>
       </w:pPr>
-      <w:bookmarkStart w:id="37" w:name="_Toc201655576"/>
+      <w:bookmarkStart w:id="35" w:name="_Toc201655576"/>
       <w:r>
         <w:t>Generera streckkoder</w:t>
       </w:r>
-      <w:bookmarkEnd w:id="37"/>
-    </w:p>
-    <w:p>
-      <w:hyperlink r:id="rId38" w:history="1">
+      <w:bookmarkEnd w:id="35"/>
+    </w:p>
+    <w:p>
+      <w:hyperlink r:id="rId37" w:history="1">
         <w:r>
           <w:rPr>
             <w:rStyle w:val="Hyperlnk"/>
@@ -10484,11 +10395,11 @@
       <w:pPr>
         <w:pStyle w:val="Rubrik1"/>
       </w:pPr>
-      <w:bookmarkStart w:id="38" w:name="_Toc201655577"/>
+      <w:bookmarkStart w:id="36" w:name="_Toc201655577"/>
       <w:r>
         <w:t>ASK - Kortkommando</w:t>
       </w:r>
-      <w:bookmarkEnd w:id="38"/>
+      <w:bookmarkEnd w:id="36"/>
     </w:p>
     <w:p>
       <w:r>
@@ -10523,7 +10434,7 @@
                     </pic:cNvPicPr>
                   </pic:nvPicPr>
                   <pic:blipFill>
-                    <a:blip r:embed="rId39">
+                    <a:blip r:embed="rId38">
                       <a:extLst>
                         <a:ext uri="{28A0092B-C50C-407E-A947-70E740481C1C}">
                           <a14:useLocalDpi xmlns:a14="http://schemas.microsoft.com/office/drawing/2010/main" val="0"/>
@@ -10582,14 +10493,14 @@
       <w:r>
         <w:t> </w:t>
       </w:r>
-      <w:bookmarkStart w:id="39" w:name="_Toc201655578"/>
+      <w:bookmarkStart w:id="37" w:name="_Toc201655578"/>
       <w:r>
         <w:t>P</w:t>
       </w:r>
       <w:r>
         <w:t>lockpresentationsloggen</w:t>
       </w:r>
-      <w:bookmarkEnd w:id="39"/>
+      <w:bookmarkEnd w:id="37"/>
     </w:p>
     <w:p>
       <w:r>
@@ -10598,7 +10509,6 @@
     </w:p>
     <w:p>
       <w:r>
-        <w:lastRenderedPageBreak/>
         <w:t> </w:t>
       </w:r>
     </w:p>
@@ -10607,6 +10517,7 @@
         <w:rPr>
           <w:noProof/>
         </w:rPr>
+        <w:lastRenderedPageBreak/>
         <w:drawing>
           <wp:inline distT="0" distB="0" distL="0" distR="0" wp14:anchorId="1392C759" wp14:editId="66061840">
             <wp:extent cx="5760720" cy="2765425"/>
@@ -10625,7 +10536,7 @@
                     </pic:cNvPicPr>
                   </pic:nvPicPr>
                   <pic:blipFill>
-                    <a:blip r:embed="rId40">
+                    <a:blip r:embed="rId39">
                       <a:extLst>
                         <a:ext uri="{28A0092B-C50C-407E-A947-70E740481C1C}">
                           <a14:useLocalDpi xmlns:a14="http://schemas.microsoft.com/office/drawing/2010/main" val="0"/>
@@ -10800,7 +10711,7 @@
                     </pic:cNvPicPr>
                   </pic:nvPicPr>
                   <pic:blipFill>
-                    <a:blip r:embed="rId41">
+                    <a:blip r:embed="rId40">
                       <a:extLst>
                         <a:ext uri="{28A0092B-C50C-407E-A947-70E740481C1C}">
                           <a14:useLocalDpi xmlns:a14="http://schemas.microsoft.com/office/drawing/2010/main" val="0"/>
@@ -10860,7 +10771,7 @@
                     </pic:cNvPicPr>
                   </pic:nvPicPr>
                   <pic:blipFill>
-                    <a:blip r:embed="rId42">
+                    <a:blip r:embed="rId41">
                       <a:extLst>
                         <a:ext uri="{28A0092B-C50C-407E-A947-70E740481C1C}">
                           <a14:useLocalDpi xmlns:a14="http://schemas.microsoft.com/office/drawing/2010/main" val="0"/>
@@ -12640,6 +12551,7 @@
   <w:style w:type="character" w:default="1" w:styleId="Standardstycketeckensnitt">
     <w:name w:val="Default Paragraph Font"/>
     <w:uiPriority w:val="1"/>
+    <w:semiHidden/>
     <w:unhideWhenUsed/>
   </w:style>
   <w:style w:type="table" w:default="1" w:styleId="Normaltabell">
